--- a/docs/概要设计说明书_今天吃什么.docx
+++ b/docs/概要设计说明书_今天吃什么.docx
@@ -82,7 +82,7 @@
     </w:p>
     <w:tbl>
       <w:tblPr>
-        <w:tblStyle w:val="11"/>
+        <w:tblStyle w:val="14"/>
         <w:tblW w:w="8882" w:type="dxa"/>
         <w:jc w:val="center"/>
         <w:tblBorders>
@@ -310,21 +310,35 @@
             <w:pPr>
               <w:snapToGrid w:val="0"/>
               <w:rPr>
-                <w:b w:val="0"/>
-                <w:i w:val="0"/>
-                <w:color w:val="000000"/>
-              </w:rPr>
-            </w:pPr>
-            <w:r>
-              <w:rPr>
-                <w:rFonts w:ascii="宋体" w:hAnsi="宋体" w:eastAsia="宋体" w:cs="宋体"/>
-                <w:b w:val="0"/>
-                <w:i w:val="0"/>
-                <w:color w:val="000000"/>
-                <w:sz w:val="22"/>
-                <w:szCs w:val="22"/>
-              </w:rPr>
-              <w:t>V1.0</w:t>
+                <w:rFonts w:hint="eastAsia" w:eastAsia="宋体"/>
+                <w:b w:val="0"/>
+                <w:i w:val="0"/>
+                <w:color w:val="000000"/>
+                <w:lang w:val="en-US" w:eastAsia="zh-CN"/>
+              </w:rPr>
+            </w:pPr>
+            <w:r>
+              <w:rPr>
+                <w:rFonts w:ascii="宋体" w:hAnsi="宋体" w:eastAsia="宋体" w:cs="宋体"/>
+                <w:b w:val="0"/>
+                <w:i w:val="0"/>
+                <w:color w:val="000000"/>
+                <w:sz w:val="22"/>
+                <w:szCs w:val="22"/>
+              </w:rPr>
+              <w:t>V1.</w:t>
+            </w:r>
+            <w:r>
+              <w:rPr>
+                <w:rFonts w:hint="eastAsia" w:cs="宋体"/>
+                <w:b w:val="0"/>
+                <w:i w:val="0"/>
+                <w:color w:val="000000"/>
+                <w:sz w:val="22"/>
+                <w:szCs w:val="22"/>
+                <w:lang w:val="en-US" w:eastAsia="zh-CN"/>
+              </w:rPr>
+              <w:t>2</w:t>
             </w:r>
           </w:p>
         </w:tc>
@@ -387,7 +401,7 @@
                 <w:sz w:val="22"/>
                 <w:szCs w:val="22"/>
               </w:rPr>
-              <w:t>编制团队</w:t>
+              <w:t>成员</w:t>
             </w:r>
           </w:p>
         </w:tc>
@@ -426,7 +440,7 @@
                 <w:sz w:val="22"/>
                 <w:szCs w:val="22"/>
               </w:rPr>
-              <w:t>第八组</w:t>
+              <w:t>蔡昀燃 余嵘 张佳顺 王雨菲 蒋国燕</w:t>
             </w:r>
           </w:p>
         </w:tc>
@@ -459,108 +473,6 @@
             <w:tcBorders>
               <w:top w:val="single" w:color="999999" w:themeColor="dark1" w:themeTint="66" w:sz="6" w:space="0"/>
               <w:left w:val="single" w:color="000000" w:themeColor="dark1" w:sz="6" w:space="0"/>
-              <w:bottom w:val="single" w:color="999999" w:themeColor="dark1" w:themeTint="66" w:sz="6" w:space="0"/>
-              <w:right w:val="single" w:color="999999" w:themeColor="dark1" w:themeTint="66" w:sz="6" w:space="0"/>
-            </w:tcBorders>
-            <w:shd w:val="clear" w:color="auto" w:fill="FFFFFF"/>
-            <w:tcMar>
-              <w:top w:w="80" w:type="dxa"/>
-              <w:left w:w="120" w:type="dxa"/>
-              <w:bottom w:w="80" w:type="dxa"/>
-              <w:right w:w="120" w:type="dxa"/>
-            </w:tcMar>
-          </w:tcPr>
-          <w:p>
-            <w:pPr>
-              <w:snapToGrid w:val="0"/>
-              <w:rPr>
-                <w:b w:val="0"/>
-                <w:i w:val="0"/>
-                <w:color w:val="000000"/>
-              </w:rPr>
-            </w:pPr>
-            <w:r>
-              <w:rPr>
-                <w:rFonts w:ascii="宋体" w:hAnsi="宋体" w:eastAsia="宋体" w:cs="宋体"/>
-                <w:b w:val="0"/>
-                <w:bCs/>
-                <w:i w:val="0"/>
-                <w:color w:val="000000"/>
-                <w:sz w:val="22"/>
-                <w:szCs w:val="22"/>
-              </w:rPr>
-              <w:t>成员</w:t>
-            </w:r>
-          </w:p>
-        </w:tc>
-        <w:tc>
-          <w:tcPr>
-            <w:tcW w:w="6839" w:type="dxa"/>
-            <w:tcBorders>
-              <w:top w:val="single" w:color="999999" w:themeColor="dark1" w:themeTint="66" w:sz="6" w:space="0"/>
-              <w:left w:val="single" w:color="999999" w:themeColor="dark1" w:themeTint="66" w:sz="6" w:space="0"/>
-              <w:bottom w:val="single" w:color="999999" w:themeColor="dark1" w:themeTint="66" w:sz="6" w:space="0"/>
-              <w:right w:val="single" w:color="000000" w:themeColor="dark1" w:sz="6" w:space="0"/>
-            </w:tcBorders>
-            <w:shd w:val="clear" w:color="auto" w:fill="FFFFFF"/>
-            <w:tcMar>
-              <w:top w:w="80" w:type="dxa"/>
-              <w:left w:w="120" w:type="dxa"/>
-              <w:bottom w:w="80" w:type="dxa"/>
-              <w:right w:w="120" w:type="dxa"/>
-            </w:tcMar>
-          </w:tcPr>
-          <w:p>
-            <w:pPr>
-              <w:snapToGrid w:val="0"/>
-              <w:rPr>
-                <w:b w:val="0"/>
-                <w:i w:val="0"/>
-                <w:color w:val="000000"/>
-              </w:rPr>
-            </w:pPr>
-            <w:r>
-              <w:rPr>
-                <w:rFonts w:ascii="宋体" w:hAnsi="宋体" w:eastAsia="宋体" w:cs="宋体"/>
-                <w:b w:val="0"/>
-                <w:i w:val="0"/>
-                <w:color w:val="000000"/>
-                <w:sz w:val="22"/>
-                <w:szCs w:val="22"/>
-              </w:rPr>
-              <w:t>蔡昀燃 余嵘 张佳顺 王雨菲 蒋国燕</w:t>
-            </w:r>
-          </w:p>
-        </w:tc>
-      </w:tr>
-      <w:tr>
-        <w:tblPrEx>
-          <w:tblBorders>
-            <w:top w:val="single" w:color="auto" w:sz="4" w:space="0"/>
-            <w:left w:val="single" w:color="auto" w:sz="4" w:space="0"/>
-            <w:bottom w:val="single" w:color="auto" w:sz="4" w:space="0"/>
-            <w:right w:val="single" w:color="auto" w:sz="4" w:space="0"/>
-            <w:insideH w:val="single" w:color="auto" w:sz="4" w:space="0"/>
-            <w:insideV w:val="single" w:color="auto" w:sz="4" w:space="0"/>
-          </w:tblBorders>
-          <w:tblCellMar>
-            <w:top w:w="0" w:type="dxa"/>
-            <w:left w:w="10" w:type="dxa"/>
-            <w:bottom w:w="0" w:type="dxa"/>
-            <w:right w:w="10" w:type="dxa"/>
-          </w:tblCellMar>
-        </w:tblPrEx>
-        <w:trPr>
-          <w:trHeight w:val="0" w:hRule="atLeast"/>
-          <w:tblHeader/>
-          <w:jc w:val="center"/>
-        </w:trPr>
-        <w:tc>
-          <w:tcPr>
-            <w:tcW w:w="2043" w:type="dxa"/>
-            <w:tcBorders>
-              <w:top w:val="single" w:color="999999" w:themeColor="dark1" w:themeTint="66" w:sz="6" w:space="0"/>
-              <w:left w:val="single" w:color="000000" w:themeColor="dark1" w:sz="6" w:space="0"/>
               <w:bottom w:val="single" w:color="000000" w:themeColor="dark1" w:sz="6" w:space="0"/>
               <w:right w:val="single" w:color="999999" w:themeColor="dark1" w:themeTint="66" w:sz="6" w:space="0"/>
             </w:tcBorders>
@@ -630,7 +542,30 @@
                 <w:sz w:val="22"/>
                 <w:szCs w:val="22"/>
               </w:rPr>
-              <w:t>2026年5月</w:t>
+              <w:t>2026年</w:t>
+            </w:r>
+            <w:r>
+              <w:rPr>
+                <w:rFonts w:hint="eastAsia" w:cs="宋体"/>
+                <w:b w:val="0"/>
+                <w:i w:val="0"/>
+                <w:color w:val="000000"/>
+                <w:sz w:val="22"/>
+                <w:szCs w:val="22"/>
+                <w:lang w:val="en-US" w:eastAsia="zh-CN"/>
+              </w:rPr>
+              <w:t>5</w:t>
+            </w:r>
+            <w:r>
+              <w:rPr>
+                <w:rFonts w:ascii="宋体" w:hAnsi="宋体" w:eastAsia="宋体" w:cs="宋体"/>
+                <w:b w:val="0"/>
+                <w:i w:val="0"/>
+                <w:color w:val="000000"/>
+                <w:sz w:val="22"/>
+                <w:szCs w:val="22"/>
+              </w:rPr>
+              <w:t>月</w:t>
             </w:r>
           </w:p>
         </w:tc>
@@ -674,7 +609,7 @@
     </w:p>
     <w:tbl>
       <w:tblPr>
-        <w:tblStyle w:val="11"/>
+        <w:tblStyle w:val="14"/>
         <w:tblW w:w="9360" w:type="dxa"/>
         <w:tblInd w:w="0" w:type="dxa"/>
         <w:tblBorders>
@@ -996,7 +931,7 @@
           <w:p>
             <w:pPr>
               <w:rPr>
-                <w:rFonts w:hint="default" w:eastAsia="宋体"/>
+                <w:rFonts w:hint="default"/>
                 <w:b w:val="0"/>
                 <w:i w:val="0"/>
                 <w:color w:val="000000"/>
@@ -1035,21 +970,22 @@
           <w:p>
             <w:pPr>
               <w:rPr>
-                <w:b w:val="0"/>
-                <w:i w:val="0"/>
-                <w:color w:val="000000"/>
-              </w:rPr>
-            </w:pPr>
-            <w:r>
-              <w:rPr>
-                <w:rFonts w:ascii="宋体" w:hAnsi="宋体" w:eastAsia="宋体" w:cs="宋体"/>
-                <w:b w:val="0"/>
-                <w:i w:val="0"/>
-                <w:color w:val="000000"/>
-                <w:sz w:val="22"/>
-                <w:szCs w:val="22"/>
-              </w:rPr>
-              <w:t>2026-05-06</w:t>
+                <w:rFonts w:hint="default"/>
+                <w:b w:val="0"/>
+                <w:i w:val="0"/>
+                <w:color w:val="000000"/>
+                <w:lang w:val="en-US" w:eastAsia="zh-CN"/>
+              </w:rPr>
+            </w:pPr>
+            <w:r>
+              <w:rPr>
+                <w:rFonts w:hint="eastAsia"/>
+                <w:b w:val="0"/>
+                <w:i w:val="0"/>
+                <w:color w:val="000000"/>
+                <w:lang w:val="en-US" w:eastAsia="zh-CN"/>
+              </w:rPr>
+              <w:t>2026-04-30</w:t>
             </w:r>
           </w:p>
         </w:tc>
@@ -1129,11 +1065,23 @@
           <w:p>
             <w:pPr>
               <w:rPr>
-                <w:b w:val="0"/>
-                <w:i w:val="0"/>
-                <w:color w:val="000000"/>
-              </w:rPr>
-            </w:pPr>
+                <w:rFonts w:hint="default"/>
+                <w:b w:val="0"/>
+                <w:i w:val="0"/>
+                <w:color w:val="000000"/>
+                <w:lang w:val="en-US" w:eastAsia="zh-CN"/>
+              </w:rPr>
+            </w:pPr>
+            <w:r>
+              <w:rPr>
+                <w:rFonts w:hint="eastAsia"/>
+                <w:b w:val="0"/>
+                <w:i w:val="0"/>
+                <w:color w:val="000000"/>
+                <w:lang w:val="en-US" w:eastAsia="zh-CN"/>
+              </w:rPr>
+              <w:t>V1.1</w:t>
+            </w:r>
           </w:p>
         </w:tc>
         <w:tc>
@@ -1156,11 +1104,23 @@
           <w:p>
             <w:pPr>
               <w:rPr>
-                <w:b w:val="0"/>
-                <w:i w:val="0"/>
-                <w:color w:val="000000"/>
-              </w:rPr>
-            </w:pPr>
+                <w:rFonts w:hint="default"/>
+                <w:b w:val="0"/>
+                <w:i w:val="0"/>
+                <w:color w:val="000000"/>
+                <w:lang w:val="en-US" w:eastAsia="zh-CN"/>
+              </w:rPr>
+            </w:pPr>
+            <w:r>
+              <w:rPr>
+                <w:rFonts w:hint="eastAsia"/>
+                <w:b w:val="0"/>
+                <w:i w:val="0"/>
+                <w:color w:val="000000"/>
+                <w:lang w:val="en-US" w:eastAsia="zh-CN"/>
+              </w:rPr>
+              <w:t>蔡昀燃</w:t>
+            </w:r>
           </w:p>
         </w:tc>
         <w:tc>
@@ -1183,11 +1143,23 @@
           <w:p>
             <w:pPr>
               <w:rPr>
-                <w:b w:val="0"/>
-                <w:i w:val="0"/>
-                <w:color w:val="000000"/>
-              </w:rPr>
-            </w:pPr>
+                <w:rFonts w:hint="default"/>
+                <w:b w:val="0"/>
+                <w:i w:val="0"/>
+                <w:color w:val="000000"/>
+                <w:lang w:val="en-US" w:eastAsia="zh-CN"/>
+              </w:rPr>
+            </w:pPr>
+            <w:r>
+              <w:rPr>
+                <w:rFonts w:hint="eastAsia"/>
+                <w:b w:val="0"/>
+                <w:i w:val="0"/>
+                <w:color w:val="000000"/>
+                <w:lang w:val="en-US" w:eastAsia="zh-CN"/>
+              </w:rPr>
+              <w:t>2026-05-01</w:t>
+            </w:r>
           </w:p>
         </w:tc>
         <w:tc>
@@ -1210,11 +1182,23 @@
           <w:p>
             <w:pPr>
               <w:rPr>
-                <w:b w:val="0"/>
-                <w:i w:val="0"/>
-                <w:color w:val="000000"/>
-              </w:rPr>
-            </w:pPr>
+                <w:rFonts w:hint="default" w:eastAsia="宋体"/>
+                <w:b w:val="0"/>
+                <w:i w:val="0"/>
+                <w:color w:val="000000"/>
+                <w:lang w:val="en-US" w:eastAsia="zh-CN"/>
+              </w:rPr>
+            </w:pPr>
+            <w:r>
+              <w:rPr>
+                <w:rFonts w:hint="eastAsia"/>
+                <w:b w:val="0"/>
+                <w:i w:val="0"/>
+                <w:color w:val="000000"/>
+                <w:lang w:val="en-US" w:eastAsia="zh-CN"/>
+              </w:rPr>
+              <w:t>修改</w:t>
+            </w:r>
           </w:p>
         </w:tc>
       </w:tr>
@@ -1255,11 +1239,23 @@
           <w:p>
             <w:pPr>
               <w:rPr>
-                <w:b w:val="0"/>
-                <w:i w:val="0"/>
-                <w:color w:val="000000"/>
-              </w:rPr>
-            </w:pPr>
+                <w:rFonts w:hint="default"/>
+                <w:b w:val="0"/>
+                <w:i w:val="0"/>
+                <w:color w:val="000000"/>
+                <w:lang w:val="en-US" w:eastAsia="zh-CN"/>
+              </w:rPr>
+            </w:pPr>
+            <w:r>
+              <w:rPr>
+                <w:rFonts w:hint="eastAsia"/>
+                <w:b w:val="0"/>
+                <w:i w:val="0"/>
+                <w:color w:val="000000"/>
+                <w:lang w:val="en-US" w:eastAsia="zh-CN"/>
+              </w:rPr>
+              <w:t>V1.2</w:t>
+            </w:r>
           </w:p>
         </w:tc>
         <w:tc>
@@ -1282,11 +1278,23 @@
           <w:p>
             <w:pPr>
               <w:rPr>
-                <w:b w:val="0"/>
-                <w:i w:val="0"/>
-                <w:color w:val="000000"/>
-              </w:rPr>
-            </w:pPr>
+                <w:rFonts w:hint="eastAsia"/>
+                <w:b w:val="0"/>
+                <w:i w:val="0"/>
+                <w:color w:val="000000"/>
+                <w:lang w:val="en-US" w:eastAsia="zh-CN"/>
+              </w:rPr>
+            </w:pPr>
+            <w:r>
+              <w:rPr>
+                <w:rFonts w:hint="eastAsia"/>
+                <w:b w:val="0"/>
+                <w:i w:val="0"/>
+                <w:color w:val="000000"/>
+                <w:lang w:val="en-US" w:eastAsia="zh-CN"/>
+              </w:rPr>
+              <w:t>王雨菲</w:t>
+            </w:r>
           </w:p>
         </w:tc>
         <w:tc>
@@ -1309,11 +1317,23 @@
           <w:p>
             <w:pPr>
               <w:rPr>
-                <w:b w:val="0"/>
-                <w:i w:val="0"/>
-                <w:color w:val="000000"/>
-              </w:rPr>
-            </w:pPr>
+                <w:rFonts w:hint="default" w:eastAsia="宋体"/>
+                <w:b w:val="0"/>
+                <w:i w:val="0"/>
+                <w:color w:val="000000"/>
+                <w:lang w:val="en-US" w:eastAsia="zh-CN"/>
+              </w:rPr>
+            </w:pPr>
+            <w:r>
+              <w:rPr>
+                <w:rFonts w:hint="eastAsia"/>
+                <w:b w:val="0"/>
+                <w:i w:val="0"/>
+                <w:color w:val="000000"/>
+                <w:lang w:val="en-US" w:eastAsia="zh-CN"/>
+              </w:rPr>
+              <w:t>2026-05-03</w:t>
+            </w:r>
           </w:p>
         </w:tc>
         <w:tc>
@@ -1336,11 +1356,23 @@
           <w:p>
             <w:pPr>
               <w:rPr>
-                <w:b w:val="0"/>
-                <w:i w:val="0"/>
-                <w:color w:val="000000"/>
-              </w:rPr>
-            </w:pPr>
+                <w:rFonts w:hint="eastAsia" w:eastAsia="宋体"/>
+                <w:b w:val="0"/>
+                <w:i w:val="0"/>
+                <w:color w:val="000000"/>
+                <w:lang w:val="en-US" w:eastAsia="zh-CN"/>
+              </w:rPr>
+            </w:pPr>
+            <w:r>
+              <w:rPr>
+                <w:rFonts w:hint="eastAsia"/>
+                <w:b w:val="0"/>
+                <w:i w:val="0"/>
+                <w:color w:val="000000"/>
+                <w:lang w:val="en-US" w:eastAsia="zh-CN"/>
+              </w:rPr>
+              <w:t>修改</w:t>
+            </w:r>
           </w:p>
         </w:tc>
       </w:tr>
@@ -1356,8 +1388,17 @@
     <w:p>
       <w:pPr>
         <w:rPr>
+          <w:rFonts w:hint="eastAsia" w:asciiTheme="majorEastAsia" w:hAnsiTheme="majorEastAsia" w:eastAsiaTheme="majorEastAsia" w:cstheme="majorEastAsia"/>
           <w:color w:val="auto"/>
         </w:rPr>
+        <w:sectPr>
+          <w:headerReference r:id="rId3" w:type="default"/>
+          <w:footerReference r:id="rId4" w:type="default"/>
+          <w:pgSz w:w="11906" w:h="16838"/>
+          <w:pgMar w:top="1440" w:right="1440" w:bottom="1440" w:left="1800" w:header="708" w:footer="708" w:gutter="0"/>
+          <w:cols w:space="720" w:num="1"/>
+          <w:docGrid w:linePitch="360" w:charSpace="0"/>
+        </w:sectPr>
       </w:pPr>
       <w:r>
         <w:rPr>
@@ -1365,6 +1406,2622 @@
         </w:rPr>
         <w:br w:type="page"/>
       </w:r>
+    </w:p>
+    <w:sdt>
+      <w:sdtPr>
+        <w:rPr>
+          <w:rFonts w:hint="eastAsia" w:asciiTheme="majorEastAsia" w:hAnsiTheme="majorEastAsia" w:eastAsiaTheme="majorEastAsia" w:cstheme="majorEastAsia"/>
+          <w:sz w:val="21"/>
+          <w:szCs w:val="24"/>
+        </w:rPr>
+        <w:id w:val="147450928"/>
+        <w15:color w:val="DBDBDB"/>
+        <w:docPartObj>
+          <w:docPartGallery w:val="Table of Contents"/>
+          <w:docPartUnique/>
+        </w:docPartObj>
+      </w:sdtPr>
+      <w:sdtEndPr>
+        <w:rPr>
+          <w:rFonts w:hint="eastAsia" w:asciiTheme="majorEastAsia" w:hAnsiTheme="majorEastAsia" w:eastAsiaTheme="majorEastAsia" w:cstheme="majorEastAsia"/>
+          <w:color w:val="auto"/>
+          <w:sz w:val="24"/>
+          <w:szCs w:val="24"/>
+        </w:rPr>
+      </w:sdtEndPr>
+      <w:sdtContent>
+        <w:p>
+          <w:pPr>
+            <w:spacing w:before="0" w:beforeLines="0" w:after="0" w:afterLines="0" w:line="240" w:lineRule="auto"/>
+            <w:ind w:left="0" w:leftChars="0" w:right="0" w:rightChars="0" w:firstLine="0" w:firstLineChars="0"/>
+            <w:jc w:val="center"/>
+            <w:rPr>
+              <w:rFonts w:hint="eastAsia" w:asciiTheme="majorEastAsia" w:hAnsiTheme="majorEastAsia" w:eastAsiaTheme="majorEastAsia" w:cstheme="majorEastAsia"/>
+            </w:rPr>
+          </w:pPr>
+          <w:r>
+            <w:rPr>
+              <w:rFonts w:hint="eastAsia" w:asciiTheme="majorEastAsia" w:hAnsiTheme="majorEastAsia" w:eastAsiaTheme="majorEastAsia" w:cstheme="majorEastAsia"/>
+              <w:sz w:val="21"/>
+            </w:rPr>
+            <w:t>目录</w:t>
+          </w:r>
+        </w:p>
+        <w:p>
+          <w:pPr>
+            <w:pStyle w:val="10"/>
+            <w:tabs>
+              <w:tab w:val="right" w:leader="dot" w:pos="8666"/>
+            </w:tabs>
+            <w:rPr>
+              <w:rFonts w:hint="eastAsia" w:asciiTheme="majorEastAsia" w:hAnsiTheme="majorEastAsia" w:eastAsiaTheme="majorEastAsia" w:cstheme="majorEastAsia"/>
+            </w:rPr>
+          </w:pPr>
+          <w:r>
+            <w:rPr>
+              <w:rFonts w:hint="eastAsia" w:asciiTheme="majorEastAsia" w:hAnsiTheme="majorEastAsia" w:eastAsiaTheme="majorEastAsia" w:cstheme="majorEastAsia"/>
+              <w:color w:val="auto"/>
+            </w:rPr>
+            <w:fldChar w:fldCharType="begin"/>
+          </w:r>
+          <w:r>
+            <w:rPr>
+              <w:rFonts w:hint="eastAsia" w:asciiTheme="majorEastAsia" w:hAnsiTheme="majorEastAsia" w:eastAsiaTheme="majorEastAsia" w:cstheme="majorEastAsia"/>
+              <w:color w:val="auto"/>
+            </w:rPr>
+            <w:instrText xml:space="preserve">TOC \o "1-3" \h \u </w:instrText>
+          </w:r>
+          <w:r>
+            <w:rPr>
+              <w:rFonts w:hint="eastAsia" w:asciiTheme="majorEastAsia" w:hAnsiTheme="majorEastAsia" w:eastAsiaTheme="majorEastAsia" w:cstheme="majorEastAsia"/>
+              <w:color w:val="auto"/>
+            </w:rPr>
+            <w:fldChar w:fldCharType="separate"/>
+          </w:r>
+          <w:r>
+            <w:rPr>
+              <w:rFonts w:hint="eastAsia" w:asciiTheme="majorEastAsia" w:hAnsiTheme="majorEastAsia" w:eastAsiaTheme="majorEastAsia" w:cstheme="majorEastAsia"/>
+              <w:color w:val="auto"/>
+            </w:rPr>
+            <w:fldChar w:fldCharType="begin"/>
+          </w:r>
+          <w:r>
+            <w:rPr>
+              <w:rFonts w:hint="eastAsia" w:asciiTheme="majorEastAsia" w:hAnsiTheme="majorEastAsia" w:eastAsiaTheme="majorEastAsia" w:cstheme="majorEastAsia"/>
+            </w:rPr>
+            <w:instrText xml:space="preserve"> HYPERLINK \l _Toc13767 </w:instrText>
+          </w:r>
+          <w:r>
+            <w:rPr>
+              <w:rFonts w:hint="eastAsia" w:asciiTheme="majorEastAsia" w:hAnsiTheme="majorEastAsia" w:eastAsiaTheme="majorEastAsia" w:cstheme="majorEastAsia"/>
+            </w:rPr>
+            <w:fldChar w:fldCharType="separate"/>
+          </w:r>
+          <w:r>
+            <w:rPr>
+              <w:rFonts w:hint="eastAsia" w:asciiTheme="majorEastAsia" w:hAnsiTheme="majorEastAsia" w:eastAsiaTheme="majorEastAsia" w:cstheme="majorEastAsia"/>
+              <w:bCs/>
+              <w:szCs w:val="32"/>
+            </w:rPr>
+            <w:t>1　引言</w:t>
+          </w:r>
+          <w:r>
+            <w:rPr>
+              <w:rFonts w:hint="eastAsia" w:asciiTheme="majorEastAsia" w:hAnsiTheme="majorEastAsia" w:eastAsiaTheme="majorEastAsia" w:cstheme="majorEastAsia"/>
+            </w:rPr>
+            <w:tab/>
+          </w:r>
+          <w:r>
+            <w:rPr>
+              <w:rFonts w:hint="eastAsia" w:asciiTheme="majorEastAsia" w:hAnsiTheme="majorEastAsia" w:eastAsiaTheme="majorEastAsia" w:cstheme="majorEastAsia"/>
+            </w:rPr>
+            <w:fldChar w:fldCharType="begin"/>
+          </w:r>
+          <w:r>
+            <w:rPr>
+              <w:rFonts w:hint="eastAsia" w:asciiTheme="majorEastAsia" w:hAnsiTheme="majorEastAsia" w:eastAsiaTheme="majorEastAsia" w:cstheme="majorEastAsia"/>
+            </w:rPr>
+            <w:instrText xml:space="preserve"> PAGEREF _Toc13767 \h </w:instrText>
+          </w:r>
+          <w:r>
+            <w:rPr>
+              <w:rFonts w:hint="eastAsia" w:asciiTheme="majorEastAsia" w:hAnsiTheme="majorEastAsia" w:eastAsiaTheme="majorEastAsia" w:cstheme="majorEastAsia"/>
+            </w:rPr>
+            <w:fldChar w:fldCharType="separate"/>
+          </w:r>
+          <w:r>
+            <w:rPr>
+              <w:rFonts w:hint="eastAsia" w:asciiTheme="majorEastAsia" w:hAnsiTheme="majorEastAsia" w:eastAsiaTheme="majorEastAsia" w:cstheme="majorEastAsia"/>
+            </w:rPr>
+            <w:t>3</w:t>
+          </w:r>
+          <w:r>
+            <w:rPr>
+              <w:rFonts w:hint="eastAsia" w:asciiTheme="majorEastAsia" w:hAnsiTheme="majorEastAsia" w:eastAsiaTheme="majorEastAsia" w:cstheme="majorEastAsia"/>
+            </w:rPr>
+            <w:fldChar w:fldCharType="end"/>
+          </w:r>
+          <w:r>
+            <w:rPr>
+              <w:rFonts w:hint="eastAsia" w:asciiTheme="majorEastAsia" w:hAnsiTheme="majorEastAsia" w:eastAsiaTheme="majorEastAsia" w:cstheme="majorEastAsia"/>
+              <w:color w:val="auto"/>
+            </w:rPr>
+            <w:fldChar w:fldCharType="end"/>
+          </w:r>
+        </w:p>
+        <w:p>
+          <w:pPr>
+            <w:pStyle w:val="12"/>
+            <w:tabs>
+              <w:tab w:val="right" w:leader="dot" w:pos="8666"/>
+            </w:tabs>
+            <w:rPr>
+              <w:rFonts w:hint="eastAsia" w:asciiTheme="majorEastAsia" w:hAnsiTheme="majorEastAsia" w:eastAsiaTheme="majorEastAsia" w:cstheme="majorEastAsia"/>
+            </w:rPr>
+          </w:pPr>
+          <w:r>
+            <w:rPr>
+              <w:rFonts w:hint="eastAsia" w:asciiTheme="majorEastAsia" w:hAnsiTheme="majorEastAsia" w:eastAsiaTheme="majorEastAsia" w:cstheme="majorEastAsia"/>
+              <w:color w:val="auto"/>
+            </w:rPr>
+            <w:fldChar w:fldCharType="begin"/>
+          </w:r>
+          <w:r>
+            <w:rPr>
+              <w:rFonts w:hint="eastAsia" w:asciiTheme="majorEastAsia" w:hAnsiTheme="majorEastAsia" w:eastAsiaTheme="majorEastAsia" w:cstheme="majorEastAsia"/>
+            </w:rPr>
+            <w:instrText xml:space="preserve"> HYPERLINK \l _Toc8909 </w:instrText>
+          </w:r>
+          <w:r>
+            <w:rPr>
+              <w:rFonts w:hint="eastAsia" w:asciiTheme="majorEastAsia" w:hAnsiTheme="majorEastAsia" w:eastAsiaTheme="majorEastAsia" w:cstheme="majorEastAsia"/>
+            </w:rPr>
+            <w:fldChar w:fldCharType="separate"/>
+          </w:r>
+          <w:r>
+            <w:rPr>
+              <w:rFonts w:hint="eastAsia" w:asciiTheme="majorEastAsia" w:hAnsiTheme="majorEastAsia" w:eastAsiaTheme="majorEastAsia" w:cstheme="majorEastAsia"/>
+              <w:bCs/>
+              <w:szCs w:val="28"/>
+            </w:rPr>
+            <w:t>1.1　编写目的</w:t>
+          </w:r>
+          <w:r>
+            <w:rPr>
+              <w:rFonts w:hint="eastAsia" w:asciiTheme="majorEastAsia" w:hAnsiTheme="majorEastAsia" w:eastAsiaTheme="majorEastAsia" w:cstheme="majorEastAsia"/>
+            </w:rPr>
+            <w:tab/>
+          </w:r>
+          <w:r>
+            <w:rPr>
+              <w:rFonts w:hint="eastAsia" w:asciiTheme="majorEastAsia" w:hAnsiTheme="majorEastAsia" w:eastAsiaTheme="majorEastAsia" w:cstheme="majorEastAsia"/>
+            </w:rPr>
+            <w:fldChar w:fldCharType="begin"/>
+          </w:r>
+          <w:r>
+            <w:rPr>
+              <w:rFonts w:hint="eastAsia" w:asciiTheme="majorEastAsia" w:hAnsiTheme="majorEastAsia" w:eastAsiaTheme="majorEastAsia" w:cstheme="majorEastAsia"/>
+            </w:rPr>
+            <w:instrText xml:space="preserve"> PAGEREF _Toc8909 \h </w:instrText>
+          </w:r>
+          <w:r>
+            <w:rPr>
+              <w:rFonts w:hint="eastAsia" w:asciiTheme="majorEastAsia" w:hAnsiTheme="majorEastAsia" w:eastAsiaTheme="majorEastAsia" w:cstheme="majorEastAsia"/>
+            </w:rPr>
+            <w:fldChar w:fldCharType="separate"/>
+          </w:r>
+          <w:r>
+            <w:rPr>
+              <w:rFonts w:hint="eastAsia" w:asciiTheme="majorEastAsia" w:hAnsiTheme="majorEastAsia" w:eastAsiaTheme="majorEastAsia" w:cstheme="majorEastAsia"/>
+            </w:rPr>
+            <w:t>3</w:t>
+          </w:r>
+          <w:r>
+            <w:rPr>
+              <w:rFonts w:hint="eastAsia" w:asciiTheme="majorEastAsia" w:hAnsiTheme="majorEastAsia" w:eastAsiaTheme="majorEastAsia" w:cstheme="majorEastAsia"/>
+            </w:rPr>
+            <w:fldChar w:fldCharType="end"/>
+          </w:r>
+          <w:r>
+            <w:rPr>
+              <w:rFonts w:hint="eastAsia" w:asciiTheme="majorEastAsia" w:hAnsiTheme="majorEastAsia" w:eastAsiaTheme="majorEastAsia" w:cstheme="majorEastAsia"/>
+              <w:color w:val="auto"/>
+            </w:rPr>
+            <w:fldChar w:fldCharType="end"/>
+          </w:r>
+        </w:p>
+        <w:p>
+          <w:pPr>
+            <w:pStyle w:val="12"/>
+            <w:tabs>
+              <w:tab w:val="right" w:leader="dot" w:pos="8666"/>
+            </w:tabs>
+            <w:rPr>
+              <w:rFonts w:hint="eastAsia" w:asciiTheme="majorEastAsia" w:hAnsiTheme="majorEastAsia" w:eastAsiaTheme="majorEastAsia" w:cstheme="majorEastAsia"/>
+            </w:rPr>
+          </w:pPr>
+          <w:r>
+            <w:rPr>
+              <w:rFonts w:hint="eastAsia" w:asciiTheme="majorEastAsia" w:hAnsiTheme="majorEastAsia" w:eastAsiaTheme="majorEastAsia" w:cstheme="majorEastAsia"/>
+              <w:color w:val="auto"/>
+            </w:rPr>
+            <w:fldChar w:fldCharType="begin"/>
+          </w:r>
+          <w:r>
+            <w:rPr>
+              <w:rFonts w:hint="eastAsia" w:asciiTheme="majorEastAsia" w:hAnsiTheme="majorEastAsia" w:eastAsiaTheme="majorEastAsia" w:cstheme="majorEastAsia"/>
+            </w:rPr>
+            <w:instrText xml:space="preserve"> HYPERLINK \l _Toc32477 </w:instrText>
+          </w:r>
+          <w:r>
+            <w:rPr>
+              <w:rFonts w:hint="eastAsia" w:asciiTheme="majorEastAsia" w:hAnsiTheme="majorEastAsia" w:eastAsiaTheme="majorEastAsia" w:cstheme="majorEastAsia"/>
+            </w:rPr>
+            <w:fldChar w:fldCharType="separate"/>
+          </w:r>
+          <w:r>
+            <w:rPr>
+              <w:rFonts w:hint="eastAsia" w:asciiTheme="majorEastAsia" w:hAnsiTheme="majorEastAsia" w:eastAsiaTheme="majorEastAsia" w:cstheme="majorEastAsia"/>
+              <w:bCs/>
+              <w:szCs w:val="28"/>
+            </w:rPr>
+            <w:t>1.2　范围</w:t>
+          </w:r>
+          <w:r>
+            <w:rPr>
+              <w:rFonts w:hint="eastAsia" w:asciiTheme="majorEastAsia" w:hAnsiTheme="majorEastAsia" w:eastAsiaTheme="majorEastAsia" w:cstheme="majorEastAsia"/>
+            </w:rPr>
+            <w:tab/>
+          </w:r>
+          <w:r>
+            <w:rPr>
+              <w:rFonts w:hint="eastAsia" w:asciiTheme="majorEastAsia" w:hAnsiTheme="majorEastAsia" w:eastAsiaTheme="majorEastAsia" w:cstheme="majorEastAsia"/>
+            </w:rPr>
+            <w:fldChar w:fldCharType="begin"/>
+          </w:r>
+          <w:r>
+            <w:rPr>
+              <w:rFonts w:hint="eastAsia" w:asciiTheme="majorEastAsia" w:hAnsiTheme="majorEastAsia" w:eastAsiaTheme="majorEastAsia" w:cstheme="majorEastAsia"/>
+            </w:rPr>
+            <w:instrText xml:space="preserve"> PAGEREF _Toc32477 \h </w:instrText>
+          </w:r>
+          <w:r>
+            <w:rPr>
+              <w:rFonts w:hint="eastAsia" w:asciiTheme="majorEastAsia" w:hAnsiTheme="majorEastAsia" w:eastAsiaTheme="majorEastAsia" w:cstheme="majorEastAsia"/>
+            </w:rPr>
+            <w:fldChar w:fldCharType="separate"/>
+          </w:r>
+          <w:r>
+            <w:rPr>
+              <w:rFonts w:hint="eastAsia" w:asciiTheme="majorEastAsia" w:hAnsiTheme="majorEastAsia" w:eastAsiaTheme="majorEastAsia" w:cstheme="majorEastAsia"/>
+            </w:rPr>
+            <w:t>3</w:t>
+          </w:r>
+          <w:r>
+            <w:rPr>
+              <w:rFonts w:hint="eastAsia" w:asciiTheme="majorEastAsia" w:hAnsiTheme="majorEastAsia" w:eastAsiaTheme="majorEastAsia" w:cstheme="majorEastAsia"/>
+            </w:rPr>
+            <w:fldChar w:fldCharType="end"/>
+          </w:r>
+          <w:r>
+            <w:rPr>
+              <w:rFonts w:hint="eastAsia" w:asciiTheme="majorEastAsia" w:hAnsiTheme="majorEastAsia" w:eastAsiaTheme="majorEastAsia" w:cstheme="majorEastAsia"/>
+              <w:color w:val="auto"/>
+            </w:rPr>
+            <w:fldChar w:fldCharType="end"/>
+          </w:r>
+        </w:p>
+        <w:p>
+          <w:pPr>
+            <w:pStyle w:val="12"/>
+            <w:tabs>
+              <w:tab w:val="right" w:leader="dot" w:pos="8666"/>
+            </w:tabs>
+            <w:rPr>
+              <w:rFonts w:hint="eastAsia" w:asciiTheme="majorEastAsia" w:hAnsiTheme="majorEastAsia" w:eastAsiaTheme="majorEastAsia" w:cstheme="majorEastAsia"/>
+            </w:rPr>
+          </w:pPr>
+          <w:r>
+            <w:rPr>
+              <w:rFonts w:hint="eastAsia" w:asciiTheme="majorEastAsia" w:hAnsiTheme="majorEastAsia" w:eastAsiaTheme="majorEastAsia" w:cstheme="majorEastAsia"/>
+              <w:color w:val="auto"/>
+            </w:rPr>
+            <w:fldChar w:fldCharType="begin"/>
+          </w:r>
+          <w:r>
+            <w:rPr>
+              <w:rFonts w:hint="eastAsia" w:asciiTheme="majorEastAsia" w:hAnsiTheme="majorEastAsia" w:eastAsiaTheme="majorEastAsia" w:cstheme="majorEastAsia"/>
+            </w:rPr>
+            <w:instrText xml:space="preserve"> HYPERLINK \l _Toc6391 </w:instrText>
+          </w:r>
+          <w:r>
+            <w:rPr>
+              <w:rFonts w:hint="eastAsia" w:asciiTheme="majorEastAsia" w:hAnsiTheme="majorEastAsia" w:eastAsiaTheme="majorEastAsia" w:cstheme="majorEastAsia"/>
+            </w:rPr>
+            <w:fldChar w:fldCharType="separate"/>
+          </w:r>
+          <w:r>
+            <w:rPr>
+              <w:rFonts w:hint="eastAsia" w:asciiTheme="majorEastAsia" w:hAnsiTheme="majorEastAsia" w:eastAsiaTheme="majorEastAsia" w:cstheme="majorEastAsia"/>
+              <w:bCs/>
+              <w:szCs w:val="28"/>
+            </w:rPr>
+            <w:t>1.3　定义</w:t>
+          </w:r>
+          <w:r>
+            <w:rPr>
+              <w:rFonts w:hint="eastAsia" w:asciiTheme="majorEastAsia" w:hAnsiTheme="majorEastAsia" w:eastAsiaTheme="majorEastAsia" w:cstheme="majorEastAsia"/>
+            </w:rPr>
+            <w:tab/>
+          </w:r>
+          <w:r>
+            <w:rPr>
+              <w:rFonts w:hint="eastAsia" w:asciiTheme="majorEastAsia" w:hAnsiTheme="majorEastAsia" w:eastAsiaTheme="majorEastAsia" w:cstheme="majorEastAsia"/>
+            </w:rPr>
+            <w:fldChar w:fldCharType="begin"/>
+          </w:r>
+          <w:r>
+            <w:rPr>
+              <w:rFonts w:hint="eastAsia" w:asciiTheme="majorEastAsia" w:hAnsiTheme="majorEastAsia" w:eastAsiaTheme="majorEastAsia" w:cstheme="majorEastAsia"/>
+            </w:rPr>
+            <w:instrText xml:space="preserve"> PAGEREF _Toc6391 \h </w:instrText>
+          </w:r>
+          <w:r>
+            <w:rPr>
+              <w:rFonts w:hint="eastAsia" w:asciiTheme="majorEastAsia" w:hAnsiTheme="majorEastAsia" w:eastAsiaTheme="majorEastAsia" w:cstheme="majorEastAsia"/>
+            </w:rPr>
+            <w:fldChar w:fldCharType="separate"/>
+          </w:r>
+          <w:r>
+            <w:rPr>
+              <w:rFonts w:hint="eastAsia" w:asciiTheme="majorEastAsia" w:hAnsiTheme="majorEastAsia" w:eastAsiaTheme="majorEastAsia" w:cstheme="majorEastAsia"/>
+            </w:rPr>
+            <w:t>3</w:t>
+          </w:r>
+          <w:r>
+            <w:rPr>
+              <w:rFonts w:hint="eastAsia" w:asciiTheme="majorEastAsia" w:hAnsiTheme="majorEastAsia" w:eastAsiaTheme="majorEastAsia" w:cstheme="majorEastAsia"/>
+            </w:rPr>
+            <w:fldChar w:fldCharType="end"/>
+          </w:r>
+          <w:r>
+            <w:rPr>
+              <w:rFonts w:hint="eastAsia" w:asciiTheme="majorEastAsia" w:hAnsiTheme="majorEastAsia" w:eastAsiaTheme="majorEastAsia" w:cstheme="majorEastAsia"/>
+              <w:color w:val="auto"/>
+            </w:rPr>
+            <w:fldChar w:fldCharType="end"/>
+          </w:r>
+        </w:p>
+        <w:p>
+          <w:pPr>
+            <w:pStyle w:val="10"/>
+            <w:tabs>
+              <w:tab w:val="right" w:leader="dot" w:pos="8666"/>
+            </w:tabs>
+            <w:rPr>
+              <w:rFonts w:hint="eastAsia" w:asciiTheme="majorEastAsia" w:hAnsiTheme="majorEastAsia" w:eastAsiaTheme="majorEastAsia" w:cstheme="majorEastAsia"/>
+            </w:rPr>
+          </w:pPr>
+          <w:r>
+            <w:rPr>
+              <w:rFonts w:hint="eastAsia" w:asciiTheme="majorEastAsia" w:hAnsiTheme="majorEastAsia" w:eastAsiaTheme="majorEastAsia" w:cstheme="majorEastAsia"/>
+              <w:color w:val="auto"/>
+            </w:rPr>
+            <w:fldChar w:fldCharType="begin"/>
+          </w:r>
+          <w:r>
+            <w:rPr>
+              <w:rFonts w:hint="eastAsia" w:asciiTheme="majorEastAsia" w:hAnsiTheme="majorEastAsia" w:eastAsiaTheme="majorEastAsia" w:cstheme="majorEastAsia"/>
+            </w:rPr>
+            <w:instrText xml:space="preserve"> HYPERLINK \l _Toc14523 </w:instrText>
+          </w:r>
+          <w:r>
+            <w:rPr>
+              <w:rFonts w:hint="eastAsia" w:asciiTheme="majorEastAsia" w:hAnsiTheme="majorEastAsia" w:eastAsiaTheme="majorEastAsia" w:cstheme="majorEastAsia"/>
+            </w:rPr>
+            <w:fldChar w:fldCharType="separate"/>
+          </w:r>
+          <w:r>
+            <w:rPr>
+              <w:rFonts w:hint="eastAsia" w:asciiTheme="majorEastAsia" w:hAnsiTheme="majorEastAsia" w:eastAsiaTheme="majorEastAsia" w:cstheme="majorEastAsia"/>
+              <w:bCs/>
+              <w:szCs w:val="32"/>
+            </w:rPr>
+            <w:t>2　总体设计</w:t>
+          </w:r>
+          <w:r>
+            <w:rPr>
+              <w:rFonts w:hint="eastAsia" w:asciiTheme="majorEastAsia" w:hAnsiTheme="majorEastAsia" w:eastAsiaTheme="majorEastAsia" w:cstheme="majorEastAsia"/>
+            </w:rPr>
+            <w:tab/>
+          </w:r>
+          <w:r>
+            <w:rPr>
+              <w:rFonts w:hint="eastAsia" w:asciiTheme="majorEastAsia" w:hAnsiTheme="majorEastAsia" w:eastAsiaTheme="majorEastAsia" w:cstheme="majorEastAsia"/>
+            </w:rPr>
+            <w:fldChar w:fldCharType="begin"/>
+          </w:r>
+          <w:r>
+            <w:rPr>
+              <w:rFonts w:hint="eastAsia" w:asciiTheme="majorEastAsia" w:hAnsiTheme="majorEastAsia" w:eastAsiaTheme="majorEastAsia" w:cstheme="majorEastAsia"/>
+            </w:rPr>
+            <w:instrText xml:space="preserve"> PAGEREF _Toc14523 \h </w:instrText>
+          </w:r>
+          <w:r>
+            <w:rPr>
+              <w:rFonts w:hint="eastAsia" w:asciiTheme="majorEastAsia" w:hAnsiTheme="majorEastAsia" w:eastAsiaTheme="majorEastAsia" w:cstheme="majorEastAsia"/>
+            </w:rPr>
+            <w:fldChar w:fldCharType="separate"/>
+          </w:r>
+          <w:r>
+            <w:rPr>
+              <w:rFonts w:hint="eastAsia" w:asciiTheme="majorEastAsia" w:hAnsiTheme="majorEastAsia" w:eastAsiaTheme="majorEastAsia" w:cstheme="majorEastAsia"/>
+            </w:rPr>
+            <w:t>4</w:t>
+          </w:r>
+          <w:r>
+            <w:rPr>
+              <w:rFonts w:hint="eastAsia" w:asciiTheme="majorEastAsia" w:hAnsiTheme="majorEastAsia" w:eastAsiaTheme="majorEastAsia" w:cstheme="majorEastAsia"/>
+            </w:rPr>
+            <w:fldChar w:fldCharType="end"/>
+          </w:r>
+          <w:r>
+            <w:rPr>
+              <w:rFonts w:hint="eastAsia" w:asciiTheme="majorEastAsia" w:hAnsiTheme="majorEastAsia" w:eastAsiaTheme="majorEastAsia" w:cstheme="majorEastAsia"/>
+              <w:color w:val="auto"/>
+            </w:rPr>
+            <w:fldChar w:fldCharType="end"/>
+          </w:r>
+        </w:p>
+        <w:p>
+          <w:pPr>
+            <w:pStyle w:val="12"/>
+            <w:tabs>
+              <w:tab w:val="right" w:leader="dot" w:pos="8666"/>
+            </w:tabs>
+            <w:rPr>
+              <w:rFonts w:hint="eastAsia" w:asciiTheme="majorEastAsia" w:hAnsiTheme="majorEastAsia" w:eastAsiaTheme="majorEastAsia" w:cstheme="majorEastAsia"/>
+            </w:rPr>
+          </w:pPr>
+          <w:r>
+            <w:rPr>
+              <w:rFonts w:hint="eastAsia" w:asciiTheme="majorEastAsia" w:hAnsiTheme="majorEastAsia" w:eastAsiaTheme="majorEastAsia" w:cstheme="majorEastAsia"/>
+              <w:color w:val="auto"/>
+            </w:rPr>
+            <w:fldChar w:fldCharType="begin"/>
+          </w:r>
+          <w:r>
+            <w:rPr>
+              <w:rFonts w:hint="eastAsia" w:asciiTheme="majorEastAsia" w:hAnsiTheme="majorEastAsia" w:eastAsiaTheme="majorEastAsia" w:cstheme="majorEastAsia"/>
+            </w:rPr>
+            <w:instrText xml:space="preserve"> HYPERLINK \l _Toc25700 </w:instrText>
+          </w:r>
+          <w:r>
+            <w:rPr>
+              <w:rFonts w:hint="eastAsia" w:asciiTheme="majorEastAsia" w:hAnsiTheme="majorEastAsia" w:eastAsiaTheme="majorEastAsia" w:cstheme="majorEastAsia"/>
+            </w:rPr>
+            <w:fldChar w:fldCharType="separate"/>
+          </w:r>
+          <w:r>
+            <w:rPr>
+              <w:rFonts w:hint="eastAsia" w:asciiTheme="majorEastAsia" w:hAnsiTheme="majorEastAsia" w:eastAsiaTheme="majorEastAsia" w:cstheme="majorEastAsia"/>
+              <w:bCs/>
+              <w:szCs w:val="28"/>
+            </w:rPr>
+            <w:t>2.1　需求规定</w:t>
+          </w:r>
+          <w:r>
+            <w:rPr>
+              <w:rFonts w:hint="eastAsia" w:asciiTheme="majorEastAsia" w:hAnsiTheme="majorEastAsia" w:eastAsiaTheme="majorEastAsia" w:cstheme="majorEastAsia"/>
+            </w:rPr>
+            <w:tab/>
+          </w:r>
+          <w:r>
+            <w:rPr>
+              <w:rFonts w:hint="eastAsia" w:asciiTheme="majorEastAsia" w:hAnsiTheme="majorEastAsia" w:eastAsiaTheme="majorEastAsia" w:cstheme="majorEastAsia"/>
+            </w:rPr>
+            <w:fldChar w:fldCharType="begin"/>
+          </w:r>
+          <w:r>
+            <w:rPr>
+              <w:rFonts w:hint="eastAsia" w:asciiTheme="majorEastAsia" w:hAnsiTheme="majorEastAsia" w:eastAsiaTheme="majorEastAsia" w:cstheme="majorEastAsia"/>
+            </w:rPr>
+            <w:instrText xml:space="preserve"> PAGEREF _Toc25700 \h </w:instrText>
+          </w:r>
+          <w:r>
+            <w:rPr>
+              <w:rFonts w:hint="eastAsia" w:asciiTheme="majorEastAsia" w:hAnsiTheme="majorEastAsia" w:eastAsiaTheme="majorEastAsia" w:cstheme="majorEastAsia"/>
+            </w:rPr>
+            <w:fldChar w:fldCharType="separate"/>
+          </w:r>
+          <w:r>
+            <w:rPr>
+              <w:rFonts w:hint="eastAsia" w:asciiTheme="majorEastAsia" w:hAnsiTheme="majorEastAsia" w:eastAsiaTheme="majorEastAsia" w:cstheme="majorEastAsia"/>
+            </w:rPr>
+            <w:t>4</w:t>
+          </w:r>
+          <w:r>
+            <w:rPr>
+              <w:rFonts w:hint="eastAsia" w:asciiTheme="majorEastAsia" w:hAnsiTheme="majorEastAsia" w:eastAsiaTheme="majorEastAsia" w:cstheme="majorEastAsia"/>
+            </w:rPr>
+            <w:fldChar w:fldCharType="end"/>
+          </w:r>
+          <w:r>
+            <w:rPr>
+              <w:rFonts w:hint="eastAsia" w:asciiTheme="majorEastAsia" w:hAnsiTheme="majorEastAsia" w:eastAsiaTheme="majorEastAsia" w:cstheme="majorEastAsia"/>
+              <w:color w:val="auto"/>
+            </w:rPr>
+            <w:fldChar w:fldCharType="end"/>
+          </w:r>
+        </w:p>
+        <w:p>
+          <w:pPr>
+            <w:pStyle w:val="12"/>
+            <w:tabs>
+              <w:tab w:val="right" w:leader="dot" w:pos="8666"/>
+            </w:tabs>
+            <w:rPr>
+              <w:rFonts w:hint="eastAsia" w:asciiTheme="majorEastAsia" w:hAnsiTheme="majorEastAsia" w:eastAsiaTheme="majorEastAsia" w:cstheme="majorEastAsia"/>
+            </w:rPr>
+          </w:pPr>
+          <w:r>
+            <w:rPr>
+              <w:rFonts w:hint="eastAsia" w:asciiTheme="majorEastAsia" w:hAnsiTheme="majorEastAsia" w:eastAsiaTheme="majorEastAsia" w:cstheme="majorEastAsia"/>
+              <w:color w:val="auto"/>
+            </w:rPr>
+            <w:fldChar w:fldCharType="begin"/>
+          </w:r>
+          <w:r>
+            <w:rPr>
+              <w:rFonts w:hint="eastAsia" w:asciiTheme="majorEastAsia" w:hAnsiTheme="majorEastAsia" w:eastAsiaTheme="majorEastAsia" w:cstheme="majorEastAsia"/>
+            </w:rPr>
+            <w:instrText xml:space="preserve"> HYPERLINK \l _Toc249 </w:instrText>
+          </w:r>
+          <w:r>
+            <w:rPr>
+              <w:rFonts w:hint="eastAsia" w:asciiTheme="majorEastAsia" w:hAnsiTheme="majorEastAsia" w:eastAsiaTheme="majorEastAsia" w:cstheme="majorEastAsia"/>
+            </w:rPr>
+            <w:fldChar w:fldCharType="separate"/>
+          </w:r>
+          <w:r>
+            <w:rPr>
+              <w:rFonts w:hint="eastAsia" w:asciiTheme="majorEastAsia" w:hAnsiTheme="majorEastAsia" w:eastAsiaTheme="majorEastAsia" w:cstheme="majorEastAsia"/>
+              <w:bCs/>
+              <w:szCs w:val="28"/>
+            </w:rPr>
+            <w:t>2.2　运行环境</w:t>
+          </w:r>
+          <w:r>
+            <w:rPr>
+              <w:rFonts w:hint="eastAsia" w:asciiTheme="majorEastAsia" w:hAnsiTheme="majorEastAsia" w:eastAsiaTheme="majorEastAsia" w:cstheme="majorEastAsia"/>
+            </w:rPr>
+            <w:tab/>
+          </w:r>
+          <w:r>
+            <w:rPr>
+              <w:rFonts w:hint="eastAsia" w:asciiTheme="majorEastAsia" w:hAnsiTheme="majorEastAsia" w:eastAsiaTheme="majorEastAsia" w:cstheme="majorEastAsia"/>
+            </w:rPr>
+            <w:fldChar w:fldCharType="begin"/>
+          </w:r>
+          <w:r>
+            <w:rPr>
+              <w:rFonts w:hint="eastAsia" w:asciiTheme="majorEastAsia" w:hAnsiTheme="majorEastAsia" w:eastAsiaTheme="majorEastAsia" w:cstheme="majorEastAsia"/>
+            </w:rPr>
+            <w:instrText xml:space="preserve"> PAGEREF _Toc249 \h </w:instrText>
+          </w:r>
+          <w:r>
+            <w:rPr>
+              <w:rFonts w:hint="eastAsia" w:asciiTheme="majorEastAsia" w:hAnsiTheme="majorEastAsia" w:eastAsiaTheme="majorEastAsia" w:cstheme="majorEastAsia"/>
+            </w:rPr>
+            <w:fldChar w:fldCharType="separate"/>
+          </w:r>
+          <w:r>
+            <w:rPr>
+              <w:rFonts w:hint="eastAsia" w:asciiTheme="majorEastAsia" w:hAnsiTheme="majorEastAsia" w:eastAsiaTheme="majorEastAsia" w:cstheme="majorEastAsia"/>
+            </w:rPr>
+            <w:t>4</w:t>
+          </w:r>
+          <w:r>
+            <w:rPr>
+              <w:rFonts w:hint="eastAsia" w:asciiTheme="majorEastAsia" w:hAnsiTheme="majorEastAsia" w:eastAsiaTheme="majorEastAsia" w:cstheme="majorEastAsia"/>
+            </w:rPr>
+            <w:fldChar w:fldCharType="end"/>
+          </w:r>
+          <w:r>
+            <w:rPr>
+              <w:rFonts w:hint="eastAsia" w:asciiTheme="majorEastAsia" w:hAnsiTheme="majorEastAsia" w:eastAsiaTheme="majorEastAsia" w:cstheme="majorEastAsia"/>
+              <w:color w:val="auto"/>
+            </w:rPr>
+            <w:fldChar w:fldCharType="end"/>
+          </w:r>
+        </w:p>
+        <w:p>
+          <w:pPr>
+            <w:pStyle w:val="12"/>
+            <w:tabs>
+              <w:tab w:val="right" w:leader="dot" w:pos="8666"/>
+            </w:tabs>
+            <w:rPr>
+              <w:rFonts w:hint="eastAsia" w:asciiTheme="majorEastAsia" w:hAnsiTheme="majorEastAsia" w:eastAsiaTheme="majorEastAsia" w:cstheme="majorEastAsia"/>
+            </w:rPr>
+          </w:pPr>
+          <w:r>
+            <w:rPr>
+              <w:rFonts w:hint="eastAsia" w:asciiTheme="majorEastAsia" w:hAnsiTheme="majorEastAsia" w:eastAsiaTheme="majorEastAsia" w:cstheme="majorEastAsia"/>
+              <w:color w:val="auto"/>
+            </w:rPr>
+            <w:fldChar w:fldCharType="begin"/>
+          </w:r>
+          <w:r>
+            <w:rPr>
+              <w:rFonts w:hint="eastAsia" w:asciiTheme="majorEastAsia" w:hAnsiTheme="majorEastAsia" w:eastAsiaTheme="majorEastAsia" w:cstheme="majorEastAsia"/>
+            </w:rPr>
+            <w:instrText xml:space="preserve"> HYPERLINK \l _Toc19258 </w:instrText>
+          </w:r>
+          <w:r>
+            <w:rPr>
+              <w:rFonts w:hint="eastAsia" w:asciiTheme="majorEastAsia" w:hAnsiTheme="majorEastAsia" w:eastAsiaTheme="majorEastAsia" w:cstheme="majorEastAsia"/>
+            </w:rPr>
+            <w:fldChar w:fldCharType="separate"/>
+          </w:r>
+          <w:r>
+            <w:rPr>
+              <w:rFonts w:hint="eastAsia" w:asciiTheme="majorEastAsia" w:hAnsiTheme="majorEastAsia" w:eastAsiaTheme="majorEastAsia" w:cstheme="majorEastAsia"/>
+              <w:bCs/>
+              <w:szCs w:val="28"/>
+            </w:rPr>
+            <w:t>2.3　基本设计概念和处理流程</w:t>
+          </w:r>
+          <w:r>
+            <w:rPr>
+              <w:rFonts w:hint="eastAsia" w:asciiTheme="majorEastAsia" w:hAnsiTheme="majorEastAsia" w:eastAsiaTheme="majorEastAsia" w:cstheme="majorEastAsia"/>
+            </w:rPr>
+            <w:tab/>
+          </w:r>
+          <w:r>
+            <w:rPr>
+              <w:rFonts w:hint="eastAsia" w:asciiTheme="majorEastAsia" w:hAnsiTheme="majorEastAsia" w:eastAsiaTheme="majorEastAsia" w:cstheme="majorEastAsia"/>
+            </w:rPr>
+            <w:fldChar w:fldCharType="begin"/>
+          </w:r>
+          <w:r>
+            <w:rPr>
+              <w:rFonts w:hint="eastAsia" w:asciiTheme="majorEastAsia" w:hAnsiTheme="majorEastAsia" w:eastAsiaTheme="majorEastAsia" w:cstheme="majorEastAsia"/>
+            </w:rPr>
+            <w:instrText xml:space="preserve"> PAGEREF _Toc19258 \h </w:instrText>
+          </w:r>
+          <w:r>
+            <w:rPr>
+              <w:rFonts w:hint="eastAsia" w:asciiTheme="majorEastAsia" w:hAnsiTheme="majorEastAsia" w:eastAsiaTheme="majorEastAsia" w:cstheme="majorEastAsia"/>
+            </w:rPr>
+            <w:fldChar w:fldCharType="separate"/>
+          </w:r>
+          <w:r>
+            <w:rPr>
+              <w:rFonts w:hint="eastAsia" w:asciiTheme="majorEastAsia" w:hAnsiTheme="majorEastAsia" w:eastAsiaTheme="majorEastAsia" w:cstheme="majorEastAsia"/>
+            </w:rPr>
+            <w:t>5</w:t>
+          </w:r>
+          <w:r>
+            <w:rPr>
+              <w:rFonts w:hint="eastAsia" w:asciiTheme="majorEastAsia" w:hAnsiTheme="majorEastAsia" w:eastAsiaTheme="majorEastAsia" w:cstheme="majorEastAsia"/>
+            </w:rPr>
+            <w:fldChar w:fldCharType="end"/>
+          </w:r>
+          <w:r>
+            <w:rPr>
+              <w:rFonts w:hint="eastAsia" w:asciiTheme="majorEastAsia" w:hAnsiTheme="majorEastAsia" w:eastAsiaTheme="majorEastAsia" w:cstheme="majorEastAsia"/>
+              <w:color w:val="auto"/>
+            </w:rPr>
+            <w:fldChar w:fldCharType="end"/>
+          </w:r>
+        </w:p>
+        <w:p>
+          <w:pPr>
+            <w:pStyle w:val="12"/>
+            <w:tabs>
+              <w:tab w:val="right" w:leader="dot" w:pos="8666"/>
+            </w:tabs>
+            <w:rPr>
+              <w:rFonts w:hint="eastAsia" w:asciiTheme="majorEastAsia" w:hAnsiTheme="majorEastAsia" w:eastAsiaTheme="majorEastAsia" w:cstheme="majorEastAsia"/>
+            </w:rPr>
+          </w:pPr>
+          <w:r>
+            <w:rPr>
+              <w:rFonts w:hint="eastAsia" w:asciiTheme="majorEastAsia" w:hAnsiTheme="majorEastAsia" w:eastAsiaTheme="majorEastAsia" w:cstheme="majorEastAsia"/>
+              <w:color w:val="auto"/>
+            </w:rPr>
+            <w:fldChar w:fldCharType="begin"/>
+          </w:r>
+          <w:r>
+            <w:rPr>
+              <w:rFonts w:hint="eastAsia" w:asciiTheme="majorEastAsia" w:hAnsiTheme="majorEastAsia" w:eastAsiaTheme="majorEastAsia" w:cstheme="majorEastAsia"/>
+            </w:rPr>
+            <w:instrText xml:space="preserve"> HYPERLINK \l _Toc20583 </w:instrText>
+          </w:r>
+          <w:r>
+            <w:rPr>
+              <w:rFonts w:hint="eastAsia" w:asciiTheme="majorEastAsia" w:hAnsiTheme="majorEastAsia" w:eastAsiaTheme="majorEastAsia" w:cstheme="majorEastAsia"/>
+            </w:rPr>
+            <w:fldChar w:fldCharType="separate"/>
+          </w:r>
+          <w:r>
+            <w:rPr>
+              <w:rFonts w:hint="eastAsia" w:asciiTheme="majorEastAsia" w:hAnsiTheme="majorEastAsia" w:eastAsiaTheme="majorEastAsia" w:cstheme="majorEastAsia"/>
+              <w:bCs/>
+              <w:szCs w:val="28"/>
+            </w:rPr>
+            <w:t>2.4　结构</w:t>
+          </w:r>
+          <w:r>
+            <w:rPr>
+              <w:rFonts w:hint="eastAsia" w:asciiTheme="majorEastAsia" w:hAnsiTheme="majorEastAsia" w:eastAsiaTheme="majorEastAsia" w:cstheme="majorEastAsia"/>
+            </w:rPr>
+            <w:tab/>
+          </w:r>
+          <w:r>
+            <w:rPr>
+              <w:rFonts w:hint="eastAsia" w:asciiTheme="majorEastAsia" w:hAnsiTheme="majorEastAsia" w:eastAsiaTheme="majorEastAsia" w:cstheme="majorEastAsia"/>
+            </w:rPr>
+            <w:fldChar w:fldCharType="begin"/>
+          </w:r>
+          <w:r>
+            <w:rPr>
+              <w:rFonts w:hint="eastAsia" w:asciiTheme="majorEastAsia" w:hAnsiTheme="majorEastAsia" w:eastAsiaTheme="majorEastAsia" w:cstheme="majorEastAsia"/>
+            </w:rPr>
+            <w:instrText xml:space="preserve"> PAGEREF _Toc20583 \h </w:instrText>
+          </w:r>
+          <w:r>
+            <w:rPr>
+              <w:rFonts w:hint="eastAsia" w:asciiTheme="majorEastAsia" w:hAnsiTheme="majorEastAsia" w:eastAsiaTheme="majorEastAsia" w:cstheme="majorEastAsia"/>
+            </w:rPr>
+            <w:fldChar w:fldCharType="separate"/>
+          </w:r>
+          <w:r>
+            <w:rPr>
+              <w:rFonts w:hint="eastAsia" w:asciiTheme="majorEastAsia" w:hAnsiTheme="majorEastAsia" w:eastAsiaTheme="majorEastAsia" w:cstheme="majorEastAsia"/>
+            </w:rPr>
+            <w:t>5</w:t>
+          </w:r>
+          <w:r>
+            <w:rPr>
+              <w:rFonts w:hint="eastAsia" w:asciiTheme="majorEastAsia" w:hAnsiTheme="majorEastAsia" w:eastAsiaTheme="majorEastAsia" w:cstheme="majorEastAsia"/>
+            </w:rPr>
+            <w:fldChar w:fldCharType="end"/>
+          </w:r>
+          <w:r>
+            <w:rPr>
+              <w:rFonts w:hint="eastAsia" w:asciiTheme="majorEastAsia" w:hAnsiTheme="majorEastAsia" w:eastAsiaTheme="majorEastAsia" w:cstheme="majorEastAsia"/>
+              <w:color w:val="auto"/>
+            </w:rPr>
+            <w:fldChar w:fldCharType="end"/>
+          </w:r>
+        </w:p>
+        <w:p>
+          <w:pPr>
+            <w:pStyle w:val="12"/>
+            <w:tabs>
+              <w:tab w:val="right" w:leader="dot" w:pos="8666"/>
+            </w:tabs>
+            <w:rPr>
+              <w:rFonts w:hint="eastAsia" w:asciiTheme="majorEastAsia" w:hAnsiTheme="majorEastAsia" w:eastAsiaTheme="majorEastAsia" w:cstheme="majorEastAsia"/>
+            </w:rPr>
+          </w:pPr>
+          <w:r>
+            <w:rPr>
+              <w:rFonts w:hint="eastAsia" w:asciiTheme="majorEastAsia" w:hAnsiTheme="majorEastAsia" w:eastAsiaTheme="majorEastAsia" w:cstheme="majorEastAsia"/>
+              <w:color w:val="auto"/>
+            </w:rPr>
+            <w:fldChar w:fldCharType="begin"/>
+          </w:r>
+          <w:r>
+            <w:rPr>
+              <w:rFonts w:hint="eastAsia" w:asciiTheme="majorEastAsia" w:hAnsiTheme="majorEastAsia" w:eastAsiaTheme="majorEastAsia" w:cstheme="majorEastAsia"/>
+            </w:rPr>
+            <w:instrText xml:space="preserve"> HYPERLINK \l _Toc2370 </w:instrText>
+          </w:r>
+          <w:r>
+            <w:rPr>
+              <w:rFonts w:hint="eastAsia" w:asciiTheme="majorEastAsia" w:hAnsiTheme="majorEastAsia" w:eastAsiaTheme="majorEastAsia" w:cstheme="majorEastAsia"/>
+            </w:rPr>
+            <w:fldChar w:fldCharType="separate"/>
+          </w:r>
+          <w:r>
+            <w:rPr>
+              <w:rFonts w:hint="eastAsia" w:asciiTheme="majorEastAsia" w:hAnsiTheme="majorEastAsia" w:eastAsiaTheme="majorEastAsia" w:cstheme="majorEastAsia"/>
+              <w:bCs/>
+              <w:szCs w:val="28"/>
+            </w:rPr>
+            <w:t>2.5　功能需求与程序的关系</w:t>
+          </w:r>
+          <w:r>
+            <w:rPr>
+              <w:rFonts w:hint="eastAsia" w:asciiTheme="majorEastAsia" w:hAnsiTheme="majorEastAsia" w:eastAsiaTheme="majorEastAsia" w:cstheme="majorEastAsia"/>
+            </w:rPr>
+            <w:tab/>
+          </w:r>
+          <w:r>
+            <w:rPr>
+              <w:rFonts w:hint="eastAsia" w:asciiTheme="majorEastAsia" w:hAnsiTheme="majorEastAsia" w:eastAsiaTheme="majorEastAsia" w:cstheme="majorEastAsia"/>
+            </w:rPr>
+            <w:fldChar w:fldCharType="begin"/>
+          </w:r>
+          <w:r>
+            <w:rPr>
+              <w:rFonts w:hint="eastAsia" w:asciiTheme="majorEastAsia" w:hAnsiTheme="majorEastAsia" w:eastAsiaTheme="majorEastAsia" w:cstheme="majorEastAsia"/>
+            </w:rPr>
+            <w:instrText xml:space="preserve"> PAGEREF _Toc2370 \h </w:instrText>
+          </w:r>
+          <w:r>
+            <w:rPr>
+              <w:rFonts w:hint="eastAsia" w:asciiTheme="majorEastAsia" w:hAnsiTheme="majorEastAsia" w:eastAsiaTheme="majorEastAsia" w:cstheme="majorEastAsia"/>
+            </w:rPr>
+            <w:fldChar w:fldCharType="separate"/>
+          </w:r>
+          <w:r>
+            <w:rPr>
+              <w:rFonts w:hint="eastAsia" w:asciiTheme="majorEastAsia" w:hAnsiTheme="majorEastAsia" w:eastAsiaTheme="majorEastAsia" w:cstheme="majorEastAsia"/>
+            </w:rPr>
+            <w:t>5</w:t>
+          </w:r>
+          <w:r>
+            <w:rPr>
+              <w:rFonts w:hint="eastAsia" w:asciiTheme="majorEastAsia" w:hAnsiTheme="majorEastAsia" w:eastAsiaTheme="majorEastAsia" w:cstheme="majorEastAsia"/>
+            </w:rPr>
+            <w:fldChar w:fldCharType="end"/>
+          </w:r>
+          <w:r>
+            <w:rPr>
+              <w:rFonts w:hint="eastAsia" w:asciiTheme="majorEastAsia" w:hAnsiTheme="majorEastAsia" w:eastAsiaTheme="majorEastAsia" w:cstheme="majorEastAsia"/>
+              <w:color w:val="auto"/>
+            </w:rPr>
+            <w:fldChar w:fldCharType="end"/>
+          </w:r>
+        </w:p>
+        <w:p>
+          <w:pPr>
+            <w:pStyle w:val="12"/>
+            <w:tabs>
+              <w:tab w:val="right" w:leader="dot" w:pos="8666"/>
+            </w:tabs>
+            <w:rPr>
+              <w:rFonts w:hint="eastAsia" w:asciiTheme="majorEastAsia" w:hAnsiTheme="majorEastAsia" w:eastAsiaTheme="majorEastAsia" w:cstheme="majorEastAsia"/>
+            </w:rPr>
+          </w:pPr>
+          <w:r>
+            <w:rPr>
+              <w:rFonts w:hint="eastAsia" w:asciiTheme="majorEastAsia" w:hAnsiTheme="majorEastAsia" w:eastAsiaTheme="majorEastAsia" w:cstheme="majorEastAsia"/>
+              <w:color w:val="auto"/>
+            </w:rPr>
+            <w:fldChar w:fldCharType="begin"/>
+          </w:r>
+          <w:r>
+            <w:rPr>
+              <w:rFonts w:hint="eastAsia" w:asciiTheme="majorEastAsia" w:hAnsiTheme="majorEastAsia" w:eastAsiaTheme="majorEastAsia" w:cstheme="majorEastAsia"/>
+            </w:rPr>
+            <w:instrText xml:space="preserve"> HYPERLINK \l _Toc26875 </w:instrText>
+          </w:r>
+          <w:r>
+            <w:rPr>
+              <w:rFonts w:hint="eastAsia" w:asciiTheme="majorEastAsia" w:hAnsiTheme="majorEastAsia" w:eastAsiaTheme="majorEastAsia" w:cstheme="majorEastAsia"/>
+            </w:rPr>
+            <w:fldChar w:fldCharType="separate"/>
+          </w:r>
+          <w:r>
+            <w:rPr>
+              <w:rFonts w:hint="eastAsia" w:asciiTheme="majorEastAsia" w:hAnsiTheme="majorEastAsia" w:eastAsiaTheme="majorEastAsia" w:cstheme="majorEastAsia"/>
+              <w:bCs/>
+              <w:szCs w:val="28"/>
+            </w:rPr>
+            <w:t>2.6　人工处理过程</w:t>
+          </w:r>
+          <w:r>
+            <w:rPr>
+              <w:rFonts w:hint="eastAsia" w:asciiTheme="majorEastAsia" w:hAnsiTheme="majorEastAsia" w:eastAsiaTheme="majorEastAsia" w:cstheme="majorEastAsia"/>
+            </w:rPr>
+            <w:tab/>
+          </w:r>
+          <w:r>
+            <w:rPr>
+              <w:rFonts w:hint="eastAsia" w:asciiTheme="majorEastAsia" w:hAnsiTheme="majorEastAsia" w:eastAsiaTheme="majorEastAsia" w:cstheme="majorEastAsia"/>
+            </w:rPr>
+            <w:fldChar w:fldCharType="begin"/>
+          </w:r>
+          <w:r>
+            <w:rPr>
+              <w:rFonts w:hint="eastAsia" w:asciiTheme="majorEastAsia" w:hAnsiTheme="majorEastAsia" w:eastAsiaTheme="majorEastAsia" w:cstheme="majorEastAsia"/>
+            </w:rPr>
+            <w:instrText xml:space="preserve"> PAGEREF _Toc26875 \h </w:instrText>
+          </w:r>
+          <w:r>
+            <w:rPr>
+              <w:rFonts w:hint="eastAsia" w:asciiTheme="majorEastAsia" w:hAnsiTheme="majorEastAsia" w:eastAsiaTheme="majorEastAsia" w:cstheme="majorEastAsia"/>
+            </w:rPr>
+            <w:fldChar w:fldCharType="separate"/>
+          </w:r>
+          <w:r>
+            <w:rPr>
+              <w:rFonts w:hint="eastAsia" w:asciiTheme="majorEastAsia" w:hAnsiTheme="majorEastAsia" w:eastAsiaTheme="majorEastAsia" w:cstheme="majorEastAsia"/>
+            </w:rPr>
+            <w:t>6</w:t>
+          </w:r>
+          <w:r>
+            <w:rPr>
+              <w:rFonts w:hint="eastAsia" w:asciiTheme="majorEastAsia" w:hAnsiTheme="majorEastAsia" w:eastAsiaTheme="majorEastAsia" w:cstheme="majorEastAsia"/>
+            </w:rPr>
+            <w:fldChar w:fldCharType="end"/>
+          </w:r>
+          <w:r>
+            <w:rPr>
+              <w:rFonts w:hint="eastAsia" w:asciiTheme="majorEastAsia" w:hAnsiTheme="majorEastAsia" w:eastAsiaTheme="majorEastAsia" w:cstheme="majorEastAsia"/>
+              <w:color w:val="auto"/>
+            </w:rPr>
+            <w:fldChar w:fldCharType="end"/>
+          </w:r>
+        </w:p>
+        <w:p>
+          <w:pPr>
+            <w:pStyle w:val="12"/>
+            <w:tabs>
+              <w:tab w:val="right" w:leader="dot" w:pos="8666"/>
+            </w:tabs>
+            <w:rPr>
+              <w:rFonts w:hint="eastAsia" w:asciiTheme="majorEastAsia" w:hAnsiTheme="majorEastAsia" w:eastAsiaTheme="majorEastAsia" w:cstheme="majorEastAsia"/>
+            </w:rPr>
+          </w:pPr>
+          <w:r>
+            <w:rPr>
+              <w:rFonts w:hint="eastAsia" w:asciiTheme="majorEastAsia" w:hAnsiTheme="majorEastAsia" w:eastAsiaTheme="majorEastAsia" w:cstheme="majorEastAsia"/>
+              <w:color w:val="auto"/>
+            </w:rPr>
+            <w:fldChar w:fldCharType="begin"/>
+          </w:r>
+          <w:r>
+            <w:rPr>
+              <w:rFonts w:hint="eastAsia" w:asciiTheme="majorEastAsia" w:hAnsiTheme="majorEastAsia" w:eastAsiaTheme="majorEastAsia" w:cstheme="majorEastAsia"/>
+            </w:rPr>
+            <w:instrText xml:space="preserve"> HYPERLINK \l _Toc16546 </w:instrText>
+          </w:r>
+          <w:r>
+            <w:rPr>
+              <w:rFonts w:hint="eastAsia" w:asciiTheme="majorEastAsia" w:hAnsiTheme="majorEastAsia" w:eastAsiaTheme="majorEastAsia" w:cstheme="majorEastAsia"/>
+            </w:rPr>
+            <w:fldChar w:fldCharType="separate"/>
+          </w:r>
+          <w:r>
+            <w:rPr>
+              <w:rFonts w:hint="eastAsia" w:asciiTheme="majorEastAsia" w:hAnsiTheme="majorEastAsia" w:eastAsiaTheme="majorEastAsia" w:cstheme="majorEastAsia"/>
+              <w:bCs/>
+              <w:szCs w:val="28"/>
+            </w:rPr>
+            <w:t>2.7　尚未解决的问题</w:t>
+          </w:r>
+          <w:r>
+            <w:rPr>
+              <w:rFonts w:hint="eastAsia" w:asciiTheme="majorEastAsia" w:hAnsiTheme="majorEastAsia" w:eastAsiaTheme="majorEastAsia" w:cstheme="majorEastAsia"/>
+            </w:rPr>
+            <w:tab/>
+          </w:r>
+          <w:r>
+            <w:rPr>
+              <w:rFonts w:hint="eastAsia" w:asciiTheme="majorEastAsia" w:hAnsiTheme="majorEastAsia" w:eastAsiaTheme="majorEastAsia" w:cstheme="majorEastAsia"/>
+            </w:rPr>
+            <w:fldChar w:fldCharType="begin"/>
+          </w:r>
+          <w:r>
+            <w:rPr>
+              <w:rFonts w:hint="eastAsia" w:asciiTheme="majorEastAsia" w:hAnsiTheme="majorEastAsia" w:eastAsiaTheme="majorEastAsia" w:cstheme="majorEastAsia"/>
+            </w:rPr>
+            <w:instrText xml:space="preserve"> PAGEREF _Toc16546 \h </w:instrText>
+          </w:r>
+          <w:r>
+            <w:rPr>
+              <w:rFonts w:hint="eastAsia" w:asciiTheme="majorEastAsia" w:hAnsiTheme="majorEastAsia" w:eastAsiaTheme="majorEastAsia" w:cstheme="majorEastAsia"/>
+            </w:rPr>
+            <w:fldChar w:fldCharType="separate"/>
+          </w:r>
+          <w:r>
+            <w:rPr>
+              <w:rFonts w:hint="eastAsia" w:asciiTheme="majorEastAsia" w:hAnsiTheme="majorEastAsia" w:eastAsiaTheme="majorEastAsia" w:cstheme="majorEastAsia"/>
+            </w:rPr>
+            <w:t>6</w:t>
+          </w:r>
+          <w:r>
+            <w:rPr>
+              <w:rFonts w:hint="eastAsia" w:asciiTheme="majorEastAsia" w:hAnsiTheme="majorEastAsia" w:eastAsiaTheme="majorEastAsia" w:cstheme="majorEastAsia"/>
+            </w:rPr>
+            <w:fldChar w:fldCharType="end"/>
+          </w:r>
+          <w:r>
+            <w:rPr>
+              <w:rFonts w:hint="eastAsia" w:asciiTheme="majorEastAsia" w:hAnsiTheme="majorEastAsia" w:eastAsiaTheme="majorEastAsia" w:cstheme="majorEastAsia"/>
+              <w:color w:val="auto"/>
+            </w:rPr>
+            <w:fldChar w:fldCharType="end"/>
+          </w:r>
+        </w:p>
+        <w:p>
+          <w:pPr>
+            <w:pStyle w:val="10"/>
+            <w:tabs>
+              <w:tab w:val="right" w:leader="dot" w:pos="8666"/>
+            </w:tabs>
+            <w:rPr>
+              <w:rFonts w:hint="eastAsia" w:asciiTheme="majorEastAsia" w:hAnsiTheme="majorEastAsia" w:eastAsiaTheme="majorEastAsia" w:cstheme="majorEastAsia"/>
+            </w:rPr>
+          </w:pPr>
+          <w:r>
+            <w:rPr>
+              <w:rFonts w:hint="eastAsia" w:asciiTheme="majorEastAsia" w:hAnsiTheme="majorEastAsia" w:eastAsiaTheme="majorEastAsia" w:cstheme="majorEastAsia"/>
+              <w:color w:val="auto"/>
+            </w:rPr>
+            <w:fldChar w:fldCharType="begin"/>
+          </w:r>
+          <w:r>
+            <w:rPr>
+              <w:rFonts w:hint="eastAsia" w:asciiTheme="majorEastAsia" w:hAnsiTheme="majorEastAsia" w:eastAsiaTheme="majorEastAsia" w:cstheme="majorEastAsia"/>
+            </w:rPr>
+            <w:instrText xml:space="preserve"> HYPERLINK \l _Toc21540 </w:instrText>
+          </w:r>
+          <w:r>
+            <w:rPr>
+              <w:rFonts w:hint="eastAsia" w:asciiTheme="majorEastAsia" w:hAnsiTheme="majorEastAsia" w:eastAsiaTheme="majorEastAsia" w:cstheme="majorEastAsia"/>
+            </w:rPr>
+            <w:fldChar w:fldCharType="separate"/>
+          </w:r>
+          <w:r>
+            <w:rPr>
+              <w:rFonts w:hint="eastAsia" w:asciiTheme="majorEastAsia" w:hAnsiTheme="majorEastAsia" w:eastAsiaTheme="majorEastAsia" w:cstheme="majorEastAsia"/>
+              <w:bCs/>
+              <w:szCs w:val="32"/>
+            </w:rPr>
+            <w:t>3　接口设计</w:t>
+          </w:r>
+          <w:r>
+            <w:rPr>
+              <w:rFonts w:hint="eastAsia" w:asciiTheme="majorEastAsia" w:hAnsiTheme="majorEastAsia" w:eastAsiaTheme="majorEastAsia" w:cstheme="majorEastAsia"/>
+            </w:rPr>
+            <w:tab/>
+          </w:r>
+          <w:r>
+            <w:rPr>
+              <w:rFonts w:hint="eastAsia" w:asciiTheme="majorEastAsia" w:hAnsiTheme="majorEastAsia" w:eastAsiaTheme="majorEastAsia" w:cstheme="majorEastAsia"/>
+            </w:rPr>
+            <w:fldChar w:fldCharType="begin"/>
+          </w:r>
+          <w:r>
+            <w:rPr>
+              <w:rFonts w:hint="eastAsia" w:asciiTheme="majorEastAsia" w:hAnsiTheme="majorEastAsia" w:eastAsiaTheme="majorEastAsia" w:cstheme="majorEastAsia"/>
+            </w:rPr>
+            <w:instrText xml:space="preserve"> PAGEREF _Toc21540 \h </w:instrText>
+          </w:r>
+          <w:r>
+            <w:rPr>
+              <w:rFonts w:hint="eastAsia" w:asciiTheme="majorEastAsia" w:hAnsiTheme="majorEastAsia" w:eastAsiaTheme="majorEastAsia" w:cstheme="majorEastAsia"/>
+            </w:rPr>
+            <w:fldChar w:fldCharType="separate"/>
+          </w:r>
+          <w:r>
+            <w:rPr>
+              <w:rFonts w:hint="eastAsia" w:asciiTheme="majorEastAsia" w:hAnsiTheme="majorEastAsia" w:eastAsiaTheme="majorEastAsia" w:cstheme="majorEastAsia"/>
+            </w:rPr>
+            <w:t>7</w:t>
+          </w:r>
+          <w:r>
+            <w:rPr>
+              <w:rFonts w:hint="eastAsia" w:asciiTheme="majorEastAsia" w:hAnsiTheme="majorEastAsia" w:eastAsiaTheme="majorEastAsia" w:cstheme="majorEastAsia"/>
+            </w:rPr>
+            <w:fldChar w:fldCharType="end"/>
+          </w:r>
+          <w:r>
+            <w:rPr>
+              <w:rFonts w:hint="eastAsia" w:asciiTheme="majorEastAsia" w:hAnsiTheme="majorEastAsia" w:eastAsiaTheme="majorEastAsia" w:cstheme="majorEastAsia"/>
+              <w:color w:val="auto"/>
+            </w:rPr>
+            <w:fldChar w:fldCharType="end"/>
+          </w:r>
+        </w:p>
+        <w:p>
+          <w:pPr>
+            <w:pStyle w:val="12"/>
+            <w:tabs>
+              <w:tab w:val="right" w:leader="dot" w:pos="8666"/>
+            </w:tabs>
+            <w:rPr>
+              <w:rFonts w:hint="eastAsia" w:asciiTheme="majorEastAsia" w:hAnsiTheme="majorEastAsia" w:eastAsiaTheme="majorEastAsia" w:cstheme="majorEastAsia"/>
+            </w:rPr>
+          </w:pPr>
+          <w:r>
+            <w:rPr>
+              <w:rFonts w:hint="eastAsia" w:asciiTheme="majorEastAsia" w:hAnsiTheme="majorEastAsia" w:eastAsiaTheme="majorEastAsia" w:cstheme="majorEastAsia"/>
+              <w:color w:val="auto"/>
+            </w:rPr>
+            <w:fldChar w:fldCharType="begin"/>
+          </w:r>
+          <w:r>
+            <w:rPr>
+              <w:rFonts w:hint="eastAsia" w:asciiTheme="majorEastAsia" w:hAnsiTheme="majorEastAsia" w:eastAsiaTheme="majorEastAsia" w:cstheme="majorEastAsia"/>
+            </w:rPr>
+            <w:instrText xml:space="preserve"> HYPERLINK \l _Toc3435 </w:instrText>
+          </w:r>
+          <w:r>
+            <w:rPr>
+              <w:rFonts w:hint="eastAsia" w:asciiTheme="majorEastAsia" w:hAnsiTheme="majorEastAsia" w:eastAsiaTheme="majorEastAsia" w:cstheme="majorEastAsia"/>
+            </w:rPr>
+            <w:fldChar w:fldCharType="separate"/>
+          </w:r>
+          <w:r>
+            <w:rPr>
+              <w:rFonts w:hint="eastAsia" w:asciiTheme="majorEastAsia" w:hAnsiTheme="majorEastAsia" w:eastAsiaTheme="majorEastAsia" w:cstheme="majorEastAsia"/>
+              <w:bCs/>
+              <w:szCs w:val="28"/>
+            </w:rPr>
+            <w:t>3.1　用户接口</w:t>
+          </w:r>
+          <w:r>
+            <w:rPr>
+              <w:rFonts w:hint="eastAsia" w:asciiTheme="majorEastAsia" w:hAnsiTheme="majorEastAsia" w:eastAsiaTheme="majorEastAsia" w:cstheme="majorEastAsia"/>
+            </w:rPr>
+            <w:tab/>
+          </w:r>
+          <w:r>
+            <w:rPr>
+              <w:rFonts w:hint="eastAsia" w:asciiTheme="majorEastAsia" w:hAnsiTheme="majorEastAsia" w:eastAsiaTheme="majorEastAsia" w:cstheme="majorEastAsia"/>
+            </w:rPr>
+            <w:fldChar w:fldCharType="begin"/>
+          </w:r>
+          <w:r>
+            <w:rPr>
+              <w:rFonts w:hint="eastAsia" w:asciiTheme="majorEastAsia" w:hAnsiTheme="majorEastAsia" w:eastAsiaTheme="majorEastAsia" w:cstheme="majorEastAsia"/>
+            </w:rPr>
+            <w:instrText xml:space="preserve"> PAGEREF _Toc3435 \h </w:instrText>
+          </w:r>
+          <w:r>
+            <w:rPr>
+              <w:rFonts w:hint="eastAsia" w:asciiTheme="majorEastAsia" w:hAnsiTheme="majorEastAsia" w:eastAsiaTheme="majorEastAsia" w:cstheme="majorEastAsia"/>
+            </w:rPr>
+            <w:fldChar w:fldCharType="separate"/>
+          </w:r>
+          <w:r>
+            <w:rPr>
+              <w:rFonts w:hint="eastAsia" w:asciiTheme="majorEastAsia" w:hAnsiTheme="majorEastAsia" w:eastAsiaTheme="majorEastAsia" w:cstheme="majorEastAsia"/>
+            </w:rPr>
+            <w:t>7</w:t>
+          </w:r>
+          <w:r>
+            <w:rPr>
+              <w:rFonts w:hint="eastAsia" w:asciiTheme="majorEastAsia" w:hAnsiTheme="majorEastAsia" w:eastAsiaTheme="majorEastAsia" w:cstheme="majorEastAsia"/>
+            </w:rPr>
+            <w:fldChar w:fldCharType="end"/>
+          </w:r>
+          <w:r>
+            <w:rPr>
+              <w:rFonts w:hint="eastAsia" w:asciiTheme="majorEastAsia" w:hAnsiTheme="majorEastAsia" w:eastAsiaTheme="majorEastAsia" w:cstheme="majorEastAsia"/>
+              <w:color w:val="auto"/>
+            </w:rPr>
+            <w:fldChar w:fldCharType="end"/>
+          </w:r>
+        </w:p>
+        <w:p>
+          <w:pPr>
+            <w:pStyle w:val="12"/>
+            <w:tabs>
+              <w:tab w:val="right" w:leader="dot" w:pos="8666"/>
+            </w:tabs>
+            <w:rPr>
+              <w:rFonts w:hint="eastAsia" w:asciiTheme="majorEastAsia" w:hAnsiTheme="majorEastAsia" w:eastAsiaTheme="majorEastAsia" w:cstheme="majorEastAsia"/>
+            </w:rPr>
+          </w:pPr>
+          <w:r>
+            <w:rPr>
+              <w:rFonts w:hint="eastAsia" w:asciiTheme="majorEastAsia" w:hAnsiTheme="majorEastAsia" w:eastAsiaTheme="majorEastAsia" w:cstheme="majorEastAsia"/>
+              <w:color w:val="auto"/>
+            </w:rPr>
+            <w:fldChar w:fldCharType="begin"/>
+          </w:r>
+          <w:r>
+            <w:rPr>
+              <w:rFonts w:hint="eastAsia" w:asciiTheme="majorEastAsia" w:hAnsiTheme="majorEastAsia" w:eastAsiaTheme="majorEastAsia" w:cstheme="majorEastAsia"/>
+            </w:rPr>
+            <w:instrText xml:space="preserve"> HYPERLINK \l _Toc31910 </w:instrText>
+          </w:r>
+          <w:r>
+            <w:rPr>
+              <w:rFonts w:hint="eastAsia" w:asciiTheme="majorEastAsia" w:hAnsiTheme="majorEastAsia" w:eastAsiaTheme="majorEastAsia" w:cstheme="majorEastAsia"/>
+            </w:rPr>
+            <w:fldChar w:fldCharType="separate"/>
+          </w:r>
+          <w:r>
+            <w:rPr>
+              <w:rFonts w:hint="eastAsia" w:asciiTheme="majorEastAsia" w:hAnsiTheme="majorEastAsia" w:eastAsiaTheme="majorEastAsia" w:cstheme="majorEastAsia"/>
+              <w:bCs/>
+              <w:szCs w:val="28"/>
+            </w:rPr>
+            <w:t>3.2　外部接口</w:t>
+          </w:r>
+          <w:r>
+            <w:rPr>
+              <w:rFonts w:hint="eastAsia" w:asciiTheme="majorEastAsia" w:hAnsiTheme="majorEastAsia" w:eastAsiaTheme="majorEastAsia" w:cstheme="majorEastAsia"/>
+            </w:rPr>
+            <w:tab/>
+          </w:r>
+          <w:r>
+            <w:rPr>
+              <w:rFonts w:hint="eastAsia" w:asciiTheme="majorEastAsia" w:hAnsiTheme="majorEastAsia" w:eastAsiaTheme="majorEastAsia" w:cstheme="majorEastAsia"/>
+            </w:rPr>
+            <w:fldChar w:fldCharType="begin"/>
+          </w:r>
+          <w:r>
+            <w:rPr>
+              <w:rFonts w:hint="eastAsia" w:asciiTheme="majorEastAsia" w:hAnsiTheme="majorEastAsia" w:eastAsiaTheme="majorEastAsia" w:cstheme="majorEastAsia"/>
+            </w:rPr>
+            <w:instrText xml:space="preserve"> PAGEREF _Toc31910 \h </w:instrText>
+          </w:r>
+          <w:r>
+            <w:rPr>
+              <w:rFonts w:hint="eastAsia" w:asciiTheme="majorEastAsia" w:hAnsiTheme="majorEastAsia" w:eastAsiaTheme="majorEastAsia" w:cstheme="majorEastAsia"/>
+            </w:rPr>
+            <w:fldChar w:fldCharType="separate"/>
+          </w:r>
+          <w:r>
+            <w:rPr>
+              <w:rFonts w:hint="eastAsia" w:asciiTheme="majorEastAsia" w:hAnsiTheme="majorEastAsia" w:eastAsiaTheme="majorEastAsia" w:cstheme="majorEastAsia"/>
+            </w:rPr>
+            <w:t>7</w:t>
+          </w:r>
+          <w:r>
+            <w:rPr>
+              <w:rFonts w:hint="eastAsia" w:asciiTheme="majorEastAsia" w:hAnsiTheme="majorEastAsia" w:eastAsiaTheme="majorEastAsia" w:cstheme="majorEastAsia"/>
+            </w:rPr>
+            <w:fldChar w:fldCharType="end"/>
+          </w:r>
+          <w:r>
+            <w:rPr>
+              <w:rFonts w:hint="eastAsia" w:asciiTheme="majorEastAsia" w:hAnsiTheme="majorEastAsia" w:eastAsiaTheme="majorEastAsia" w:cstheme="majorEastAsia"/>
+              <w:color w:val="auto"/>
+            </w:rPr>
+            <w:fldChar w:fldCharType="end"/>
+          </w:r>
+        </w:p>
+        <w:p>
+          <w:pPr>
+            <w:pStyle w:val="12"/>
+            <w:tabs>
+              <w:tab w:val="right" w:leader="dot" w:pos="8666"/>
+            </w:tabs>
+            <w:rPr>
+              <w:rFonts w:hint="eastAsia" w:asciiTheme="majorEastAsia" w:hAnsiTheme="majorEastAsia" w:eastAsiaTheme="majorEastAsia" w:cstheme="majorEastAsia"/>
+            </w:rPr>
+          </w:pPr>
+          <w:r>
+            <w:rPr>
+              <w:rFonts w:hint="eastAsia" w:asciiTheme="majorEastAsia" w:hAnsiTheme="majorEastAsia" w:eastAsiaTheme="majorEastAsia" w:cstheme="majorEastAsia"/>
+              <w:color w:val="auto"/>
+            </w:rPr>
+            <w:fldChar w:fldCharType="begin"/>
+          </w:r>
+          <w:r>
+            <w:rPr>
+              <w:rFonts w:hint="eastAsia" w:asciiTheme="majorEastAsia" w:hAnsiTheme="majorEastAsia" w:eastAsiaTheme="majorEastAsia" w:cstheme="majorEastAsia"/>
+            </w:rPr>
+            <w:instrText xml:space="preserve"> HYPERLINK \l _Toc19058 </w:instrText>
+          </w:r>
+          <w:r>
+            <w:rPr>
+              <w:rFonts w:hint="eastAsia" w:asciiTheme="majorEastAsia" w:hAnsiTheme="majorEastAsia" w:eastAsiaTheme="majorEastAsia" w:cstheme="majorEastAsia"/>
+            </w:rPr>
+            <w:fldChar w:fldCharType="separate"/>
+          </w:r>
+          <w:r>
+            <w:rPr>
+              <w:rFonts w:hint="eastAsia" w:asciiTheme="majorEastAsia" w:hAnsiTheme="majorEastAsia" w:eastAsiaTheme="majorEastAsia" w:cstheme="majorEastAsia"/>
+              <w:bCs/>
+              <w:szCs w:val="28"/>
+            </w:rPr>
+            <w:t>3.3　内部接口</w:t>
+          </w:r>
+          <w:r>
+            <w:rPr>
+              <w:rFonts w:hint="eastAsia" w:asciiTheme="majorEastAsia" w:hAnsiTheme="majorEastAsia" w:eastAsiaTheme="majorEastAsia" w:cstheme="majorEastAsia"/>
+            </w:rPr>
+            <w:tab/>
+          </w:r>
+          <w:r>
+            <w:rPr>
+              <w:rFonts w:hint="eastAsia" w:asciiTheme="majorEastAsia" w:hAnsiTheme="majorEastAsia" w:eastAsiaTheme="majorEastAsia" w:cstheme="majorEastAsia"/>
+            </w:rPr>
+            <w:fldChar w:fldCharType="begin"/>
+          </w:r>
+          <w:r>
+            <w:rPr>
+              <w:rFonts w:hint="eastAsia" w:asciiTheme="majorEastAsia" w:hAnsiTheme="majorEastAsia" w:eastAsiaTheme="majorEastAsia" w:cstheme="majorEastAsia"/>
+            </w:rPr>
+            <w:instrText xml:space="preserve"> PAGEREF _Toc19058 \h </w:instrText>
+          </w:r>
+          <w:r>
+            <w:rPr>
+              <w:rFonts w:hint="eastAsia" w:asciiTheme="majorEastAsia" w:hAnsiTheme="majorEastAsia" w:eastAsiaTheme="majorEastAsia" w:cstheme="majorEastAsia"/>
+            </w:rPr>
+            <w:fldChar w:fldCharType="separate"/>
+          </w:r>
+          <w:r>
+            <w:rPr>
+              <w:rFonts w:hint="eastAsia" w:asciiTheme="majorEastAsia" w:hAnsiTheme="majorEastAsia" w:eastAsiaTheme="majorEastAsia" w:cstheme="majorEastAsia"/>
+            </w:rPr>
+            <w:t>8</w:t>
+          </w:r>
+          <w:r>
+            <w:rPr>
+              <w:rFonts w:hint="eastAsia" w:asciiTheme="majorEastAsia" w:hAnsiTheme="majorEastAsia" w:eastAsiaTheme="majorEastAsia" w:cstheme="majorEastAsia"/>
+            </w:rPr>
+            <w:fldChar w:fldCharType="end"/>
+          </w:r>
+          <w:r>
+            <w:rPr>
+              <w:rFonts w:hint="eastAsia" w:asciiTheme="majorEastAsia" w:hAnsiTheme="majorEastAsia" w:eastAsiaTheme="majorEastAsia" w:cstheme="majorEastAsia"/>
+              <w:color w:val="auto"/>
+            </w:rPr>
+            <w:fldChar w:fldCharType="end"/>
+          </w:r>
+        </w:p>
+        <w:p>
+          <w:pPr>
+            <w:pStyle w:val="10"/>
+            <w:tabs>
+              <w:tab w:val="right" w:leader="dot" w:pos="8666"/>
+            </w:tabs>
+            <w:rPr>
+              <w:rFonts w:hint="eastAsia" w:asciiTheme="majorEastAsia" w:hAnsiTheme="majorEastAsia" w:eastAsiaTheme="majorEastAsia" w:cstheme="majorEastAsia"/>
+            </w:rPr>
+          </w:pPr>
+          <w:r>
+            <w:rPr>
+              <w:rFonts w:hint="eastAsia" w:asciiTheme="majorEastAsia" w:hAnsiTheme="majorEastAsia" w:eastAsiaTheme="majorEastAsia" w:cstheme="majorEastAsia"/>
+              <w:color w:val="auto"/>
+            </w:rPr>
+            <w:fldChar w:fldCharType="begin"/>
+          </w:r>
+          <w:r>
+            <w:rPr>
+              <w:rFonts w:hint="eastAsia" w:asciiTheme="majorEastAsia" w:hAnsiTheme="majorEastAsia" w:eastAsiaTheme="majorEastAsia" w:cstheme="majorEastAsia"/>
+            </w:rPr>
+            <w:instrText xml:space="preserve"> HYPERLINK \l _Toc31243 </w:instrText>
+          </w:r>
+          <w:r>
+            <w:rPr>
+              <w:rFonts w:hint="eastAsia" w:asciiTheme="majorEastAsia" w:hAnsiTheme="majorEastAsia" w:eastAsiaTheme="majorEastAsia" w:cstheme="majorEastAsia"/>
+            </w:rPr>
+            <w:fldChar w:fldCharType="separate"/>
+          </w:r>
+          <w:r>
+            <w:rPr>
+              <w:rFonts w:hint="eastAsia" w:asciiTheme="majorEastAsia" w:hAnsiTheme="majorEastAsia" w:eastAsiaTheme="majorEastAsia" w:cstheme="majorEastAsia"/>
+              <w:bCs/>
+              <w:szCs w:val="32"/>
+            </w:rPr>
+            <w:t>4　运行设计</w:t>
+          </w:r>
+          <w:r>
+            <w:rPr>
+              <w:rFonts w:hint="eastAsia" w:asciiTheme="majorEastAsia" w:hAnsiTheme="majorEastAsia" w:eastAsiaTheme="majorEastAsia" w:cstheme="majorEastAsia"/>
+            </w:rPr>
+            <w:tab/>
+          </w:r>
+          <w:r>
+            <w:rPr>
+              <w:rFonts w:hint="eastAsia" w:asciiTheme="majorEastAsia" w:hAnsiTheme="majorEastAsia" w:eastAsiaTheme="majorEastAsia" w:cstheme="majorEastAsia"/>
+            </w:rPr>
+            <w:fldChar w:fldCharType="begin"/>
+          </w:r>
+          <w:r>
+            <w:rPr>
+              <w:rFonts w:hint="eastAsia" w:asciiTheme="majorEastAsia" w:hAnsiTheme="majorEastAsia" w:eastAsiaTheme="majorEastAsia" w:cstheme="majorEastAsia"/>
+            </w:rPr>
+            <w:instrText xml:space="preserve"> PAGEREF _Toc31243 \h </w:instrText>
+          </w:r>
+          <w:r>
+            <w:rPr>
+              <w:rFonts w:hint="eastAsia" w:asciiTheme="majorEastAsia" w:hAnsiTheme="majorEastAsia" w:eastAsiaTheme="majorEastAsia" w:cstheme="majorEastAsia"/>
+            </w:rPr>
+            <w:fldChar w:fldCharType="separate"/>
+          </w:r>
+          <w:r>
+            <w:rPr>
+              <w:rFonts w:hint="eastAsia" w:asciiTheme="majorEastAsia" w:hAnsiTheme="majorEastAsia" w:eastAsiaTheme="majorEastAsia" w:cstheme="majorEastAsia"/>
+            </w:rPr>
+            <w:t>9</w:t>
+          </w:r>
+          <w:r>
+            <w:rPr>
+              <w:rFonts w:hint="eastAsia" w:asciiTheme="majorEastAsia" w:hAnsiTheme="majorEastAsia" w:eastAsiaTheme="majorEastAsia" w:cstheme="majorEastAsia"/>
+            </w:rPr>
+            <w:fldChar w:fldCharType="end"/>
+          </w:r>
+          <w:r>
+            <w:rPr>
+              <w:rFonts w:hint="eastAsia" w:asciiTheme="majorEastAsia" w:hAnsiTheme="majorEastAsia" w:eastAsiaTheme="majorEastAsia" w:cstheme="majorEastAsia"/>
+              <w:color w:val="auto"/>
+            </w:rPr>
+            <w:fldChar w:fldCharType="end"/>
+          </w:r>
+        </w:p>
+        <w:p>
+          <w:pPr>
+            <w:pStyle w:val="12"/>
+            <w:tabs>
+              <w:tab w:val="right" w:leader="dot" w:pos="8666"/>
+            </w:tabs>
+            <w:rPr>
+              <w:rFonts w:hint="eastAsia" w:asciiTheme="majorEastAsia" w:hAnsiTheme="majorEastAsia" w:eastAsiaTheme="majorEastAsia" w:cstheme="majorEastAsia"/>
+            </w:rPr>
+          </w:pPr>
+          <w:r>
+            <w:rPr>
+              <w:rFonts w:hint="eastAsia" w:asciiTheme="majorEastAsia" w:hAnsiTheme="majorEastAsia" w:eastAsiaTheme="majorEastAsia" w:cstheme="majorEastAsia"/>
+              <w:color w:val="auto"/>
+            </w:rPr>
+            <w:fldChar w:fldCharType="begin"/>
+          </w:r>
+          <w:r>
+            <w:rPr>
+              <w:rFonts w:hint="eastAsia" w:asciiTheme="majorEastAsia" w:hAnsiTheme="majorEastAsia" w:eastAsiaTheme="majorEastAsia" w:cstheme="majorEastAsia"/>
+            </w:rPr>
+            <w:instrText xml:space="preserve"> HYPERLINK \l _Toc24077 </w:instrText>
+          </w:r>
+          <w:r>
+            <w:rPr>
+              <w:rFonts w:hint="eastAsia" w:asciiTheme="majorEastAsia" w:hAnsiTheme="majorEastAsia" w:eastAsiaTheme="majorEastAsia" w:cstheme="majorEastAsia"/>
+            </w:rPr>
+            <w:fldChar w:fldCharType="separate"/>
+          </w:r>
+          <w:r>
+            <w:rPr>
+              <w:rFonts w:hint="eastAsia" w:asciiTheme="majorEastAsia" w:hAnsiTheme="majorEastAsia" w:eastAsiaTheme="majorEastAsia" w:cstheme="majorEastAsia"/>
+              <w:bCs/>
+              <w:szCs w:val="28"/>
+            </w:rPr>
+            <w:t>4.1　运行模块组合</w:t>
+          </w:r>
+          <w:r>
+            <w:rPr>
+              <w:rFonts w:hint="eastAsia" w:asciiTheme="majorEastAsia" w:hAnsiTheme="majorEastAsia" w:eastAsiaTheme="majorEastAsia" w:cstheme="majorEastAsia"/>
+            </w:rPr>
+            <w:tab/>
+          </w:r>
+          <w:r>
+            <w:rPr>
+              <w:rFonts w:hint="eastAsia" w:asciiTheme="majorEastAsia" w:hAnsiTheme="majorEastAsia" w:eastAsiaTheme="majorEastAsia" w:cstheme="majorEastAsia"/>
+            </w:rPr>
+            <w:fldChar w:fldCharType="begin"/>
+          </w:r>
+          <w:r>
+            <w:rPr>
+              <w:rFonts w:hint="eastAsia" w:asciiTheme="majorEastAsia" w:hAnsiTheme="majorEastAsia" w:eastAsiaTheme="majorEastAsia" w:cstheme="majorEastAsia"/>
+            </w:rPr>
+            <w:instrText xml:space="preserve"> PAGEREF _Toc24077 \h </w:instrText>
+          </w:r>
+          <w:r>
+            <w:rPr>
+              <w:rFonts w:hint="eastAsia" w:asciiTheme="majorEastAsia" w:hAnsiTheme="majorEastAsia" w:eastAsiaTheme="majorEastAsia" w:cstheme="majorEastAsia"/>
+            </w:rPr>
+            <w:fldChar w:fldCharType="separate"/>
+          </w:r>
+          <w:r>
+            <w:rPr>
+              <w:rFonts w:hint="eastAsia" w:asciiTheme="majorEastAsia" w:hAnsiTheme="majorEastAsia" w:eastAsiaTheme="majorEastAsia" w:cstheme="majorEastAsia"/>
+            </w:rPr>
+            <w:t>9</w:t>
+          </w:r>
+          <w:r>
+            <w:rPr>
+              <w:rFonts w:hint="eastAsia" w:asciiTheme="majorEastAsia" w:hAnsiTheme="majorEastAsia" w:eastAsiaTheme="majorEastAsia" w:cstheme="majorEastAsia"/>
+            </w:rPr>
+            <w:fldChar w:fldCharType="end"/>
+          </w:r>
+          <w:r>
+            <w:rPr>
+              <w:rFonts w:hint="eastAsia" w:asciiTheme="majorEastAsia" w:hAnsiTheme="majorEastAsia" w:eastAsiaTheme="majorEastAsia" w:cstheme="majorEastAsia"/>
+              <w:color w:val="auto"/>
+            </w:rPr>
+            <w:fldChar w:fldCharType="end"/>
+          </w:r>
+        </w:p>
+        <w:p>
+          <w:pPr>
+            <w:pStyle w:val="12"/>
+            <w:tabs>
+              <w:tab w:val="right" w:leader="dot" w:pos="8666"/>
+            </w:tabs>
+            <w:rPr>
+              <w:rFonts w:hint="eastAsia" w:asciiTheme="majorEastAsia" w:hAnsiTheme="majorEastAsia" w:eastAsiaTheme="majorEastAsia" w:cstheme="majorEastAsia"/>
+            </w:rPr>
+          </w:pPr>
+          <w:r>
+            <w:rPr>
+              <w:rFonts w:hint="eastAsia" w:asciiTheme="majorEastAsia" w:hAnsiTheme="majorEastAsia" w:eastAsiaTheme="majorEastAsia" w:cstheme="majorEastAsia"/>
+              <w:color w:val="auto"/>
+            </w:rPr>
+            <w:fldChar w:fldCharType="begin"/>
+          </w:r>
+          <w:r>
+            <w:rPr>
+              <w:rFonts w:hint="eastAsia" w:asciiTheme="majorEastAsia" w:hAnsiTheme="majorEastAsia" w:eastAsiaTheme="majorEastAsia" w:cstheme="majorEastAsia"/>
+            </w:rPr>
+            <w:instrText xml:space="preserve"> HYPERLINK \l _Toc7827 </w:instrText>
+          </w:r>
+          <w:r>
+            <w:rPr>
+              <w:rFonts w:hint="eastAsia" w:asciiTheme="majorEastAsia" w:hAnsiTheme="majorEastAsia" w:eastAsiaTheme="majorEastAsia" w:cstheme="majorEastAsia"/>
+            </w:rPr>
+            <w:fldChar w:fldCharType="separate"/>
+          </w:r>
+          <w:r>
+            <w:rPr>
+              <w:rFonts w:hint="eastAsia" w:asciiTheme="majorEastAsia" w:hAnsiTheme="majorEastAsia" w:eastAsiaTheme="majorEastAsia" w:cstheme="majorEastAsia"/>
+              <w:bCs/>
+              <w:szCs w:val="28"/>
+            </w:rPr>
+            <w:t>4.2　运行控制</w:t>
+          </w:r>
+          <w:r>
+            <w:rPr>
+              <w:rFonts w:hint="eastAsia" w:asciiTheme="majorEastAsia" w:hAnsiTheme="majorEastAsia" w:eastAsiaTheme="majorEastAsia" w:cstheme="majorEastAsia"/>
+            </w:rPr>
+            <w:tab/>
+          </w:r>
+          <w:r>
+            <w:rPr>
+              <w:rFonts w:hint="eastAsia" w:asciiTheme="majorEastAsia" w:hAnsiTheme="majorEastAsia" w:eastAsiaTheme="majorEastAsia" w:cstheme="majorEastAsia"/>
+            </w:rPr>
+            <w:fldChar w:fldCharType="begin"/>
+          </w:r>
+          <w:r>
+            <w:rPr>
+              <w:rFonts w:hint="eastAsia" w:asciiTheme="majorEastAsia" w:hAnsiTheme="majorEastAsia" w:eastAsiaTheme="majorEastAsia" w:cstheme="majorEastAsia"/>
+            </w:rPr>
+            <w:instrText xml:space="preserve"> PAGEREF _Toc7827 \h </w:instrText>
+          </w:r>
+          <w:r>
+            <w:rPr>
+              <w:rFonts w:hint="eastAsia" w:asciiTheme="majorEastAsia" w:hAnsiTheme="majorEastAsia" w:eastAsiaTheme="majorEastAsia" w:cstheme="majorEastAsia"/>
+            </w:rPr>
+            <w:fldChar w:fldCharType="separate"/>
+          </w:r>
+          <w:r>
+            <w:rPr>
+              <w:rFonts w:hint="eastAsia" w:asciiTheme="majorEastAsia" w:hAnsiTheme="majorEastAsia" w:eastAsiaTheme="majorEastAsia" w:cstheme="majorEastAsia"/>
+            </w:rPr>
+            <w:t>9</w:t>
+          </w:r>
+          <w:r>
+            <w:rPr>
+              <w:rFonts w:hint="eastAsia" w:asciiTheme="majorEastAsia" w:hAnsiTheme="majorEastAsia" w:eastAsiaTheme="majorEastAsia" w:cstheme="majorEastAsia"/>
+            </w:rPr>
+            <w:fldChar w:fldCharType="end"/>
+          </w:r>
+          <w:r>
+            <w:rPr>
+              <w:rFonts w:hint="eastAsia" w:asciiTheme="majorEastAsia" w:hAnsiTheme="majorEastAsia" w:eastAsiaTheme="majorEastAsia" w:cstheme="majorEastAsia"/>
+              <w:color w:val="auto"/>
+            </w:rPr>
+            <w:fldChar w:fldCharType="end"/>
+          </w:r>
+        </w:p>
+        <w:p>
+          <w:pPr>
+            <w:pStyle w:val="12"/>
+            <w:tabs>
+              <w:tab w:val="right" w:leader="dot" w:pos="8666"/>
+            </w:tabs>
+            <w:rPr>
+              <w:rFonts w:hint="eastAsia" w:asciiTheme="majorEastAsia" w:hAnsiTheme="majorEastAsia" w:eastAsiaTheme="majorEastAsia" w:cstheme="majorEastAsia"/>
+            </w:rPr>
+          </w:pPr>
+          <w:r>
+            <w:rPr>
+              <w:rFonts w:hint="eastAsia" w:asciiTheme="majorEastAsia" w:hAnsiTheme="majorEastAsia" w:eastAsiaTheme="majorEastAsia" w:cstheme="majorEastAsia"/>
+              <w:color w:val="auto"/>
+            </w:rPr>
+            <w:fldChar w:fldCharType="begin"/>
+          </w:r>
+          <w:r>
+            <w:rPr>
+              <w:rFonts w:hint="eastAsia" w:asciiTheme="majorEastAsia" w:hAnsiTheme="majorEastAsia" w:eastAsiaTheme="majorEastAsia" w:cstheme="majorEastAsia"/>
+            </w:rPr>
+            <w:instrText xml:space="preserve"> HYPERLINK \l _Toc2194 </w:instrText>
+          </w:r>
+          <w:r>
+            <w:rPr>
+              <w:rFonts w:hint="eastAsia" w:asciiTheme="majorEastAsia" w:hAnsiTheme="majorEastAsia" w:eastAsiaTheme="majorEastAsia" w:cstheme="majorEastAsia"/>
+            </w:rPr>
+            <w:fldChar w:fldCharType="separate"/>
+          </w:r>
+          <w:r>
+            <w:rPr>
+              <w:rFonts w:hint="eastAsia" w:asciiTheme="majorEastAsia" w:hAnsiTheme="majorEastAsia" w:eastAsiaTheme="majorEastAsia" w:cstheme="majorEastAsia"/>
+              <w:bCs/>
+              <w:szCs w:val="28"/>
+            </w:rPr>
+            <w:t>4.3　运行时间</w:t>
+          </w:r>
+          <w:r>
+            <w:rPr>
+              <w:rFonts w:hint="eastAsia" w:asciiTheme="majorEastAsia" w:hAnsiTheme="majorEastAsia" w:eastAsiaTheme="majorEastAsia" w:cstheme="majorEastAsia"/>
+            </w:rPr>
+            <w:tab/>
+          </w:r>
+          <w:r>
+            <w:rPr>
+              <w:rFonts w:hint="eastAsia" w:asciiTheme="majorEastAsia" w:hAnsiTheme="majorEastAsia" w:eastAsiaTheme="majorEastAsia" w:cstheme="majorEastAsia"/>
+            </w:rPr>
+            <w:fldChar w:fldCharType="begin"/>
+          </w:r>
+          <w:r>
+            <w:rPr>
+              <w:rFonts w:hint="eastAsia" w:asciiTheme="majorEastAsia" w:hAnsiTheme="majorEastAsia" w:eastAsiaTheme="majorEastAsia" w:cstheme="majorEastAsia"/>
+            </w:rPr>
+            <w:instrText xml:space="preserve"> PAGEREF _Toc2194 \h </w:instrText>
+          </w:r>
+          <w:r>
+            <w:rPr>
+              <w:rFonts w:hint="eastAsia" w:asciiTheme="majorEastAsia" w:hAnsiTheme="majorEastAsia" w:eastAsiaTheme="majorEastAsia" w:cstheme="majorEastAsia"/>
+            </w:rPr>
+            <w:fldChar w:fldCharType="separate"/>
+          </w:r>
+          <w:r>
+            <w:rPr>
+              <w:rFonts w:hint="eastAsia" w:asciiTheme="majorEastAsia" w:hAnsiTheme="majorEastAsia" w:eastAsiaTheme="majorEastAsia" w:cstheme="majorEastAsia"/>
+            </w:rPr>
+            <w:t>9</w:t>
+          </w:r>
+          <w:r>
+            <w:rPr>
+              <w:rFonts w:hint="eastAsia" w:asciiTheme="majorEastAsia" w:hAnsiTheme="majorEastAsia" w:eastAsiaTheme="majorEastAsia" w:cstheme="majorEastAsia"/>
+            </w:rPr>
+            <w:fldChar w:fldCharType="end"/>
+          </w:r>
+          <w:r>
+            <w:rPr>
+              <w:rFonts w:hint="eastAsia" w:asciiTheme="majorEastAsia" w:hAnsiTheme="majorEastAsia" w:eastAsiaTheme="majorEastAsia" w:cstheme="majorEastAsia"/>
+              <w:color w:val="auto"/>
+            </w:rPr>
+            <w:fldChar w:fldCharType="end"/>
+          </w:r>
+        </w:p>
+        <w:p>
+          <w:pPr>
+            <w:pStyle w:val="10"/>
+            <w:tabs>
+              <w:tab w:val="right" w:leader="dot" w:pos="8666"/>
+            </w:tabs>
+            <w:rPr>
+              <w:rFonts w:hint="eastAsia" w:asciiTheme="majorEastAsia" w:hAnsiTheme="majorEastAsia" w:eastAsiaTheme="majorEastAsia" w:cstheme="majorEastAsia"/>
+            </w:rPr>
+          </w:pPr>
+          <w:r>
+            <w:rPr>
+              <w:rFonts w:hint="eastAsia" w:asciiTheme="majorEastAsia" w:hAnsiTheme="majorEastAsia" w:eastAsiaTheme="majorEastAsia" w:cstheme="majorEastAsia"/>
+              <w:color w:val="auto"/>
+            </w:rPr>
+            <w:fldChar w:fldCharType="begin"/>
+          </w:r>
+          <w:r>
+            <w:rPr>
+              <w:rFonts w:hint="eastAsia" w:asciiTheme="majorEastAsia" w:hAnsiTheme="majorEastAsia" w:eastAsiaTheme="majorEastAsia" w:cstheme="majorEastAsia"/>
+            </w:rPr>
+            <w:instrText xml:space="preserve"> HYPERLINK \l _Toc13394 </w:instrText>
+          </w:r>
+          <w:r>
+            <w:rPr>
+              <w:rFonts w:hint="eastAsia" w:asciiTheme="majorEastAsia" w:hAnsiTheme="majorEastAsia" w:eastAsiaTheme="majorEastAsia" w:cstheme="majorEastAsia"/>
+            </w:rPr>
+            <w:fldChar w:fldCharType="separate"/>
+          </w:r>
+          <w:r>
+            <w:rPr>
+              <w:rFonts w:hint="eastAsia" w:asciiTheme="majorEastAsia" w:hAnsiTheme="majorEastAsia" w:eastAsiaTheme="majorEastAsia" w:cstheme="majorEastAsia"/>
+              <w:bCs/>
+              <w:szCs w:val="32"/>
+            </w:rPr>
+            <w:t>5　系统数据结构设计</w:t>
+          </w:r>
+          <w:r>
+            <w:rPr>
+              <w:rFonts w:hint="eastAsia" w:asciiTheme="majorEastAsia" w:hAnsiTheme="majorEastAsia" w:eastAsiaTheme="majorEastAsia" w:cstheme="majorEastAsia"/>
+            </w:rPr>
+            <w:tab/>
+          </w:r>
+          <w:r>
+            <w:rPr>
+              <w:rFonts w:hint="eastAsia" w:asciiTheme="majorEastAsia" w:hAnsiTheme="majorEastAsia" w:eastAsiaTheme="majorEastAsia" w:cstheme="majorEastAsia"/>
+            </w:rPr>
+            <w:fldChar w:fldCharType="begin"/>
+          </w:r>
+          <w:r>
+            <w:rPr>
+              <w:rFonts w:hint="eastAsia" w:asciiTheme="majorEastAsia" w:hAnsiTheme="majorEastAsia" w:eastAsiaTheme="majorEastAsia" w:cstheme="majorEastAsia"/>
+            </w:rPr>
+            <w:instrText xml:space="preserve"> PAGEREF _Toc13394 \h </w:instrText>
+          </w:r>
+          <w:r>
+            <w:rPr>
+              <w:rFonts w:hint="eastAsia" w:asciiTheme="majorEastAsia" w:hAnsiTheme="majorEastAsia" w:eastAsiaTheme="majorEastAsia" w:cstheme="majorEastAsia"/>
+            </w:rPr>
+            <w:fldChar w:fldCharType="separate"/>
+          </w:r>
+          <w:r>
+            <w:rPr>
+              <w:rFonts w:hint="eastAsia" w:asciiTheme="majorEastAsia" w:hAnsiTheme="majorEastAsia" w:eastAsiaTheme="majorEastAsia" w:cstheme="majorEastAsia"/>
+            </w:rPr>
+            <w:t>11</w:t>
+          </w:r>
+          <w:r>
+            <w:rPr>
+              <w:rFonts w:hint="eastAsia" w:asciiTheme="majorEastAsia" w:hAnsiTheme="majorEastAsia" w:eastAsiaTheme="majorEastAsia" w:cstheme="majorEastAsia"/>
+            </w:rPr>
+            <w:fldChar w:fldCharType="end"/>
+          </w:r>
+          <w:r>
+            <w:rPr>
+              <w:rFonts w:hint="eastAsia" w:asciiTheme="majorEastAsia" w:hAnsiTheme="majorEastAsia" w:eastAsiaTheme="majorEastAsia" w:cstheme="majorEastAsia"/>
+              <w:color w:val="auto"/>
+            </w:rPr>
+            <w:fldChar w:fldCharType="end"/>
+          </w:r>
+        </w:p>
+        <w:p>
+          <w:pPr>
+            <w:pStyle w:val="12"/>
+            <w:tabs>
+              <w:tab w:val="right" w:leader="dot" w:pos="8666"/>
+            </w:tabs>
+            <w:rPr>
+              <w:rFonts w:hint="eastAsia" w:asciiTheme="majorEastAsia" w:hAnsiTheme="majorEastAsia" w:eastAsiaTheme="majorEastAsia" w:cstheme="majorEastAsia"/>
+            </w:rPr>
+          </w:pPr>
+          <w:r>
+            <w:rPr>
+              <w:rFonts w:hint="eastAsia" w:asciiTheme="majorEastAsia" w:hAnsiTheme="majorEastAsia" w:eastAsiaTheme="majorEastAsia" w:cstheme="majorEastAsia"/>
+              <w:color w:val="auto"/>
+            </w:rPr>
+            <w:fldChar w:fldCharType="begin"/>
+          </w:r>
+          <w:r>
+            <w:rPr>
+              <w:rFonts w:hint="eastAsia" w:asciiTheme="majorEastAsia" w:hAnsiTheme="majorEastAsia" w:eastAsiaTheme="majorEastAsia" w:cstheme="majorEastAsia"/>
+            </w:rPr>
+            <w:instrText xml:space="preserve"> HYPERLINK \l _Toc28294 </w:instrText>
+          </w:r>
+          <w:r>
+            <w:rPr>
+              <w:rFonts w:hint="eastAsia" w:asciiTheme="majorEastAsia" w:hAnsiTheme="majorEastAsia" w:eastAsiaTheme="majorEastAsia" w:cstheme="majorEastAsia"/>
+            </w:rPr>
+            <w:fldChar w:fldCharType="separate"/>
+          </w:r>
+          <w:r>
+            <w:rPr>
+              <w:rFonts w:hint="eastAsia" w:asciiTheme="majorEastAsia" w:hAnsiTheme="majorEastAsia" w:eastAsiaTheme="majorEastAsia" w:cstheme="majorEastAsia"/>
+              <w:bCs/>
+              <w:szCs w:val="28"/>
+            </w:rPr>
+            <w:t>5.1　逻辑结构设计要点</w:t>
+          </w:r>
+          <w:r>
+            <w:rPr>
+              <w:rFonts w:hint="eastAsia" w:asciiTheme="majorEastAsia" w:hAnsiTheme="majorEastAsia" w:eastAsiaTheme="majorEastAsia" w:cstheme="majorEastAsia"/>
+            </w:rPr>
+            <w:tab/>
+          </w:r>
+          <w:r>
+            <w:rPr>
+              <w:rFonts w:hint="eastAsia" w:asciiTheme="majorEastAsia" w:hAnsiTheme="majorEastAsia" w:eastAsiaTheme="majorEastAsia" w:cstheme="majorEastAsia"/>
+            </w:rPr>
+            <w:fldChar w:fldCharType="begin"/>
+          </w:r>
+          <w:r>
+            <w:rPr>
+              <w:rFonts w:hint="eastAsia" w:asciiTheme="majorEastAsia" w:hAnsiTheme="majorEastAsia" w:eastAsiaTheme="majorEastAsia" w:cstheme="majorEastAsia"/>
+            </w:rPr>
+            <w:instrText xml:space="preserve"> PAGEREF _Toc28294 \h </w:instrText>
+          </w:r>
+          <w:r>
+            <w:rPr>
+              <w:rFonts w:hint="eastAsia" w:asciiTheme="majorEastAsia" w:hAnsiTheme="majorEastAsia" w:eastAsiaTheme="majorEastAsia" w:cstheme="majorEastAsia"/>
+            </w:rPr>
+            <w:fldChar w:fldCharType="separate"/>
+          </w:r>
+          <w:r>
+            <w:rPr>
+              <w:rFonts w:hint="eastAsia" w:asciiTheme="majorEastAsia" w:hAnsiTheme="majorEastAsia" w:eastAsiaTheme="majorEastAsia" w:cstheme="majorEastAsia"/>
+            </w:rPr>
+            <w:t>11</w:t>
+          </w:r>
+          <w:r>
+            <w:rPr>
+              <w:rFonts w:hint="eastAsia" w:asciiTheme="majorEastAsia" w:hAnsiTheme="majorEastAsia" w:eastAsiaTheme="majorEastAsia" w:cstheme="majorEastAsia"/>
+            </w:rPr>
+            <w:fldChar w:fldCharType="end"/>
+          </w:r>
+          <w:r>
+            <w:rPr>
+              <w:rFonts w:hint="eastAsia" w:asciiTheme="majorEastAsia" w:hAnsiTheme="majorEastAsia" w:eastAsiaTheme="majorEastAsia" w:cstheme="majorEastAsia"/>
+              <w:color w:val="auto"/>
+            </w:rPr>
+            <w:fldChar w:fldCharType="end"/>
+          </w:r>
+        </w:p>
+        <w:p>
+          <w:pPr>
+            <w:pStyle w:val="12"/>
+            <w:tabs>
+              <w:tab w:val="right" w:leader="dot" w:pos="8666"/>
+            </w:tabs>
+            <w:rPr>
+              <w:rFonts w:hint="eastAsia" w:asciiTheme="majorEastAsia" w:hAnsiTheme="majorEastAsia" w:eastAsiaTheme="majorEastAsia" w:cstheme="majorEastAsia"/>
+            </w:rPr>
+          </w:pPr>
+          <w:r>
+            <w:rPr>
+              <w:rFonts w:hint="eastAsia" w:asciiTheme="majorEastAsia" w:hAnsiTheme="majorEastAsia" w:eastAsiaTheme="majorEastAsia" w:cstheme="majorEastAsia"/>
+              <w:color w:val="auto"/>
+            </w:rPr>
+            <w:fldChar w:fldCharType="begin"/>
+          </w:r>
+          <w:r>
+            <w:rPr>
+              <w:rFonts w:hint="eastAsia" w:asciiTheme="majorEastAsia" w:hAnsiTheme="majorEastAsia" w:eastAsiaTheme="majorEastAsia" w:cstheme="majorEastAsia"/>
+            </w:rPr>
+            <w:instrText xml:space="preserve"> HYPERLINK \l _Toc28087 </w:instrText>
+          </w:r>
+          <w:r>
+            <w:rPr>
+              <w:rFonts w:hint="eastAsia" w:asciiTheme="majorEastAsia" w:hAnsiTheme="majorEastAsia" w:eastAsiaTheme="majorEastAsia" w:cstheme="majorEastAsia"/>
+            </w:rPr>
+            <w:fldChar w:fldCharType="separate"/>
+          </w:r>
+          <w:r>
+            <w:rPr>
+              <w:rFonts w:hint="eastAsia" w:asciiTheme="majorEastAsia" w:hAnsiTheme="majorEastAsia" w:eastAsiaTheme="majorEastAsia" w:cstheme="majorEastAsia"/>
+              <w:bCs/>
+              <w:szCs w:val="28"/>
+            </w:rPr>
+            <w:t>5.2　物理结构设计要点</w:t>
+          </w:r>
+          <w:r>
+            <w:rPr>
+              <w:rFonts w:hint="eastAsia" w:asciiTheme="majorEastAsia" w:hAnsiTheme="majorEastAsia" w:eastAsiaTheme="majorEastAsia" w:cstheme="majorEastAsia"/>
+            </w:rPr>
+            <w:tab/>
+          </w:r>
+          <w:r>
+            <w:rPr>
+              <w:rFonts w:hint="eastAsia" w:asciiTheme="majorEastAsia" w:hAnsiTheme="majorEastAsia" w:eastAsiaTheme="majorEastAsia" w:cstheme="majorEastAsia"/>
+            </w:rPr>
+            <w:fldChar w:fldCharType="begin"/>
+          </w:r>
+          <w:r>
+            <w:rPr>
+              <w:rFonts w:hint="eastAsia" w:asciiTheme="majorEastAsia" w:hAnsiTheme="majorEastAsia" w:eastAsiaTheme="majorEastAsia" w:cstheme="majorEastAsia"/>
+            </w:rPr>
+            <w:instrText xml:space="preserve"> PAGEREF _Toc28087 \h </w:instrText>
+          </w:r>
+          <w:r>
+            <w:rPr>
+              <w:rFonts w:hint="eastAsia" w:asciiTheme="majorEastAsia" w:hAnsiTheme="majorEastAsia" w:eastAsiaTheme="majorEastAsia" w:cstheme="majorEastAsia"/>
+            </w:rPr>
+            <w:fldChar w:fldCharType="separate"/>
+          </w:r>
+          <w:r>
+            <w:rPr>
+              <w:rFonts w:hint="eastAsia" w:asciiTheme="majorEastAsia" w:hAnsiTheme="majorEastAsia" w:eastAsiaTheme="majorEastAsia" w:cstheme="majorEastAsia"/>
+            </w:rPr>
+            <w:t>12</w:t>
+          </w:r>
+          <w:r>
+            <w:rPr>
+              <w:rFonts w:hint="eastAsia" w:asciiTheme="majorEastAsia" w:hAnsiTheme="majorEastAsia" w:eastAsiaTheme="majorEastAsia" w:cstheme="majorEastAsia"/>
+            </w:rPr>
+            <w:fldChar w:fldCharType="end"/>
+          </w:r>
+          <w:r>
+            <w:rPr>
+              <w:rFonts w:hint="eastAsia" w:asciiTheme="majorEastAsia" w:hAnsiTheme="majorEastAsia" w:eastAsiaTheme="majorEastAsia" w:cstheme="majorEastAsia"/>
+              <w:color w:val="auto"/>
+            </w:rPr>
+            <w:fldChar w:fldCharType="end"/>
+          </w:r>
+        </w:p>
+        <w:p>
+          <w:pPr>
+            <w:pStyle w:val="12"/>
+            <w:tabs>
+              <w:tab w:val="right" w:leader="dot" w:pos="8666"/>
+            </w:tabs>
+            <w:rPr>
+              <w:rFonts w:hint="eastAsia" w:asciiTheme="majorEastAsia" w:hAnsiTheme="majorEastAsia" w:eastAsiaTheme="majorEastAsia" w:cstheme="majorEastAsia"/>
+            </w:rPr>
+          </w:pPr>
+          <w:r>
+            <w:rPr>
+              <w:rFonts w:hint="eastAsia" w:asciiTheme="majorEastAsia" w:hAnsiTheme="majorEastAsia" w:eastAsiaTheme="majorEastAsia" w:cstheme="majorEastAsia"/>
+              <w:color w:val="auto"/>
+            </w:rPr>
+            <w:fldChar w:fldCharType="begin"/>
+          </w:r>
+          <w:r>
+            <w:rPr>
+              <w:rFonts w:hint="eastAsia" w:asciiTheme="majorEastAsia" w:hAnsiTheme="majorEastAsia" w:eastAsiaTheme="majorEastAsia" w:cstheme="majorEastAsia"/>
+            </w:rPr>
+            <w:instrText xml:space="preserve"> HYPERLINK \l _Toc20153 </w:instrText>
+          </w:r>
+          <w:r>
+            <w:rPr>
+              <w:rFonts w:hint="eastAsia" w:asciiTheme="majorEastAsia" w:hAnsiTheme="majorEastAsia" w:eastAsiaTheme="majorEastAsia" w:cstheme="majorEastAsia"/>
+            </w:rPr>
+            <w:fldChar w:fldCharType="separate"/>
+          </w:r>
+          <w:r>
+            <w:rPr>
+              <w:rFonts w:hint="eastAsia" w:asciiTheme="majorEastAsia" w:hAnsiTheme="majorEastAsia" w:eastAsiaTheme="majorEastAsia" w:cstheme="majorEastAsia"/>
+              <w:bCs/>
+              <w:szCs w:val="28"/>
+            </w:rPr>
+            <w:t>5.3　数据结构与程序的关系</w:t>
+          </w:r>
+          <w:r>
+            <w:rPr>
+              <w:rFonts w:hint="eastAsia" w:asciiTheme="majorEastAsia" w:hAnsiTheme="majorEastAsia" w:eastAsiaTheme="majorEastAsia" w:cstheme="majorEastAsia"/>
+            </w:rPr>
+            <w:tab/>
+          </w:r>
+          <w:r>
+            <w:rPr>
+              <w:rFonts w:hint="eastAsia" w:asciiTheme="majorEastAsia" w:hAnsiTheme="majorEastAsia" w:eastAsiaTheme="majorEastAsia" w:cstheme="majorEastAsia"/>
+            </w:rPr>
+            <w:fldChar w:fldCharType="begin"/>
+          </w:r>
+          <w:r>
+            <w:rPr>
+              <w:rFonts w:hint="eastAsia" w:asciiTheme="majorEastAsia" w:hAnsiTheme="majorEastAsia" w:eastAsiaTheme="majorEastAsia" w:cstheme="majorEastAsia"/>
+            </w:rPr>
+            <w:instrText xml:space="preserve"> PAGEREF _Toc20153 \h </w:instrText>
+          </w:r>
+          <w:r>
+            <w:rPr>
+              <w:rFonts w:hint="eastAsia" w:asciiTheme="majorEastAsia" w:hAnsiTheme="majorEastAsia" w:eastAsiaTheme="majorEastAsia" w:cstheme="majorEastAsia"/>
+            </w:rPr>
+            <w:fldChar w:fldCharType="separate"/>
+          </w:r>
+          <w:r>
+            <w:rPr>
+              <w:rFonts w:hint="eastAsia" w:asciiTheme="majorEastAsia" w:hAnsiTheme="majorEastAsia" w:eastAsiaTheme="majorEastAsia" w:cstheme="majorEastAsia"/>
+            </w:rPr>
+            <w:t>12</w:t>
+          </w:r>
+          <w:r>
+            <w:rPr>
+              <w:rFonts w:hint="eastAsia" w:asciiTheme="majorEastAsia" w:hAnsiTheme="majorEastAsia" w:eastAsiaTheme="majorEastAsia" w:cstheme="majorEastAsia"/>
+            </w:rPr>
+            <w:fldChar w:fldCharType="end"/>
+          </w:r>
+          <w:r>
+            <w:rPr>
+              <w:rFonts w:hint="eastAsia" w:asciiTheme="majorEastAsia" w:hAnsiTheme="majorEastAsia" w:eastAsiaTheme="majorEastAsia" w:cstheme="majorEastAsia"/>
+              <w:color w:val="auto"/>
+            </w:rPr>
+            <w:fldChar w:fldCharType="end"/>
+          </w:r>
+        </w:p>
+        <w:p>
+          <w:pPr>
+            <w:pStyle w:val="10"/>
+            <w:tabs>
+              <w:tab w:val="right" w:leader="dot" w:pos="8666"/>
+            </w:tabs>
+            <w:rPr>
+              <w:rFonts w:hint="eastAsia" w:asciiTheme="majorEastAsia" w:hAnsiTheme="majorEastAsia" w:eastAsiaTheme="majorEastAsia" w:cstheme="majorEastAsia"/>
+            </w:rPr>
+          </w:pPr>
+          <w:r>
+            <w:rPr>
+              <w:rFonts w:hint="eastAsia" w:asciiTheme="majorEastAsia" w:hAnsiTheme="majorEastAsia" w:eastAsiaTheme="majorEastAsia" w:cstheme="majorEastAsia"/>
+              <w:color w:val="auto"/>
+            </w:rPr>
+            <w:fldChar w:fldCharType="begin"/>
+          </w:r>
+          <w:r>
+            <w:rPr>
+              <w:rFonts w:hint="eastAsia" w:asciiTheme="majorEastAsia" w:hAnsiTheme="majorEastAsia" w:eastAsiaTheme="majorEastAsia" w:cstheme="majorEastAsia"/>
+            </w:rPr>
+            <w:instrText xml:space="preserve"> HYPERLINK \l _Toc19971 </w:instrText>
+          </w:r>
+          <w:r>
+            <w:rPr>
+              <w:rFonts w:hint="eastAsia" w:asciiTheme="majorEastAsia" w:hAnsiTheme="majorEastAsia" w:eastAsiaTheme="majorEastAsia" w:cstheme="majorEastAsia"/>
+            </w:rPr>
+            <w:fldChar w:fldCharType="separate"/>
+          </w:r>
+          <w:r>
+            <w:rPr>
+              <w:rFonts w:hint="eastAsia" w:asciiTheme="majorEastAsia" w:hAnsiTheme="majorEastAsia" w:eastAsiaTheme="majorEastAsia" w:cstheme="majorEastAsia"/>
+              <w:bCs/>
+              <w:szCs w:val="32"/>
+            </w:rPr>
+            <w:t>6　系统出错处理设计</w:t>
+          </w:r>
+          <w:r>
+            <w:rPr>
+              <w:rFonts w:hint="eastAsia" w:asciiTheme="majorEastAsia" w:hAnsiTheme="majorEastAsia" w:eastAsiaTheme="majorEastAsia" w:cstheme="majorEastAsia"/>
+            </w:rPr>
+            <w:tab/>
+          </w:r>
+          <w:r>
+            <w:rPr>
+              <w:rFonts w:hint="eastAsia" w:asciiTheme="majorEastAsia" w:hAnsiTheme="majorEastAsia" w:eastAsiaTheme="majorEastAsia" w:cstheme="majorEastAsia"/>
+            </w:rPr>
+            <w:fldChar w:fldCharType="begin"/>
+          </w:r>
+          <w:r>
+            <w:rPr>
+              <w:rFonts w:hint="eastAsia" w:asciiTheme="majorEastAsia" w:hAnsiTheme="majorEastAsia" w:eastAsiaTheme="majorEastAsia" w:cstheme="majorEastAsia"/>
+            </w:rPr>
+            <w:instrText xml:space="preserve"> PAGEREF _Toc19971 \h </w:instrText>
+          </w:r>
+          <w:r>
+            <w:rPr>
+              <w:rFonts w:hint="eastAsia" w:asciiTheme="majorEastAsia" w:hAnsiTheme="majorEastAsia" w:eastAsiaTheme="majorEastAsia" w:cstheme="majorEastAsia"/>
+            </w:rPr>
+            <w:fldChar w:fldCharType="separate"/>
+          </w:r>
+          <w:r>
+            <w:rPr>
+              <w:rFonts w:hint="eastAsia" w:asciiTheme="majorEastAsia" w:hAnsiTheme="majorEastAsia" w:eastAsiaTheme="majorEastAsia" w:cstheme="majorEastAsia"/>
+            </w:rPr>
+            <w:t>13</w:t>
+          </w:r>
+          <w:r>
+            <w:rPr>
+              <w:rFonts w:hint="eastAsia" w:asciiTheme="majorEastAsia" w:hAnsiTheme="majorEastAsia" w:eastAsiaTheme="majorEastAsia" w:cstheme="majorEastAsia"/>
+            </w:rPr>
+            <w:fldChar w:fldCharType="end"/>
+          </w:r>
+          <w:r>
+            <w:rPr>
+              <w:rFonts w:hint="eastAsia" w:asciiTheme="majorEastAsia" w:hAnsiTheme="majorEastAsia" w:eastAsiaTheme="majorEastAsia" w:cstheme="majorEastAsia"/>
+              <w:color w:val="auto"/>
+            </w:rPr>
+            <w:fldChar w:fldCharType="end"/>
+          </w:r>
+        </w:p>
+        <w:p>
+          <w:pPr>
+            <w:pStyle w:val="12"/>
+            <w:tabs>
+              <w:tab w:val="right" w:leader="dot" w:pos="8666"/>
+            </w:tabs>
+            <w:rPr>
+              <w:rFonts w:hint="eastAsia" w:asciiTheme="majorEastAsia" w:hAnsiTheme="majorEastAsia" w:eastAsiaTheme="majorEastAsia" w:cstheme="majorEastAsia"/>
+            </w:rPr>
+          </w:pPr>
+          <w:r>
+            <w:rPr>
+              <w:rFonts w:hint="eastAsia" w:asciiTheme="majorEastAsia" w:hAnsiTheme="majorEastAsia" w:eastAsiaTheme="majorEastAsia" w:cstheme="majorEastAsia"/>
+              <w:color w:val="auto"/>
+            </w:rPr>
+            <w:fldChar w:fldCharType="begin"/>
+          </w:r>
+          <w:r>
+            <w:rPr>
+              <w:rFonts w:hint="eastAsia" w:asciiTheme="majorEastAsia" w:hAnsiTheme="majorEastAsia" w:eastAsiaTheme="majorEastAsia" w:cstheme="majorEastAsia"/>
+            </w:rPr>
+            <w:instrText xml:space="preserve"> HYPERLINK \l _Toc18538 </w:instrText>
+          </w:r>
+          <w:r>
+            <w:rPr>
+              <w:rFonts w:hint="eastAsia" w:asciiTheme="majorEastAsia" w:hAnsiTheme="majorEastAsia" w:eastAsiaTheme="majorEastAsia" w:cstheme="majorEastAsia"/>
+            </w:rPr>
+            <w:fldChar w:fldCharType="separate"/>
+          </w:r>
+          <w:r>
+            <w:rPr>
+              <w:rFonts w:hint="eastAsia" w:asciiTheme="majorEastAsia" w:hAnsiTheme="majorEastAsia" w:eastAsiaTheme="majorEastAsia" w:cstheme="majorEastAsia"/>
+              <w:bCs/>
+              <w:szCs w:val="28"/>
+            </w:rPr>
+            <w:t>6.1　出错信息</w:t>
+          </w:r>
+          <w:r>
+            <w:rPr>
+              <w:rFonts w:hint="eastAsia" w:asciiTheme="majorEastAsia" w:hAnsiTheme="majorEastAsia" w:eastAsiaTheme="majorEastAsia" w:cstheme="majorEastAsia"/>
+            </w:rPr>
+            <w:tab/>
+          </w:r>
+          <w:r>
+            <w:rPr>
+              <w:rFonts w:hint="eastAsia" w:asciiTheme="majorEastAsia" w:hAnsiTheme="majorEastAsia" w:eastAsiaTheme="majorEastAsia" w:cstheme="majorEastAsia"/>
+            </w:rPr>
+            <w:fldChar w:fldCharType="begin"/>
+          </w:r>
+          <w:r>
+            <w:rPr>
+              <w:rFonts w:hint="eastAsia" w:asciiTheme="majorEastAsia" w:hAnsiTheme="majorEastAsia" w:eastAsiaTheme="majorEastAsia" w:cstheme="majorEastAsia"/>
+            </w:rPr>
+            <w:instrText xml:space="preserve"> PAGEREF _Toc18538 \h </w:instrText>
+          </w:r>
+          <w:r>
+            <w:rPr>
+              <w:rFonts w:hint="eastAsia" w:asciiTheme="majorEastAsia" w:hAnsiTheme="majorEastAsia" w:eastAsiaTheme="majorEastAsia" w:cstheme="majorEastAsia"/>
+            </w:rPr>
+            <w:fldChar w:fldCharType="separate"/>
+          </w:r>
+          <w:r>
+            <w:rPr>
+              <w:rFonts w:hint="eastAsia" w:asciiTheme="majorEastAsia" w:hAnsiTheme="majorEastAsia" w:eastAsiaTheme="majorEastAsia" w:cstheme="majorEastAsia"/>
+            </w:rPr>
+            <w:t>13</w:t>
+          </w:r>
+          <w:r>
+            <w:rPr>
+              <w:rFonts w:hint="eastAsia" w:asciiTheme="majorEastAsia" w:hAnsiTheme="majorEastAsia" w:eastAsiaTheme="majorEastAsia" w:cstheme="majorEastAsia"/>
+            </w:rPr>
+            <w:fldChar w:fldCharType="end"/>
+          </w:r>
+          <w:r>
+            <w:rPr>
+              <w:rFonts w:hint="eastAsia" w:asciiTheme="majorEastAsia" w:hAnsiTheme="majorEastAsia" w:eastAsiaTheme="majorEastAsia" w:cstheme="majorEastAsia"/>
+              <w:color w:val="auto"/>
+            </w:rPr>
+            <w:fldChar w:fldCharType="end"/>
+          </w:r>
+        </w:p>
+        <w:p>
+          <w:pPr>
+            <w:pStyle w:val="12"/>
+            <w:tabs>
+              <w:tab w:val="right" w:leader="dot" w:pos="8666"/>
+            </w:tabs>
+            <w:rPr>
+              <w:rFonts w:hint="eastAsia" w:asciiTheme="majorEastAsia" w:hAnsiTheme="majorEastAsia" w:eastAsiaTheme="majorEastAsia" w:cstheme="majorEastAsia"/>
+            </w:rPr>
+          </w:pPr>
+          <w:r>
+            <w:rPr>
+              <w:rFonts w:hint="eastAsia" w:asciiTheme="majorEastAsia" w:hAnsiTheme="majorEastAsia" w:eastAsiaTheme="majorEastAsia" w:cstheme="majorEastAsia"/>
+              <w:color w:val="auto"/>
+            </w:rPr>
+            <w:fldChar w:fldCharType="begin"/>
+          </w:r>
+          <w:r>
+            <w:rPr>
+              <w:rFonts w:hint="eastAsia" w:asciiTheme="majorEastAsia" w:hAnsiTheme="majorEastAsia" w:eastAsiaTheme="majorEastAsia" w:cstheme="majorEastAsia"/>
+            </w:rPr>
+            <w:instrText xml:space="preserve"> HYPERLINK \l _Toc4819 </w:instrText>
+          </w:r>
+          <w:r>
+            <w:rPr>
+              <w:rFonts w:hint="eastAsia" w:asciiTheme="majorEastAsia" w:hAnsiTheme="majorEastAsia" w:eastAsiaTheme="majorEastAsia" w:cstheme="majorEastAsia"/>
+            </w:rPr>
+            <w:fldChar w:fldCharType="separate"/>
+          </w:r>
+          <w:r>
+            <w:rPr>
+              <w:rFonts w:hint="eastAsia" w:asciiTheme="majorEastAsia" w:hAnsiTheme="majorEastAsia" w:eastAsiaTheme="majorEastAsia" w:cstheme="majorEastAsia"/>
+              <w:bCs/>
+              <w:szCs w:val="28"/>
+            </w:rPr>
+            <w:t>6.2　补救措施</w:t>
+          </w:r>
+          <w:r>
+            <w:rPr>
+              <w:rFonts w:hint="eastAsia" w:asciiTheme="majorEastAsia" w:hAnsiTheme="majorEastAsia" w:eastAsiaTheme="majorEastAsia" w:cstheme="majorEastAsia"/>
+            </w:rPr>
+            <w:tab/>
+          </w:r>
+          <w:r>
+            <w:rPr>
+              <w:rFonts w:hint="eastAsia" w:asciiTheme="majorEastAsia" w:hAnsiTheme="majorEastAsia" w:eastAsiaTheme="majorEastAsia" w:cstheme="majorEastAsia"/>
+            </w:rPr>
+            <w:fldChar w:fldCharType="begin"/>
+          </w:r>
+          <w:r>
+            <w:rPr>
+              <w:rFonts w:hint="eastAsia" w:asciiTheme="majorEastAsia" w:hAnsiTheme="majorEastAsia" w:eastAsiaTheme="majorEastAsia" w:cstheme="majorEastAsia"/>
+            </w:rPr>
+            <w:instrText xml:space="preserve"> PAGEREF _Toc4819 \h </w:instrText>
+          </w:r>
+          <w:r>
+            <w:rPr>
+              <w:rFonts w:hint="eastAsia" w:asciiTheme="majorEastAsia" w:hAnsiTheme="majorEastAsia" w:eastAsiaTheme="majorEastAsia" w:cstheme="majorEastAsia"/>
+            </w:rPr>
+            <w:fldChar w:fldCharType="separate"/>
+          </w:r>
+          <w:r>
+            <w:rPr>
+              <w:rFonts w:hint="eastAsia" w:asciiTheme="majorEastAsia" w:hAnsiTheme="majorEastAsia" w:eastAsiaTheme="majorEastAsia" w:cstheme="majorEastAsia"/>
+            </w:rPr>
+            <w:t>13</w:t>
+          </w:r>
+          <w:r>
+            <w:rPr>
+              <w:rFonts w:hint="eastAsia" w:asciiTheme="majorEastAsia" w:hAnsiTheme="majorEastAsia" w:eastAsiaTheme="majorEastAsia" w:cstheme="majorEastAsia"/>
+            </w:rPr>
+            <w:fldChar w:fldCharType="end"/>
+          </w:r>
+          <w:r>
+            <w:rPr>
+              <w:rFonts w:hint="eastAsia" w:asciiTheme="majorEastAsia" w:hAnsiTheme="majorEastAsia" w:eastAsiaTheme="majorEastAsia" w:cstheme="majorEastAsia"/>
+              <w:color w:val="auto"/>
+            </w:rPr>
+            <w:fldChar w:fldCharType="end"/>
+          </w:r>
+        </w:p>
+        <w:p>
+          <w:pPr>
+            <w:pStyle w:val="12"/>
+            <w:tabs>
+              <w:tab w:val="right" w:leader="dot" w:pos="8666"/>
+            </w:tabs>
+            <w:rPr>
+              <w:rFonts w:hint="eastAsia" w:asciiTheme="majorEastAsia" w:hAnsiTheme="majorEastAsia" w:eastAsiaTheme="majorEastAsia" w:cstheme="majorEastAsia"/>
+            </w:rPr>
+          </w:pPr>
+          <w:r>
+            <w:rPr>
+              <w:rFonts w:hint="eastAsia" w:asciiTheme="majorEastAsia" w:hAnsiTheme="majorEastAsia" w:eastAsiaTheme="majorEastAsia" w:cstheme="majorEastAsia"/>
+              <w:color w:val="auto"/>
+            </w:rPr>
+            <w:fldChar w:fldCharType="begin"/>
+          </w:r>
+          <w:r>
+            <w:rPr>
+              <w:rFonts w:hint="eastAsia" w:asciiTheme="majorEastAsia" w:hAnsiTheme="majorEastAsia" w:eastAsiaTheme="majorEastAsia" w:cstheme="majorEastAsia"/>
+            </w:rPr>
+            <w:instrText xml:space="preserve"> HYPERLINK \l _Toc15133 </w:instrText>
+          </w:r>
+          <w:r>
+            <w:rPr>
+              <w:rFonts w:hint="eastAsia" w:asciiTheme="majorEastAsia" w:hAnsiTheme="majorEastAsia" w:eastAsiaTheme="majorEastAsia" w:cstheme="majorEastAsia"/>
+            </w:rPr>
+            <w:fldChar w:fldCharType="separate"/>
+          </w:r>
+          <w:r>
+            <w:rPr>
+              <w:rFonts w:hint="eastAsia" w:asciiTheme="majorEastAsia" w:hAnsiTheme="majorEastAsia" w:eastAsiaTheme="majorEastAsia" w:cstheme="majorEastAsia"/>
+              <w:bCs/>
+              <w:szCs w:val="28"/>
+            </w:rPr>
+            <w:t>6.3　系统维护设计</w:t>
+          </w:r>
+          <w:r>
+            <w:rPr>
+              <w:rFonts w:hint="eastAsia" w:asciiTheme="majorEastAsia" w:hAnsiTheme="majorEastAsia" w:eastAsiaTheme="majorEastAsia" w:cstheme="majorEastAsia"/>
+            </w:rPr>
+            <w:tab/>
+          </w:r>
+          <w:r>
+            <w:rPr>
+              <w:rFonts w:hint="eastAsia" w:asciiTheme="majorEastAsia" w:hAnsiTheme="majorEastAsia" w:eastAsiaTheme="majorEastAsia" w:cstheme="majorEastAsia"/>
+            </w:rPr>
+            <w:fldChar w:fldCharType="begin"/>
+          </w:r>
+          <w:r>
+            <w:rPr>
+              <w:rFonts w:hint="eastAsia" w:asciiTheme="majorEastAsia" w:hAnsiTheme="majorEastAsia" w:eastAsiaTheme="majorEastAsia" w:cstheme="majorEastAsia"/>
+            </w:rPr>
+            <w:instrText xml:space="preserve"> PAGEREF _Toc15133 \h </w:instrText>
+          </w:r>
+          <w:r>
+            <w:rPr>
+              <w:rFonts w:hint="eastAsia" w:asciiTheme="majorEastAsia" w:hAnsiTheme="majorEastAsia" w:eastAsiaTheme="majorEastAsia" w:cstheme="majorEastAsia"/>
+            </w:rPr>
+            <w:fldChar w:fldCharType="separate"/>
+          </w:r>
+          <w:r>
+            <w:rPr>
+              <w:rFonts w:hint="eastAsia" w:asciiTheme="majorEastAsia" w:hAnsiTheme="majorEastAsia" w:eastAsiaTheme="majorEastAsia" w:cstheme="majorEastAsia"/>
+            </w:rPr>
+            <w:t>14</w:t>
+          </w:r>
+          <w:r>
+            <w:rPr>
+              <w:rFonts w:hint="eastAsia" w:asciiTheme="majorEastAsia" w:hAnsiTheme="majorEastAsia" w:eastAsiaTheme="majorEastAsia" w:cstheme="majorEastAsia"/>
+            </w:rPr>
+            <w:fldChar w:fldCharType="end"/>
+          </w:r>
+          <w:r>
+            <w:rPr>
+              <w:rFonts w:hint="eastAsia" w:asciiTheme="majorEastAsia" w:hAnsiTheme="majorEastAsia" w:eastAsiaTheme="majorEastAsia" w:cstheme="majorEastAsia"/>
+              <w:color w:val="auto"/>
+            </w:rPr>
+            <w:fldChar w:fldCharType="end"/>
+          </w:r>
+        </w:p>
+        <w:p>
+          <w:pPr>
+            <w:pStyle w:val="10"/>
+            <w:tabs>
+              <w:tab w:val="right" w:leader="dot" w:pos="8666"/>
+            </w:tabs>
+            <w:rPr>
+              <w:rFonts w:hint="eastAsia" w:asciiTheme="majorEastAsia" w:hAnsiTheme="majorEastAsia" w:eastAsiaTheme="majorEastAsia" w:cstheme="majorEastAsia"/>
+            </w:rPr>
+          </w:pPr>
+          <w:r>
+            <w:rPr>
+              <w:rFonts w:hint="eastAsia" w:asciiTheme="majorEastAsia" w:hAnsiTheme="majorEastAsia" w:eastAsiaTheme="majorEastAsia" w:cstheme="majorEastAsia"/>
+              <w:color w:val="auto"/>
+            </w:rPr>
+            <w:fldChar w:fldCharType="begin"/>
+          </w:r>
+          <w:r>
+            <w:rPr>
+              <w:rFonts w:hint="eastAsia" w:asciiTheme="majorEastAsia" w:hAnsiTheme="majorEastAsia" w:eastAsiaTheme="majorEastAsia" w:cstheme="majorEastAsia"/>
+            </w:rPr>
+            <w:instrText xml:space="preserve"> HYPERLINK \l _Toc3531 </w:instrText>
+          </w:r>
+          <w:r>
+            <w:rPr>
+              <w:rFonts w:hint="eastAsia" w:asciiTheme="majorEastAsia" w:hAnsiTheme="majorEastAsia" w:eastAsiaTheme="majorEastAsia" w:cstheme="majorEastAsia"/>
+            </w:rPr>
+            <w:fldChar w:fldCharType="separate"/>
+          </w:r>
+          <w:r>
+            <w:rPr>
+              <w:rFonts w:hint="eastAsia" w:asciiTheme="majorEastAsia" w:hAnsiTheme="majorEastAsia" w:eastAsiaTheme="majorEastAsia" w:cstheme="majorEastAsia"/>
+              <w:bCs/>
+              <w:szCs w:val="28"/>
+            </w:rPr>
+            <w:t>附录A　模块分工对应表</w:t>
+          </w:r>
+          <w:r>
+            <w:rPr>
+              <w:rFonts w:hint="eastAsia" w:asciiTheme="majorEastAsia" w:hAnsiTheme="majorEastAsia" w:eastAsiaTheme="majorEastAsia" w:cstheme="majorEastAsia"/>
+            </w:rPr>
+            <w:tab/>
+          </w:r>
+          <w:r>
+            <w:rPr>
+              <w:rFonts w:hint="eastAsia" w:asciiTheme="majorEastAsia" w:hAnsiTheme="majorEastAsia" w:eastAsiaTheme="majorEastAsia" w:cstheme="majorEastAsia"/>
+            </w:rPr>
+            <w:fldChar w:fldCharType="begin"/>
+          </w:r>
+          <w:r>
+            <w:rPr>
+              <w:rFonts w:hint="eastAsia" w:asciiTheme="majorEastAsia" w:hAnsiTheme="majorEastAsia" w:eastAsiaTheme="majorEastAsia" w:cstheme="majorEastAsia"/>
+            </w:rPr>
+            <w:instrText xml:space="preserve"> PAGEREF _Toc3531 \h </w:instrText>
+          </w:r>
+          <w:r>
+            <w:rPr>
+              <w:rFonts w:hint="eastAsia" w:asciiTheme="majorEastAsia" w:hAnsiTheme="majorEastAsia" w:eastAsiaTheme="majorEastAsia" w:cstheme="majorEastAsia"/>
+            </w:rPr>
+            <w:fldChar w:fldCharType="separate"/>
+          </w:r>
+          <w:r>
+            <w:rPr>
+              <w:rFonts w:hint="eastAsia" w:asciiTheme="majorEastAsia" w:hAnsiTheme="majorEastAsia" w:eastAsiaTheme="majorEastAsia" w:cstheme="majorEastAsia"/>
+            </w:rPr>
+            <w:t>15</w:t>
+          </w:r>
+          <w:r>
+            <w:rPr>
+              <w:rFonts w:hint="eastAsia" w:asciiTheme="majorEastAsia" w:hAnsiTheme="majorEastAsia" w:eastAsiaTheme="majorEastAsia" w:cstheme="majorEastAsia"/>
+            </w:rPr>
+            <w:fldChar w:fldCharType="end"/>
+          </w:r>
+          <w:r>
+            <w:rPr>
+              <w:rFonts w:hint="eastAsia" w:asciiTheme="majorEastAsia" w:hAnsiTheme="majorEastAsia" w:eastAsiaTheme="majorEastAsia" w:cstheme="majorEastAsia"/>
+              <w:color w:val="auto"/>
+            </w:rPr>
+            <w:fldChar w:fldCharType="end"/>
+          </w:r>
+        </w:p>
+        <w:p>
+          <w:pPr>
+            <w:pStyle w:val="10"/>
+            <w:tabs>
+              <w:tab w:val="right" w:leader="dot" w:pos="8666"/>
+            </w:tabs>
+            <w:rPr>
+              <w:rFonts w:hint="eastAsia" w:asciiTheme="majorEastAsia" w:hAnsiTheme="majorEastAsia" w:eastAsiaTheme="majorEastAsia" w:cstheme="majorEastAsia"/>
+            </w:rPr>
+          </w:pPr>
+          <w:r>
+            <w:rPr>
+              <w:rFonts w:hint="eastAsia" w:asciiTheme="majorEastAsia" w:hAnsiTheme="majorEastAsia" w:eastAsiaTheme="majorEastAsia" w:cstheme="majorEastAsia"/>
+              <w:color w:val="auto"/>
+            </w:rPr>
+            <w:fldChar w:fldCharType="begin"/>
+          </w:r>
+          <w:r>
+            <w:rPr>
+              <w:rFonts w:hint="eastAsia" w:asciiTheme="majorEastAsia" w:hAnsiTheme="majorEastAsia" w:eastAsiaTheme="majorEastAsia" w:cstheme="majorEastAsia"/>
+            </w:rPr>
+            <w:instrText xml:space="preserve"> HYPERLINK \l _Toc20355 </w:instrText>
+          </w:r>
+          <w:r>
+            <w:rPr>
+              <w:rFonts w:hint="eastAsia" w:asciiTheme="majorEastAsia" w:hAnsiTheme="majorEastAsia" w:eastAsiaTheme="majorEastAsia" w:cstheme="majorEastAsia"/>
+            </w:rPr>
+            <w:fldChar w:fldCharType="separate"/>
+          </w:r>
+          <w:r>
+            <w:rPr>
+              <w:rFonts w:hint="eastAsia" w:asciiTheme="majorEastAsia" w:hAnsiTheme="majorEastAsia" w:eastAsiaTheme="majorEastAsia" w:cstheme="majorEastAsia"/>
+              <w:bCs/>
+              <w:szCs w:val="28"/>
+            </w:rPr>
+            <w:t>附录B　Restaurant数据结构示例</w:t>
+          </w:r>
+          <w:r>
+            <w:rPr>
+              <w:rFonts w:hint="eastAsia" w:asciiTheme="majorEastAsia" w:hAnsiTheme="majorEastAsia" w:eastAsiaTheme="majorEastAsia" w:cstheme="majorEastAsia"/>
+            </w:rPr>
+            <w:tab/>
+          </w:r>
+          <w:r>
+            <w:rPr>
+              <w:rFonts w:hint="eastAsia" w:asciiTheme="majorEastAsia" w:hAnsiTheme="majorEastAsia" w:eastAsiaTheme="majorEastAsia" w:cstheme="majorEastAsia"/>
+            </w:rPr>
+            <w:fldChar w:fldCharType="begin"/>
+          </w:r>
+          <w:r>
+            <w:rPr>
+              <w:rFonts w:hint="eastAsia" w:asciiTheme="majorEastAsia" w:hAnsiTheme="majorEastAsia" w:eastAsiaTheme="majorEastAsia" w:cstheme="majorEastAsia"/>
+            </w:rPr>
+            <w:instrText xml:space="preserve"> PAGEREF _Toc20355 \h </w:instrText>
+          </w:r>
+          <w:r>
+            <w:rPr>
+              <w:rFonts w:hint="eastAsia" w:asciiTheme="majorEastAsia" w:hAnsiTheme="majorEastAsia" w:eastAsiaTheme="majorEastAsia" w:cstheme="majorEastAsia"/>
+            </w:rPr>
+            <w:fldChar w:fldCharType="separate"/>
+          </w:r>
+          <w:r>
+            <w:rPr>
+              <w:rFonts w:hint="eastAsia" w:asciiTheme="majorEastAsia" w:hAnsiTheme="majorEastAsia" w:eastAsiaTheme="majorEastAsia" w:cstheme="majorEastAsia"/>
+            </w:rPr>
+            <w:t>15</w:t>
+          </w:r>
+          <w:r>
+            <w:rPr>
+              <w:rFonts w:hint="eastAsia" w:asciiTheme="majorEastAsia" w:hAnsiTheme="majorEastAsia" w:eastAsiaTheme="majorEastAsia" w:cstheme="majorEastAsia"/>
+            </w:rPr>
+            <w:fldChar w:fldCharType="end"/>
+          </w:r>
+          <w:r>
+            <w:rPr>
+              <w:rFonts w:hint="eastAsia" w:asciiTheme="majorEastAsia" w:hAnsiTheme="majorEastAsia" w:eastAsiaTheme="majorEastAsia" w:cstheme="majorEastAsia"/>
+              <w:color w:val="auto"/>
+            </w:rPr>
+            <w:fldChar w:fldCharType="end"/>
+          </w:r>
+        </w:p>
+        <w:p>
+          <w:pPr>
+            <w:pStyle w:val="10"/>
+            <w:tabs>
+              <w:tab w:val="right" w:leader="dot" w:pos="8666"/>
+            </w:tabs>
+            <w:rPr>
+              <w:rFonts w:hint="eastAsia" w:asciiTheme="majorEastAsia" w:hAnsiTheme="majorEastAsia" w:eastAsiaTheme="majorEastAsia" w:cstheme="majorEastAsia"/>
+            </w:rPr>
+          </w:pPr>
+          <w:r>
+            <w:rPr>
+              <w:rFonts w:hint="eastAsia" w:asciiTheme="majorEastAsia" w:hAnsiTheme="majorEastAsia" w:eastAsiaTheme="majorEastAsia" w:cstheme="majorEastAsia"/>
+              <w:color w:val="auto"/>
+            </w:rPr>
+            <w:fldChar w:fldCharType="begin"/>
+          </w:r>
+          <w:r>
+            <w:rPr>
+              <w:rFonts w:hint="eastAsia" w:asciiTheme="majorEastAsia" w:hAnsiTheme="majorEastAsia" w:eastAsiaTheme="majorEastAsia" w:cstheme="majorEastAsia"/>
+            </w:rPr>
+            <w:instrText xml:space="preserve"> HYPERLINK \l _Toc27204 </w:instrText>
+          </w:r>
+          <w:r>
+            <w:rPr>
+              <w:rFonts w:hint="eastAsia" w:asciiTheme="majorEastAsia" w:hAnsiTheme="majorEastAsia" w:eastAsiaTheme="majorEastAsia" w:cstheme="majorEastAsia"/>
+            </w:rPr>
+            <w:fldChar w:fldCharType="separate"/>
+          </w:r>
+          <w:r>
+            <w:rPr>
+              <w:rFonts w:hint="eastAsia" w:asciiTheme="majorEastAsia" w:hAnsiTheme="majorEastAsia" w:eastAsiaTheme="majorEastAsia" w:cstheme="majorEastAsia"/>
+              <w:bCs/>
+              <w:szCs w:val="28"/>
+            </w:rPr>
+            <w:t>附录C　推荐评分维度权重（初始值）</w:t>
+          </w:r>
+          <w:r>
+            <w:rPr>
+              <w:rFonts w:hint="eastAsia" w:asciiTheme="majorEastAsia" w:hAnsiTheme="majorEastAsia" w:eastAsiaTheme="majorEastAsia" w:cstheme="majorEastAsia"/>
+            </w:rPr>
+            <w:tab/>
+          </w:r>
+          <w:r>
+            <w:rPr>
+              <w:rFonts w:hint="eastAsia" w:asciiTheme="majorEastAsia" w:hAnsiTheme="majorEastAsia" w:eastAsiaTheme="majorEastAsia" w:cstheme="majorEastAsia"/>
+            </w:rPr>
+            <w:fldChar w:fldCharType="begin"/>
+          </w:r>
+          <w:r>
+            <w:rPr>
+              <w:rFonts w:hint="eastAsia" w:asciiTheme="majorEastAsia" w:hAnsiTheme="majorEastAsia" w:eastAsiaTheme="majorEastAsia" w:cstheme="majorEastAsia"/>
+            </w:rPr>
+            <w:instrText xml:space="preserve"> PAGEREF _Toc27204 \h </w:instrText>
+          </w:r>
+          <w:r>
+            <w:rPr>
+              <w:rFonts w:hint="eastAsia" w:asciiTheme="majorEastAsia" w:hAnsiTheme="majorEastAsia" w:eastAsiaTheme="majorEastAsia" w:cstheme="majorEastAsia"/>
+            </w:rPr>
+            <w:fldChar w:fldCharType="separate"/>
+          </w:r>
+          <w:r>
+            <w:rPr>
+              <w:rFonts w:hint="eastAsia" w:asciiTheme="majorEastAsia" w:hAnsiTheme="majorEastAsia" w:eastAsiaTheme="majorEastAsia" w:cstheme="majorEastAsia"/>
+            </w:rPr>
+            <w:t>15</w:t>
+          </w:r>
+          <w:r>
+            <w:rPr>
+              <w:rFonts w:hint="eastAsia" w:asciiTheme="majorEastAsia" w:hAnsiTheme="majorEastAsia" w:eastAsiaTheme="majorEastAsia" w:cstheme="majorEastAsia"/>
+            </w:rPr>
+            <w:fldChar w:fldCharType="end"/>
+          </w:r>
+          <w:r>
+            <w:rPr>
+              <w:rFonts w:hint="eastAsia" w:asciiTheme="majorEastAsia" w:hAnsiTheme="majorEastAsia" w:eastAsiaTheme="majorEastAsia" w:cstheme="majorEastAsia"/>
+              <w:color w:val="auto"/>
+            </w:rPr>
+            <w:fldChar w:fldCharType="end"/>
+          </w:r>
+        </w:p>
+        <w:p>
+          <w:pPr>
+            <w:rPr>
+              <w:rFonts w:hint="eastAsia" w:asciiTheme="majorEastAsia" w:hAnsiTheme="majorEastAsia" w:eastAsiaTheme="majorEastAsia" w:cstheme="majorEastAsia"/>
+              <w:color w:val="auto"/>
+              <w:sz w:val="24"/>
+              <w:szCs w:val="24"/>
+            </w:rPr>
+          </w:pPr>
+          <w:r>
+            <w:rPr>
+              <w:rFonts w:hint="eastAsia" w:asciiTheme="majorEastAsia" w:hAnsiTheme="majorEastAsia" w:eastAsiaTheme="majorEastAsia" w:cstheme="majorEastAsia"/>
+              <w:color w:val="auto"/>
+            </w:rPr>
+            <w:fldChar w:fldCharType="end"/>
+          </w:r>
+        </w:p>
+      </w:sdtContent>
+    </w:sdt>
+    <w:p>
+      <w:pPr>
+        <w:rPr>
+          <w:rFonts w:ascii="宋体" w:hAnsi="宋体" w:eastAsia="宋体" w:cs="宋体"/>
+          <w:color w:val="auto"/>
+          <w:sz w:val="24"/>
+          <w:szCs w:val="24"/>
+        </w:rPr>
+        <w:sectPr>
+          <w:pgSz w:w="11906" w:h="16838"/>
+          <w:pgMar w:top="1440" w:right="1440" w:bottom="1440" w:left="1800" w:header="708" w:footer="708" w:gutter="0"/>
+          <w:cols w:space="720" w:num="1"/>
+          <w:docGrid w:linePitch="360" w:charSpace="0"/>
+        </w:sectPr>
+      </w:pPr>
+      <w:bookmarkStart w:id="38" w:name="_GoBack"/>
+      <w:bookmarkEnd w:id="38"/>
+    </w:p>
+    <w:p>
+      <w:pPr>
+        <w:rPr>
+          <w:color w:val="auto"/>
+        </w:rPr>
+      </w:pPr>
     </w:p>
     <w:p>
       <w:pPr>
@@ -1374,6 +4031,7 @@
           <w:color w:val="auto"/>
         </w:rPr>
       </w:pPr>
+      <w:bookmarkStart w:id="0" w:name="_Toc13767"/>
       <w:r>
         <w:rPr>
           <w:rFonts w:ascii="黑体" w:hAnsi="黑体" w:eastAsia="黑体" w:cs="黑体"/>
@@ -1385,6 +4043,7 @@
         </w:rPr>
         <w:t>1　引言</w:t>
       </w:r>
+      <w:bookmarkEnd w:id="0"/>
     </w:p>
     <w:p>
       <w:pPr>
@@ -1394,6 +4053,7 @@
           <w:color w:val="auto"/>
         </w:rPr>
       </w:pPr>
+      <w:bookmarkStart w:id="1" w:name="_Toc8909"/>
       <w:r>
         <w:rPr>
           <w:rFonts w:ascii="黑体" w:hAnsi="黑体" w:eastAsia="黑体" w:cs="黑体"/>
@@ -1405,6 +4065,7 @@
         </w:rPr>
         <w:t>1.1　编写目的</w:t>
       </w:r>
+      <w:bookmarkEnd w:id="1"/>
     </w:p>
     <w:p>
       <w:pPr>
@@ -1444,7 +4105,7 @@
     </w:p>
     <w:p>
       <w:pPr>
-        <w:pStyle w:val="16"/>
+        <w:pStyle w:val="19"/>
         <w:numPr>
           <w:ilvl w:val="0"/>
           <w:numId w:val="1"/>
@@ -1466,7 +4127,7 @@
     </w:p>
     <w:p>
       <w:pPr>
-        <w:pStyle w:val="16"/>
+        <w:pStyle w:val="19"/>
         <w:numPr>
           <w:ilvl w:val="0"/>
           <w:numId w:val="1"/>
@@ -1488,7 +4149,7 @@
     </w:p>
     <w:p>
       <w:pPr>
-        <w:pStyle w:val="16"/>
+        <w:pStyle w:val="19"/>
         <w:numPr>
           <w:ilvl w:val="0"/>
           <w:numId w:val="1"/>
@@ -1516,6 +4177,7 @@
           <w:color w:val="auto"/>
         </w:rPr>
       </w:pPr>
+      <w:bookmarkStart w:id="2" w:name="_Toc32477"/>
       <w:r>
         <w:rPr>
           <w:rFonts w:ascii="黑体" w:hAnsi="黑体" w:eastAsia="黑体" w:cs="黑体"/>
@@ -1527,6 +4189,7 @@
         </w:rPr>
         <w:t>1.2　范围</w:t>
       </w:r>
+      <w:bookmarkEnd w:id="2"/>
     </w:p>
     <w:p>
       <w:pPr>
@@ -1590,6 +4253,7 @@
           <w:color w:val="auto"/>
         </w:rPr>
       </w:pPr>
+      <w:bookmarkStart w:id="3" w:name="_Toc6391"/>
       <w:r>
         <w:rPr>
           <w:rFonts w:ascii="黑体" w:hAnsi="黑体" w:eastAsia="黑体" w:cs="黑体"/>
@@ -1601,10 +4265,11 @@
         </w:rPr>
         <w:t>1.3　定义</w:t>
       </w:r>
+      <w:bookmarkEnd w:id="3"/>
     </w:p>
     <w:tbl>
       <w:tblPr>
-        <w:tblStyle w:val="11"/>
+        <w:tblStyle w:val="14"/>
         <w:tblW w:w="9360" w:type="dxa"/>
         <w:tblInd w:w="0" w:type="dxa"/>
         <w:tblBorders>
@@ -2435,6 +5100,7 @@
           <w:color w:val="auto"/>
         </w:rPr>
       </w:pPr>
+      <w:bookmarkStart w:id="4" w:name="_Toc14523"/>
       <w:r>
         <w:rPr>
           <w:rFonts w:ascii="黑体" w:hAnsi="黑体" w:eastAsia="黑体" w:cs="黑体"/>
@@ -2446,6 +5112,7 @@
         </w:rPr>
         <w:t>2　总体设计</w:t>
       </w:r>
+      <w:bookmarkEnd w:id="4"/>
     </w:p>
     <w:p>
       <w:pPr>
@@ -2455,6 +5122,7 @@
           <w:color w:val="auto"/>
         </w:rPr>
       </w:pPr>
+      <w:bookmarkStart w:id="5" w:name="_Toc25700"/>
       <w:r>
         <w:rPr>
           <w:rFonts w:ascii="黑体" w:hAnsi="黑体" w:eastAsia="黑体" w:cs="黑体"/>
@@ -2466,6 +5134,7 @@
         </w:rPr>
         <w:t>2.1　需求规定</w:t>
       </w:r>
+      <w:bookmarkEnd w:id="5"/>
     </w:p>
     <w:p>
       <w:pPr>
@@ -2487,7 +5156,7 @@
     </w:p>
     <w:tbl>
       <w:tblPr>
-        <w:tblStyle w:val="11"/>
+        <w:tblStyle w:val="14"/>
         <w:tblW w:w="9360" w:type="dxa"/>
         <w:tblInd w:w="0" w:type="dxa"/>
         <w:tblBorders>
@@ -3503,7 +6172,7 @@
     </w:p>
     <w:p>
       <w:pPr>
-        <w:pStyle w:val="16"/>
+        <w:pStyle w:val="19"/>
         <w:numPr>
           <w:ilvl w:val="0"/>
           <w:numId w:val="1"/>
@@ -3525,7 +6194,7 @@
     </w:p>
     <w:p>
       <w:pPr>
-        <w:pStyle w:val="16"/>
+        <w:pStyle w:val="19"/>
         <w:numPr>
           <w:ilvl w:val="0"/>
           <w:numId w:val="1"/>
@@ -3547,7 +6216,7 @@
     </w:p>
     <w:p>
       <w:pPr>
-        <w:pStyle w:val="16"/>
+        <w:pStyle w:val="19"/>
         <w:numPr>
           <w:ilvl w:val="0"/>
           <w:numId w:val="1"/>
@@ -3569,7 +6238,7 @@
     </w:p>
     <w:p>
       <w:pPr>
-        <w:pStyle w:val="16"/>
+        <w:pStyle w:val="19"/>
         <w:numPr>
           <w:ilvl w:val="0"/>
           <w:numId w:val="1"/>
@@ -3586,7 +6255,26 @@
           <w:sz w:val="24"/>
           <w:szCs w:val="24"/>
         </w:rPr>
-        <w:t>系统应支持至少10个并发用户。</w:t>
+        <w:t>系统应支持至少1</w:t>
+      </w:r>
+      <w:r>
+        <w:rPr>
+          <w:rFonts w:hint="eastAsia" w:cs="宋体"/>
+          <w:color w:val="auto"/>
+          <w:sz w:val="24"/>
+          <w:szCs w:val="24"/>
+          <w:lang w:val="en-US" w:eastAsia="zh-CN"/>
+        </w:rPr>
+        <w:t>00</w:t>
+      </w:r>
+      <w:r>
+        <w:rPr>
+          <w:rFonts w:ascii="宋体" w:hAnsi="宋体" w:eastAsia="宋体" w:cs="宋体"/>
+          <w:color w:val="auto"/>
+          <w:sz w:val="24"/>
+          <w:szCs w:val="24"/>
+        </w:rPr>
+        <w:t>个并发用户。</w:t>
       </w:r>
     </w:p>
     <w:p>
@@ -3597,6 +6285,7 @@
           <w:color w:val="auto"/>
         </w:rPr>
       </w:pPr>
+      <w:bookmarkStart w:id="6" w:name="_Toc249"/>
       <w:r>
         <w:rPr>
           <w:rFonts w:ascii="黑体" w:hAnsi="黑体" w:eastAsia="黑体" w:cs="黑体"/>
@@ -3608,10 +6297,11 @@
         </w:rPr>
         <w:t>2.2　运行环境</w:t>
       </w:r>
+      <w:bookmarkEnd w:id="6"/>
     </w:p>
     <w:tbl>
       <w:tblPr>
-        <w:tblStyle w:val="11"/>
+        <w:tblStyle w:val="14"/>
         <w:tblW w:w="9360" w:type="dxa"/>
         <w:tblInd w:w="0" w:type="dxa"/>
         <w:tblBorders>
@@ -3644,6 +6334,12 @@
             <w:insideH w:val="single" w:color="auto" w:sz="4" w:space="0"/>
             <w:insideV w:val="single" w:color="auto" w:sz="4" w:space="0"/>
           </w:tblBorders>
+          <w:tblCellMar>
+            <w:top w:w="0" w:type="dxa"/>
+            <w:left w:w="10" w:type="dxa"/>
+            <w:bottom w:w="0" w:type="dxa"/>
+            <w:right w:w="10" w:type="dxa"/>
+          </w:tblCellMar>
         </w:tblPrEx>
         <w:tc>
           <w:tcPr>
@@ -4352,6 +7048,7 @@
           <w:color w:val="auto"/>
         </w:rPr>
       </w:pPr>
+      <w:bookmarkStart w:id="7" w:name="_Toc19258"/>
       <w:r>
         <w:rPr>
           <w:rFonts w:ascii="黑体" w:hAnsi="黑体" w:eastAsia="黑体" w:cs="黑体"/>
@@ -4363,6 +7060,7 @@
         </w:rPr>
         <w:t>2.3　基本设计概念和处理流程</w:t>
       </w:r>
+      <w:bookmarkEnd w:id="7"/>
     </w:p>
     <w:p>
       <w:pPr>
@@ -4384,7 +7082,7 @@
     </w:p>
     <w:p>
       <w:pPr>
-        <w:pStyle w:val="16"/>
+        <w:pStyle w:val="19"/>
         <w:numPr>
           <w:ilvl w:val="0"/>
           <w:numId w:val="1"/>
@@ -4406,7 +7104,7 @@
     </w:p>
     <w:p>
       <w:pPr>
-        <w:pStyle w:val="16"/>
+        <w:pStyle w:val="19"/>
         <w:numPr>
           <w:ilvl w:val="0"/>
           <w:numId w:val="1"/>
@@ -4428,7 +7126,7 @@
     </w:p>
     <w:p>
       <w:pPr>
-        <w:pStyle w:val="16"/>
+        <w:pStyle w:val="19"/>
         <w:numPr>
           <w:ilvl w:val="0"/>
           <w:numId w:val="1"/>
@@ -4450,7 +7148,7 @@
     </w:p>
     <w:p>
       <w:pPr>
-        <w:pStyle w:val="16"/>
+        <w:pStyle w:val="19"/>
         <w:numPr>
           <w:ilvl w:val="0"/>
           <w:numId w:val="1"/>
@@ -4472,7 +7170,7 @@
     </w:p>
     <w:p>
       <w:pPr>
-        <w:pStyle w:val="16"/>
+        <w:pStyle w:val="19"/>
         <w:numPr>
           <w:ilvl w:val="0"/>
           <w:numId w:val="1"/>
@@ -4508,6 +7206,7 @@
           <w:color w:val="auto"/>
         </w:rPr>
       </w:pPr>
+      <w:bookmarkStart w:id="8" w:name="_Toc20583"/>
       <w:r>
         <w:rPr>
           <w:rFonts w:ascii="黑体" w:hAnsi="黑体" w:eastAsia="黑体" w:cs="黑体"/>
@@ -4519,6 +7218,7 @@
         </w:rPr>
         <w:t>2.4　结构</w:t>
       </w:r>
+      <w:bookmarkEnd w:id="8"/>
     </w:p>
     <w:p>
       <w:pPr>
@@ -4548,7 +7248,7 @@
     </w:p>
     <w:tbl>
       <w:tblPr>
-        <w:tblStyle w:val="11"/>
+        <w:tblStyle w:val="14"/>
         <w:tblW w:w="9360" w:type="dxa"/>
         <w:tblInd w:w="0" w:type="dxa"/>
         <w:tblBorders>
@@ -5832,6 +8532,7 @@
           <w:color w:val="auto"/>
         </w:rPr>
       </w:pPr>
+      <w:bookmarkStart w:id="9" w:name="_Toc2370"/>
       <w:r>
         <w:rPr>
           <w:rFonts w:ascii="黑体" w:hAnsi="黑体" w:eastAsia="黑体" w:cs="黑体"/>
@@ -5843,10 +8544,11 @@
         </w:rPr>
         <w:t>2.5　功能需求与程序的关系</w:t>
       </w:r>
+      <w:bookmarkEnd w:id="9"/>
     </w:p>
     <w:tbl>
       <w:tblPr>
-        <w:tblStyle w:val="11"/>
+        <w:tblStyle w:val="14"/>
         <w:tblW w:w="9360" w:type="dxa"/>
         <w:tblInd w:w="0" w:type="dxa"/>
         <w:tblBorders>
@@ -7794,6 +10496,7 @@
           <w:color w:val="auto"/>
         </w:rPr>
       </w:pPr>
+      <w:bookmarkStart w:id="10" w:name="_Toc26875"/>
       <w:r>
         <w:rPr>
           <w:rFonts w:ascii="黑体" w:hAnsi="黑体" w:eastAsia="黑体" w:cs="黑体"/>
@@ -7805,6 +10508,7 @@
         </w:rPr>
         <w:t>2.6　人工处理过程</w:t>
       </w:r>
+      <w:bookmarkEnd w:id="10"/>
     </w:p>
     <w:p>
       <w:pPr>
@@ -7826,7 +10530,7 @@
     </w:p>
     <w:p>
       <w:pPr>
-        <w:pStyle w:val="16"/>
+        <w:pStyle w:val="19"/>
         <w:numPr>
           <w:ilvl w:val="0"/>
           <w:numId w:val="1"/>
@@ -7848,7 +10552,7 @@
     </w:p>
     <w:p>
       <w:pPr>
-        <w:pStyle w:val="16"/>
+        <w:pStyle w:val="19"/>
         <w:numPr>
           <w:ilvl w:val="0"/>
           <w:numId w:val="1"/>
@@ -7870,7 +10574,7 @@
     </w:p>
     <w:p>
       <w:pPr>
-        <w:pStyle w:val="16"/>
+        <w:pStyle w:val="19"/>
         <w:numPr>
           <w:ilvl w:val="0"/>
           <w:numId w:val="1"/>
@@ -7892,7 +10596,7 @@
     </w:p>
     <w:p>
       <w:pPr>
-        <w:pStyle w:val="16"/>
+        <w:pStyle w:val="19"/>
         <w:numPr>
           <w:ilvl w:val="0"/>
           <w:numId w:val="1"/>
@@ -7920,6 +10624,7 @@
           <w:color w:val="auto"/>
         </w:rPr>
       </w:pPr>
+      <w:bookmarkStart w:id="11" w:name="_Toc16546"/>
       <w:r>
         <w:rPr>
           <w:rFonts w:ascii="黑体" w:hAnsi="黑体" w:eastAsia="黑体" w:cs="黑体"/>
@@ -7931,10 +10636,11 @@
         </w:rPr>
         <w:t>2.7　尚未解决的问题</w:t>
       </w:r>
+      <w:bookmarkEnd w:id="11"/>
     </w:p>
     <w:p>
       <w:pPr>
-        <w:pStyle w:val="16"/>
+        <w:pStyle w:val="19"/>
         <w:numPr>
           <w:ilvl w:val="0"/>
           <w:numId w:val="1"/>
@@ -7956,7 +10662,7 @@
     </w:p>
     <w:p>
       <w:pPr>
-        <w:pStyle w:val="16"/>
+        <w:pStyle w:val="19"/>
         <w:numPr>
           <w:ilvl w:val="0"/>
           <w:numId w:val="1"/>
@@ -8005,6 +10711,7 @@
           <w:color w:val="auto"/>
         </w:rPr>
       </w:pPr>
+      <w:bookmarkStart w:id="12" w:name="_Toc21540"/>
       <w:r>
         <w:rPr>
           <w:rFonts w:ascii="黑体" w:hAnsi="黑体" w:eastAsia="黑体" w:cs="黑体"/>
@@ -8016,6 +10723,7 @@
         </w:rPr>
         <w:t>3　接口设计</w:t>
       </w:r>
+      <w:bookmarkEnd w:id="12"/>
     </w:p>
     <w:p>
       <w:pPr>
@@ -8025,6 +10733,7 @@
           <w:color w:val="auto"/>
         </w:rPr>
       </w:pPr>
+      <w:bookmarkStart w:id="13" w:name="_Toc3435"/>
       <w:r>
         <w:rPr>
           <w:rFonts w:ascii="黑体" w:hAnsi="黑体" w:eastAsia="黑体" w:cs="黑体"/>
@@ -8036,6 +10745,7 @@
         </w:rPr>
         <w:t>3.1　用户接口</w:t>
       </w:r>
+      <w:bookmarkEnd w:id="13"/>
     </w:p>
     <w:p>
       <w:pPr>
@@ -8057,7 +10767,7 @@
     </w:p>
     <w:tbl>
       <w:tblPr>
-        <w:tblStyle w:val="11"/>
+        <w:tblStyle w:val="14"/>
         <w:tblW w:w="9360" w:type="dxa"/>
         <w:tblInd w:w="0" w:type="dxa"/>
         <w:tblBorders>
@@ -9073,7 +11783,7 @@
     </w:p>
     <w:p>
       <w:pPr>
-        <w:pStyle w:val="16"/>
+        <w:pStyle w:val="19"/>
         <w:numPr>
           <w:ilvl w:val="0"/>
           <w:numId w:val="1"/>
@@ -9095,7 +11805,7 @@
     </w:p>
     <w:p>
       <w:pPr>
-        <w:pStyle w:val="16"/>
+        <w:pStyle w:val="19"/>
         <w:numPr>
           <w:ilvl w:val="0"/>
           <w:numId w:val="1"/>
@@ -9117,7 +11827,7 @@
     </w:p>
     <w:p>
       <w:pPr>
-        <w:pStyle w:val="16"/>
+        <w:pStyle w:val="19"/>
         <w:numPr>
           <w:ilvl w:val="0"/>
           <w:numId w:val="1"/>
@@ -9145,6 +11855,7 @@
           <w:color w:val="auto"/>
         </w:rPr>
       </w:pPr>
+      <w:bookmarkStart w:id="14" w:name="_Toc31910"/>
       <w:r>
         <w:rPr>
           <w:rFonts w:ascii="黑体" w:hAnsi="黑体" w:eastAsia="黑体" w:cs="黑体"/>
@@ -9156,6 +11867,7 @@
         </w:rPr>
         <w:t>3.2　外部接口</w:t>
       </w:r>
+      <w:bookmarkEnd w:id="14"/>
     </w:p>
     <w:p>
       <w:pPr>
@@ -9165,6 +11877,7 @@
           <w:color w:val="auto"/>
         </w:rPr>
       </w:pPr>
+      <w:bookmarkStart w:id="15" w:name="_Toc14966"/>
       <w:r>
         <w:rPr>
           <w:rFonts w:ascii="宋体" w:hAnsi="宋体" w:eastAsia="宋体" w:cs="宋体"/>
@@ -9176,10 +11889,11 @@
         </w:rPr>
         <w:t>3.2.1　高德地图API接口</w:t>
       </w:r>
+      <w:bookmarkEnd w:id="15"/>
     </w:p>
     <w:tbl>
       <w:tblPr>
-        <w:tblStyle w:val="11"/>
+        <w:tblStyle w:val="14"/>
         <w:tblW w:w="9360" w:type="dxa"/>
         <w:tblInd w:w="0" w:type="dxa"/>
         <w:tblBorders>
@@ -9903,6 +12617,7 @@
           <w:color w:val="auto"/>
         </w:rPr>
       </w:pPr>
+      <w:bookmarkStart w:id="16" w:name="_Toc2160"/>
       <w:r>
         <w:rPr>
           <w:rFonts w:ascii="宋体" w:hAnsi="宋体" w:eastAsia="宋体" w:cs="宋体"/>
@@ -9914,10 +12629,11 @@
         </w:rPr>
         <w:t>3.2.2　大模型API接口</w:t>
       </w:r>
+      <w:bookmarkEnd w:id="16"/>
     </w:p>
     <w:tbl>
       <w:tblPr>
-        <w:tblStyle w:val="11"/>
+        <w:tblStyle w:val="14"/>
         <w:tblW w:w="9360" w:type="dxa"/>
         <w:tblInd w:w="0" w:type="dxa"/>
         <w:tblBorders>
@@ -10547,6 +13263,7 @@
           <w:color w:val="auto"/>
         </w:rPr>
       </w:pPr>
+      <w:bookmarkStart w:id="17" w:name="_Toc19058"/>
       <w:r>
         <w:rPr>
           <w:rFonts w:ascii="黑体" w:hAnsi="黑体" w:eastAsia="黑体" w:cs="黑体"/>
@@ -10558,6 +13275,7 @@
         </w:rPr>
         <w:t>3.3　内部接口</w:t>
       </w:r>
+      <w:bookmarkEnd w:id="17"/>
     </w:p>
     <w:p>
       <w:pPr>
@@ -10579,7 +13297,7 @@
     </w:p>
     <w:tbl>
       <w:tblPr>
-        <w:tblStyle w:val="11"/>
+        <w:tblStyle w:val="14"/>
         <w:tblW w:w="9360" w:type="dxa"/>
         <w:tblInd w:w="0" w:type="dxa"/>
         <w:tblBorders>
@@ -12156,6 +14874,7 @@
           <w:color w:val="auto"/>
         </w:rPr>
       </w:pPr>
+      <w:bookmarkStart w:id="18" w:name="_Toc31243"/>
       <w:r>
         <w:rPr>
           <w:rFonts w:ascii="黑体" w:hAnsi="黑体" w:eastAsia="黑体" w:cs="黑体"/>
@@ -12167,6 +14886,7 @@
         </w:rPr>
         <w:t>4　运行设计</w:t>
       </w:r>
+      <w:bookmarkEnd w:id="18"/>
     </w:p>
     <w:p>
       <w:pPr>
@@ -12176,6 +14896,7 @@
           <w:color w:val="auto"/>
         </w:rPr>
       </w:pPr>
+      <w:bookmarkStart w:id="19" w:name="_Toc24077"/>
       <w:r>
         <w:rPr>
           <w:rFonts w:ascii="黑体" w:hAnsi="黑体" w:eastAsia="黑体" w:cs="黑体"/>
@@ -12187,6 +14908,7 @@
         </w:rPr>
         <w:t>4.1　运行模块组合</w:t>
       </w:r>
+      <w:bookmarkEnd w:id="19"/>
     </w:p>
     <w:p>
       <w:pPr>
@@ -12208,7 +14930,7 @@
     </w:p>
     <w:tbl>
       <w:tblPr>
-        <w:tblStyle w:val="11"/>
+        <w:tblStyle w:val="14"/>
         <w:tblW w:w="9360" w:type="dxa"/>
         <w:tblInd w:w="0" w:type="dxa"/>
         <w:tblBorders>
@@ -13080,6 +15802,7 @@
           <w:color w:val="auto"/>
         </w:rPr>
       </w:pPr>
+      <w:bookmarkStart w:id="20" w:name="_Toc7827"/>
       <w:r>
         <w:rPr>
           <w:rFonts w:ascii="黑体" w:hAnsi="黑体" w:eastAsia="黑体" w:cs="黑体"/>
@@ -13091,6 +15814,7 @@
         </w:rPr>
         <w:t>4.2　运行控制</w:t>
       </w:r>
+      <w:bookmarkEnd w:id="20"/>
     </w:p>
     <w:p>
       <w:pPr>
@@ -13112,7 +15836,7 @@
     </w:p>
     <w:p>
       <w:pPr>
-        <w:pStyle w:val="16"/>
+        <w:pStyle w:val="19"/>
         <w:numPr>
           <w:ilvl w:val="0"/>
           <w:numId w:val="1"/>
@@ -13134,7 +15858,7 @@
     </w:p>
     <w:p>
       <w:pPr>
-        <w:pStyle w:val="16"/>
+        <w:pStyle w:val="19"/>
         <w:numPr>
           <w:ilvl w:val="0"/>
           <w:numId w:val="1"/>
@@ -13156,7 +15880,7 @@
     </w:p>
     <w:p>
       <w:pPr>
-        <w:pStyle w:val="16"/>
+        <w:pStyle w:val="19"/>
         <w:numPr>
           <w:ilvl w:val="0"/>
           <w:numId w:val="1"/>
@@ -13178,7 +15902,7 @@
     </w:p>
     <w:p>
       <w:pPr>
-        <w:pStyle w:val="16"/>
+        <w:pStyle w:val="19"/>
         <w:numPr>
           <w:ilvl w:val="0"/>
           <w:numId w:val="1"/>
@@ -13206,6 +15930,7 @@
           <w:color w:val="auto"/>
         </w:rPr>
       </w:pPr>
+      <w:bookmarkStart w:id="21" w:name="_Toc2194"/>
       <w:r>
         <w:rPr>
           <w:rFonts w:ascii="黑体" w:hAnsi="黑体" w:eastAsia="黑体" w:cs="黑体"/>
@@ -13217,10 +15942,11 @@
         </w:rPr>
         <w:t>4.3　运行时间</w:t>
       </w:r>
+      <w:bookmarkEnd w:id="21"/>
     </w:p>
     <w:tbl>
       <w:tblPr>
-        <w:tblStyle w:val="11"/>
+        <w:tblStyle w:val="14"/>
         <w:tblW w:w="9360" w:type="dxa"/>
         <w:tblInd w:w="0" w:type="dxa"/>
         <w:tblBorders>
@@ -13957,6 +16683,7 @@
           <w:color w:val="auto"/>
         </w:rPr>
       </w:pPr>
+      <w:bookmarkStart w:id="22" w:name="_Toc13394"/>
       <w:r>
         <w:rPr>
           <w:rFonts w:ascii="黑体" w:hAnsi="黑体" w:eastAsia="黑体" w:cs="黑体"/>
@@ -13968,6 +16695,7 @@
         </w:rPr>
         <w:t>5　系统数据结构设计</w:t>
       </w:r>
+      <w:bookmarkEnd w:id="22"/>
     </w:p>
     <w:p>
       <w:pPr>
@@ -13977,6 +16705,7 @@
           <w:color w:val="auto"/>
         </w:rPr>
       </w:pPr>
+      <w:bookmarkStart w:id="23" w:name="_Toc28294"/>
       <w:r>
         <w:rPr>
           <w:rFonts w:ascii="黑体" w:hAnsi="黑体" w:eastAsia="黑体" w:cs="黑体"/>
@@ -13988,6 +16717,7 @@
         </w:rPr>
         <w:t>5.1　逻辑结构设计要点</w:t>
       </w:r>
+      <w:bookmarkEnd w:id="23"/>
     </w:p>
     <w:p>
       <w:pPr>
@@ -14015,6 +16745,7 @@
           <w:color w:val="auto"/>
         </w:rPr>
       </w:pPr>
+      <w:bookmarkStart w:id="24" w:name="_Toc22402"/>
       <w:r>
         <w:rPr>
           <w:rFonts w:ascii="宋体" w:hAnsi="宋体" w:eastAsia="宋体" w:cs="宋体"/>
@@ -14026,10 +16757,11 @@
         </w:rPr>
         <w:t>5.1.1　Restaurant（餐馆数据对象）</w:t>
       </w:r>
+      <w:bookmarkEnd w:id="24"/>
     </w:p>
     <w:tbl>
       <w:tblPr>
-        <w:tblStyle w:val="11"/>
+        <w:tblStyle w:val="14"/>
         <w:tblW w:w="9360" w:type="dxa"/>
         <w:tblInd w:w="0" w:type="dxa"/>
         <w:tblBorders>
@@ -15429,6 +18161,7 @@
           <w:color w:val="auto"/>
         </w:rPr>
       </w:pPr>
+      <w:bookmarkStart w:id="25" w:name="_Toc9723"/>
       <w:r>
         <w:rPr>
           <w:rFonts w:ascii="宋体" w:hAnsi="宋体" w:eastAsia="宋体" w:cs="宋体"/>
@@ -15440,6 +18173,7 @@
         </w:rPr>
         <w:t>5.1.2　数据库核心实体</w:t>
       </w:r>
+      <w:bookmarkEnd w:id="25"/>
     </w:p>
     <w:p>
       <w:pPr>
@@ -15461,7 +18195,7 @@
     </w:p>
     <w:tbl>
       <w:tblPr>
-        <w:tblStyle w:val="11"/>
+        <w:tblStyle w:val="14"/>
         <w:tblW w:w="9360" w:type="dxa"/>
         <w:tblInd w:w="0" w:type="dxa"/>
         <w:tblBorders>
@@ -16585,9 +19319,27 @@
       <w:pPr>
         <w:spacing w:before="0" w:after="0"/>
         <w:rPr>
+          <w:rFonts w:hint="default" w:eastAsia="宋体"/>
           <w:color w:val="auto"/>
+          <w:lang w:val="en-US" w:eastAsia="zh-CN"/>
         </w:rPr>
       </w:pPr>
+      <w:r>
+        <w:rPr>
+          <w:rFonts w:hint="eastAsia"/>
+          <w:color w:val="auto"/>
+          <w:lang w:eastAsia="zh-CN"/>
+        </w:rPr>
+        <w:t xml:space="preserve"> </w:t>
+      </w:r>
+      <w:r>
+        <w:rPr>
+          <w:rFonts w:hint="eastAsia"/>
+          <w:color w:val="auto"/>
+          <w:lang w:val="en-US" w:eastAsia="zh-CN"/>
+        </w:rPr>
+        <w:t xml:space="preserve">                                                                </w:t>
+      </w:r>
     </w:p>
     <w:p>
       <w:pPr>
@@ -16597,6 +19349,7 @@
           <w:color w:val="auto"/>
         </w:rPr>
       </w:pPr>
+      <w:bookmarkStart w:id="26" w:name="_Toc28087"/>
       <w:r>
         <w:rPr>
           <w:rFonts w:ascii="黑体" w:hAnsi="黑体" w:eastAsia="黑体" w:cs="黑体"/>
@@ -16608,6 +19361,7 @@
         </w:rPr>
         <w:t>5.2　物理结构设计要点</w:t>
       </w:r>
+      <w:bookmarkEnd w:id="26"/>
     </w:p>
     <w:p>
       <w:pPr>
@@ -16629,7 +19383,7 @@
     </w:p>
     <w:p>
       <w:pPr>
-        <w:pStyle w:val="16"/>
+        <w:pStyle w:val="19"/>
         <w:numPr>
           <w:ilvl w:val="0"/>
           <w:numId w:val="1"/>
@@ -16651,7 +19405,7 @@
     </w:p>
     <w:p>
       <w:pPr>
-        <w:pStyle w:val="16"/>
+        <w:pStyle w:val="19"/>
         <w:numPr>
           <w:ilvl w:val="0"/>
           <w:numId w:val="1"/>
@@ -16673,7 +19427,7 @@
     </w:p>
     <w:p>
       <w:pPr>
-        <w:pStyle w:val="16"/>
+        <w:pStyle w:val="19"/>
         <w:numPr>
           <w:ilvl w:val="0"/>
           <w:numId w:val="1"/>
@@ -16695,7 +19449,7 @@
     </w:p>
     <w:p>
       <w:pPr>
-        <w:pStyle w:val="16"/>
+        <w:pStyle w:val="19"/>
         <w:numPr>
           <w:ilvl w:val="0"/>
           <w:numId w:val="1"/>
@@ -16717,7 +19471,7 @@
     </w:p>
     <w:p>
       <w:pPr>
-        <w:pStyle w:val="16"/>
+        <w:pStyle w:val="19"/>
         <w:numPr>
           <w:ilvl w:val="0"/>
           <w:numId w:val="1"/>
@@ -16745,6 +19499,7 @@
           <w:color w:val="auto"/>
         </w:rPr>
       </w:pPr>
+      <w:bookmarkStart w:id="27" w:name="_Toc20153"/>
       <w:r>
         <w:rPr>
           <w:rFonts w:ascii="黑体" w:hAnsi="黑体" w:eastAsia="黑体" w:cs="黑体"/>
@@ -16756,10 +19511,11 @@
         </w:rPr>
         <w:t>5.3　数据结构与程序的关系</w:t>
       </w:r>
+      <w:bookmarkEnd w:id="27"/>
     </w:p>
     <w:tbl>
       <w:tblPr>
-        <w:tblStyle w:val="11"/>
+        <w:tblStyle w:val="14"/>
         <w:tblW w:w="10260" w:type="dxa"/>
         <w:tblInd w:w="0" w:type="dxa"/>
         <w:tblBorders>
@@ -18982,6 +21738,7 @@
           <w:color w:val="auto"/>
         </w:rPr>
       </w:pPr>
+      <w:bookmarkStart w:id="28" w:name="_Toc19971"/>
       <w:r>
         <w:rPr>
           <w:rFonts w:ascii="黑体" w:hAnsi="黑体" w:eastAsia="黑体" w:cs="黑体"/>
@@ -18993,6 +21750,7 @@
         </w:rPr>
         <w:t>6　系统出错处理设计</w:t>
       </w:r>
+      <w:bookmarkEnd w:id="28"/>
     </w:p>
     <w:p>
       <w:pPr>
@@ -19002,6 +21760,7 @@
           <w:color w:val="auto"/>
         </w:rPr>
       </w:pPr>
+      <w:bookmarkStart w:id="29" w:name="_Toc18538"/>
       <w:r>
         <w:rPr>
           <w:rFonts w:ascii="黑体" w:hAnsi="黑体" w:eastAsia="黑体" w:cs="黑体"/>
@@ -19013,10 +21772,11 @@
         </w:rPr>
         <w:t>6.1　出错信息</w:t>
       </w:r>
+      <w:bookmarkEnd w:id="29"/>
     </w:p>
     <w:tbl>
       <w:tblPr>
-        <w:tblStyle w:val="11"/>
+        <w:tblStyle w:val="14"/>
         <w:tblW w:w="9360" w:type="dxa"/>
         <w:tblInd w:w="0" w:type="dxa"/>
         <w:tblBorders>
@@ -20470,6 +23230,7 @@
           <w:color w:val="auto"/>
         </w:rPr>
       </w:pPr>
+      <w:bookmarkStart w:id="30" w:name="_Toc4819"/>
       <w:r>
         <w:rPr>
           <w:rFonts w:ascii="黑体" w:hAnsi="黑体" w:eastAsia="黑体" w:cs="黑体"/>
@@ -20481,6 +23242,7 @@
         </w:rPr>
         <w:t>6.2　补救措施</w:t>
       </w:r>
+      <w:bookmarkEnd w:id="30"/>
     </w:p>
     <w:p>
       <w:pPr>
@@ -20490,6 +23252,7 @@
           <w:color w:val="auto"/>
         </w:rPr>
       </w:pPr>
+      <w:bookmarkStart w:id="31" w:name="_Toc24428"/>
       <w:r>
         <w:rPr>
           <w:rFonts w:ascii="宋体" w:hAnsi="宋体" w:eastAsia="宋体" w:cs="宋体"/>
@@ -20501,10 +23264,11 @@
         </w:rPr>
         <w:t>6.2.1　后备技术</w:t>
       </w:r>
+      <w:bookmarkEnd w:id="31"/>
     </w:p>
     <w:p>
       <w:pPr>
-        <w:pStyle w:val="16"/>
+        <w:pStyle w:val="19"/>
         <w:numPr>
           <w:ilvl w:val="0"/>
           <w:numId w:val="1"/>
@@ -20526,7 +23290,7 @@
     </w:p>
     <w:p>
       <w:pPr>
-        <w:pStyle w:val="16"/>
+        <w:pStyle w:val="19"/>
         <w:numPr>
           <w:ilvl w:val="0"/>
           <w:numId w:val="1"/>
@@ -20548,7 +23312,7 @@
     </w:p>
     <w:p>
       <w:pPr>
-        <w:pStyle w:val="16"/>
+        <w:pStyle w:val="19"/>
         <w:numPr>
           <w:ilvl w:val="0"/>
           <w:numId w:val="1"/>
@@ -20576,6 +23340,7 @@
           <w:color w:val="auto"/>
         </w:rPr>
       </w:pPr>
+      <w:bookmarkStart w:id="32" w:name="_Toc11282"/>
       <w:r>
         <w:rPr>
           <w:rFonts w:ascii="宋体" w:hAnsi="宋体" w:eastAsia="宋体" w:cs="宋体"/>
@@ -20587,10 +23352,11 @@
         </w:rPr>
         <w:t>6.2.2　降效技术</w:t>
       </w:r>
+      <w:bookmarkEnd w:id="32"/>
     </w:p>
     <w:p>
       <w:pPr>
-        <w:pStyle w:val="16"/>
+        <w:pStyle w:val="19"/>
         <w:numPr>
           <w:ilvl w:val="0"/>
           <w:numId w:val="1"/>
@@ -20612,7 +23378,7 @@
     </w:p>
     <w:p>
       <w:pPr>
-        <w:pStyle w:val="16"/>
+        <w:pStyle w:val="19"/>
         <w:numPr>
           <w:ilvl w:val="0"/>
           <w:numId w:val="1"/>
@@ -20640,6 +23406,7 @@
           <w:color w:val="auto"/>
         </w:rPr>
       </w:pPr>
+      <w:bookmarkStart w:id="33" w:name="_Toc19708"/>
       <w:r>
         <w:rPr>
           <w:rFonts w:ascii="宋体" w:hAnsi="宋体" w:eastAsia="宋体" w:cs="宋体"/>
@@ -20651,10 +23418,11 @@
         </w:rPr>
         <w:t>6.2.3　恢复及再启动技术</w:t>
       </w:r>
+      <w:bookmarkEnd w:id="33"/>
     </w:p>
     <w:p>
       <w:pPr>
-        <w:pStyle w:val="16"/>
+        <w:pStyle w:val="19"/>
         <w:numPr>
           <w:ilvl w:val="0"/>
           <w:numId w:val="1"/>
@@ -20676,7 +23444,7 @@
     </w:p>
     <w:p>
       <w:pPr>
-        <w:pStyle w:val="16"/>
+        <w:pStyle w:val="19"/>
         <w:numPr>
           <w:ilvl w:val="0"/>
           <w:numId w:val="1"/>
@@ -20698,7 +23466,7 @@
     </w:p>
     <w:p>
       <w:pPr>
-        <w:pStyle w:val="16"/>
+        <w:pStyle w:val="19"/>
         <w:numPr>
           <w:ilvl w:val="0"/>
           <w:numId w:val="1"/>
@@ -20726,6 +23494,7 @@
           <w:color w:val="auto"/>
         </w:rPr>
       </w:pPr>
+      <w:bookmarkStart w:id="34" w:name="_Toc15133"/>
       <w:r>
         <w:rPr>
           <w:rFonts w:ascii="黑体" w:hAnsi="黑体" w:eastAsia="黑体" w:cs="黑体"/>
@@ -20737,6 +23506,7 @@
         </w:rPr>
         <w:t>6.3　系统维护设计</w:t>
       </w:r>
+      <w:bookmarkEnd w:id="34"/>
     </w:p>
     <w:p>
       <w:pPr>
@@ -20758,7 +23528,7 @@
     </w:p>
     <w:p>
       <w:pPr>
-        <w:pStyle w:val="16"/>
+        <w:pStyle w:val="19"/>
         <w:numPr>
           <w:ilvl w:val="0"/>
           <w:numId w:val="1"/>
@@ -20780,7 +23550,7 @@
     </w:p>
     <w:p>
       <w:pPr>
-        <w:pStyle w:val="16"/>
+        <w:pStyle w:val="19"/>
         <w:numPr>
           <w:ilvl w:val="0"/>
           <w:numId w:val="1"/>
@@ -20802,7 +23572,7 @@
     </w:p>
     <w:p>
       <w:pPr>
-        <w:pStyle w:val="16"/>
+        <w:pStyle w:val="19"/>
         <w:numPr>
           <w:ilvl w:val="0"/>
           <w:numId w:val="1"/>
@@ -20824,7 +23594,7 @@
     </w:p>
     <w:p>
       <w:pPr>
-        <w:pStyle w:val="16"/>
+        <w:pStyle w:val="19"/>
         <w:numPr>
           <w:ilvl w:val="0"/>
           <w:numId w:val="1"/>
@@ -20869,6 +23639,7 @@
       <w:pPr>
         <w:pStyle w:val="2"/>
         <w:spacing w:before="360" w:after="200"/>
+        <w:outlineLvl w:val="9"/>
         <w:rPr>
           <w:color w:val="auto"/>
         </w:rPr>
@@ -20889,10 +23660,12 @@
       <w:pPr>
         <w:pStyle w:val="3"/>
         <w:spacing w:before="280" w:after="160"/>
+        <w:outlineLvl w:val="0"/>
         <w:rPr>
           <w:color w:val="auto"/>
         </w:rPr>
       </w:pPr>
+      <w:bookmarkStart w:id="35" w:name="_Toc3531"/>
       <w:r>
         <w:rPr>
           <w:rFonts w:ascii="黑体" w:hAnsi="黑体" w:eastAsia="黑体" w:cs="黑体"/>
@@ -20904,10 +23677,11 @@
         </w:rPr>
         <w:t>附录A　模块分工对应表</w:t>
       </w:r>
+      <w:bookmarkEnd w:id="35"/>
     </w:p>
     <w:tbl>
       <w:tblPr>
-        <w:tblStyle w:val="11"/>
+        <w:tblStyle w:val="14"/>
         <w:tblW w:w="9360" w:type="dxa"/>
         <w:tblInd w:w="0" w:type="dxa"/>
         <w:tblBorders>
@@ -22017,10 +24791,12 @@
       <w:pPr>
         <w:pStyle w:val="3"/>
         <w:spacing w:before="280" w:after="160"/>
+        <w:outlineLvl w:val="0"/>
         <w:rPr>
           <w:color w:val="auto"/>
         </w:rPr>
       </w:pPr>
+      <w:bookmarkStart w:id="36" w:name="_Toc20355"/>
       <w:r>
         <w:rPr>
           <w:rFonts w:ascii="黑体" w:hAnsi="黑体" w:eastAsia="黑体" w:cs="黑体"/>
@@ -22032,6 +24808,7 @@
         </w:rPr>
         <w:t>附录B　Restaurant数据结构示例</w:t>
       </w:r>
+      <w:bookmarkEnd w:id="36"/>
     </w:p>
     <w:p>
       <w:pPr>
@@ -22091,10 +24868,12 @@
       <w:pPr>
         <w:pStyle w:val="3"/>
         <w:spacing w:before="280" w:after="160"/>
+        <w:outlineLvl w:val="0"/>
         <w:rPr>
           <w:color w:val="auto"/>
         </w:rPr>
       </w:pPr>
+      <w:bookmarkStart w:id="37" w:name="_Toc27204"/>
       <w:r>
         <w:rPr>
           <w:rFonts w:ascii="黑体" w:hAnsi="黑体" w:eastAsia="黑体" w:cs="黑体"/>
@@ -22106,10 +24885,11 @@
         </w:rPr>
         <w:t>附录C　推荐评分维度权重（初始值）</w:t>
       </w:r>
+      <w:bookmarkEnd w:id="37"/>
     </w:p>
     <w:tbl>
       <w:tblPr>
-        <w:tblStyle w:val="11"/>
+        <w:tblStyle w:val="14"/>
         <w:tblW w:w="9360" w:type="dxa"/>
         <w:tblInd w:w="0" w:type="dxa"/>
         <w:tblBorders>
@@ -22521,20 +25301,7 @@
                 <w:sz w:val="22"/>
                 <w:szCs w:val="22"/>
               </w:rPr>
-              <w:t>距离越近得分越高，超过最大距离得0</w:t>
-            </w:r>
-            <w:bookmarkStart w:id="0" w:name="_GoBack"/>
-            <w:bookmarkEnd w:id="0"/>
-            <w:r>
-              <w:rPr>
-                <w:rFonts w:ascii="宋体" w:hAnsi="宋体" w:eastAsia="宋体" w:cs="宋体"/>
-                <w:b w:val="0"/>
-                <w:i w:val="0"/>
-                <w:color w:val="000000"/>
-                <w:sz w:val="22"/>
-                <w:szCs w:val="22"/>
-              </w:rPr>
-              <w:t>分</w:t>
+              <w:t>距离越近得分越高，超过最大距离得0分</w:t>
             </w:r>
           </w:p>
         </w:tc>
@@ -23077,8 +25844,6 @@
       </w:r>
     </w:p>
     <w:sectPr>
-      <w:headerReference r:id="rId3" w:type="default"/>
-      <w:footerReference r:id="rId4" w:type="default"/>
       <w:pgSz w:w="11906" w:h="16838"/>
       <w:pgMar w:top="1440" w:right="1440" w:bottom="1440" w:left="1800" w:header="708" w:footer="708" w:gutter="0"/>
       <w:cols w:space="720" w:num="1"/>
@@ -23566,13 +26331,13 @@
       <w:szCs w:val="24"/>
     </w:rPr>
   </w:style>
-  <w:style w:type="character" w:default="1" w:styleId="12">
+  <w:style w:type="character" w:default="1" w:styleId="15">
     <w:name w:val="Default Paragraph Font"/>
     <w:semiHidden/>
     <w:qFormat/>
     <w:uiPriority w:val="0"/>
   </w:style>
-  <w:style w:type="table" w:default="1" w:styleId="11">
+  <w:style w:type="table" w:default="1" w:styleId="14">
     <w:name w:val="Normal Table"/>
     <w:semiHidden/>
     <w:uiPriority w:val="0"/>
@@ -23586,8 +26351,17 @@
     </w:tblPr>
   </w:style>
   <w:style w:type="paragraph" w:styleId="8">
+    <w:name w:val="toc 3"/>
+    <w:basedOn w:val="1"/>
+    <w:next w:val="1"/>
+    <w:uiPriority w:val="0"/>
+    <w:pPr>
+      <w:ind w:left="840" w:leftChars="400"/>
+    </w:pPr>
+  </w:style>
+  <w:style w:type="paragraph" w:styleId="9">
     <w:name w:val="endnote text"/>
-    <w:link w:val="18"/>
+    <w:link w:val="21"/>
     <w:semiHidden/>
     <w:unhideWhenUsed/>
     <w:uiPriority w:val="99"/>
@@ -23600,9 +26374,15 @@
       <w:szCs w:val="20"/>
     </w:rPr>
   </w:style>
-  <w:style w:type="paragraph" w:styleId="9">
+  <w:style w:type="paragraph" w:styleId="10">
+    <w:name w:val="toc 1"/>
+    <w:basedOn w:val="1"/>
+    <w:next w:val="1"/>
+    <w:uiPriority w:val="0"/>
+  </w:style>
+  <w:style w:type="paragraph" w:styleId="11">
     <w:name w:val="footnote text"/>
-    <w:link w:val="17"/>
+    <w:link w:val="20"/>
     <w:semiHidden/>
     <w:unhideWhenUsed/>
     <w:qFormat/>
@@ -23616,7 +26396,16 @@
       <w:szCs w:val="20"/>
     </w:rPr>
   </w:style>
-  <w:style w:type="paragraph" w:styleId="10">
+  <w:style w:type="paragraph" w:styleId="12">
+    <w:name w:val="toc 2"/>
+    <w:basedOn w:val="1"/>
+    <w:next w:val="1"/>
+    <w:uiPriority w:val="0"/>
+    <w:pPr>
+      <w:ind w:left="420" w:leftChars="200"/>
+    </w:pPr>
+  </w:style>
+  <w:style w:type="paragraph" w:styleId="13">
     <w:name w:val="Title"/>
     <w:qFormat/>
     <w:uiPriority w:val="0"/>
@@ -23626,7 +26415,7 @@
       <w:szCs w:val="56"/>
     </w:rPr>
   </w:style>
-  <w:style w:type="character" w:styleId="13">
+  <w:style w:type="character" w:styleId="16">
     <w:name w:val="endnote reference"/>
     <w:semiHidden/>
     <w:unhideWhenUsed/>
@@ -23635,7 +26424,7 @@
       <w:vertAlign w:val="superscript"/>
     </w:rPr>
   </w:style>
-  <w:style w:type="character" w:styleId="14">
+  <w:style w:type="character" w:styleId="17">
     <w:name w:val="Hyperlink"/>
     <w:unhideWhenUsed/>
     <w:qFormat/>
@@ -23645,7 +26434,7 @@
       <w:u w:val="single"/>
     </w:rPr>
   </w:style>
-  <w:style w:type="character" w:styleId="15">
+  <w:style w:type="character" w:styleId="18">
     <w:name w:val="footnote reference"/>
     <w:semiHidden/>
     <w:unhideWhenUsed/>
@@ -23655,7 +26444,7 @@
       <w:vertAlign w:val="superscript"/>
     </w:rPr>
   </w:style>
-  <w:style w:type="paragraph" w:styleId="16">
+  <w:style w:type="paragraph" w:styleId="19">
     <w:name w:val="List Paragraph"/>
     <w:qFormat/>
     <w:uiPriority w:val="0"/>
@@ -23665,9 +26454,9 @@
       <w:szCs w:val="24"/>
     </w:rPr>
   </w:style>
-  <w:style w:type="character" w:customStyle="1" w:styleId="17">
+  <w:style w:type="character" w:customStyle="1" w:styleId="20">
     <w:name w:val="Footnote Text Char"/>
-    <w:link w:val="9"/>
+    <w:link w:val="11"/>
     <w:semiHidden/>
     <w:unhideWhenUsed/>
     <w:uiPriority w:val="99"/>
@@ -23676,9 +26465,9 @@
       <w:szCs w:val="20"/>
     </w:rPr>
   </w:style>
-  <w:style w:type="character" w:customStyle="1" w:styleId="18">
+  <w:style w:type="character" w:customStyle="1" w:styleId="21">
     <w:name w:val="Endnote Text Char"/>
-    <w:link w:val="8"/>
+    <w:link w:val="9"/>
     <w:semiHidden/>
     <w:unhideWhenUsed/>
     <w:uiPriority w:val="99"/>
